--- a/fuentes/CFA1_06110158.docx
+++ b/fuentes/CFA1_06110158.docx
@@ -515,7 +515,7 @@
           <w:r>
             <w:fldChar w:fldCharType="separate"/>
           </w:r>
-          <w:hyperlink w:anchor="_Toc214654895" w:history="1">
+          <w:hyperlink w:anchor="_Toc215288776" w:history="1">
             <w:r>
               <w:rPr>
                 <w:rStyle w:val="Hipervnculo"/>
@@ -542,7 +542,7 @@
                 <w:noProof/>
                 <w:webHidden/>
               </w:rPr>
-              <w:instrText xml:space="preserve"> PAGEREF _Toc214654895 \h </w:instrText>
+              <w:instrText xml:space="preserve"> PAGEREF _Toc215288776 \h </w:instrText>
             </w:r>
             <w:r>
               <w:rPr>
@@ -588,7 +588,7 @@
               <w:lang w:eastAsia="es-MX"/>
             </w:rPr>
           </w:pPr>
-          <w:hyperlink w:anchor="_Toc214654896" w:history="1">
+          <w:hyperlink w:anchor="_Toc215288777" w:history="1">
             <w:r>
               <w:rPr>
                 <w:rStyle w:val="Hipervnculo"/>
@@ -632,7 +632,7 @@
                 <w:noProof/>
                 <w:webHidden/>
               </w:rPr>
-              <w:instrText xml:space="preserve"> PAGEREF _Toc214654896 \h </w:instrText>
+              <w:instrText xml:space="preserve"> PAGEREF _Toc215288777 \h </w:instrText>
             </w:r>
             <w:r>
               <w:rPr>
@@ -652,7 +652,7 @@
                 <w:noProof/>
                 <w:webHidden/>
               </w:rPr>
-              <w:t>3</w:t>
+              <w:t>4</w:t>
             </w:r>
             <w:r>
               <w:rPr>
@@ -674,7 +674,7 @@
               <w:lang w:eastAsia="es-MX"/>
             </w:rPr>
           </w:pPr>
-          <w:hyperlink w:anchor="_Toc214654897" w:history="1">
+          <w:hyperlink w:anchor="_Toc215288778" w:history="1">
             <w:r>
               <w:rPr>
                 <w:rStyle w:val="Hipervnculo"/>
@@ -718,7 +718,7 @@
                 <w:noProof/>
                 <w:webHidden/>
               </w:rPr>
-              <w:instrText xml:space="preserve"> PAGEREF _Toc214654897 \h </w:instrText>
+              <w:instrText xml:space="preserve"> PAGEREF _Toc215288778 \h </w:instrText>
             </w:r>
             <w:r>
               <w:rPr>
@@ -738,7 +738,7 @@
                 <w:noProof/>
                 <w:webHidden/>
               </w:rPr>
-              <w:t>3</w:t>
+              <w:t>4</w:t>
             </w:r>
             <w:r>
               <w:rPr>
@@ -760,7 +760,7 @@
               <w:lang w:eastAsia="es-MX"/>
             </w:rPr>
           </w:pPr>
-          <w:hyperlink w:anchor="_Toc214654898" w:history="1">
+          <w:hyperlink w:anchor="_Toc215288779" w:history="1">
             <w:r>
               <w:rPr>
                 <w:rStyle w:val="Hipervnculo"/>
@@ -787,7 +787,7 @@
                 <w:noProof/>
                 <w:webHidden/>
               </w:rPr>
-              <w:instrText xml:space="preserve"> PAGEREF _Toc214654898 \h </w:instrText>
+              <w:instrText xml:space="preserve"> PAGEREF _Toc215288779 \h </w:instrText>
             </w:r>
             <w:r>
               <w:rPr>
@@ -807,7 +807,7 @@
                 <w:noProof/>
                 <w:webHidden/>
               </w:rPr>
-              <w:t>3</w:t>
+              <w:t>4</w:t>
             </w:r>
             <w:r>
               <w:rPr>
@@ -829,7 +829,7 @@
               <w:lang w:eastAsia="es-MX"/>
             </w:rPr>
           </w:pPr>
-          <w:hyperlink w:anchor="_Toc214654899" w:history="1">
+          <w:hyperlink w:anchor="_Toc215288780" w:history="1">
             <w:r>
               <w:rPr>
                 <w:rStyle w:val="Hipervnculo"/>
@@ -856,7 +856,7 @@
                 <w:noProof/>
                 <w:webHidden/>
               </w:rPr>
-              <w:instrText xml:space="preserve"> PAGEREF _Toc214654899 \h </w:instrText>
+              <w:instrText xml:space="preserve"> PAGEREF _Toc215288780 \h </w:instrText>
             </w:r>
             <w:r>
               <w:rPr>
@@ -876,7 +876,7 @@
                 <w:noProof/>
                 <w:webHidden/>
               </w:rPr>
-              <w:t>5</w:t>
+              <w:t>6</w:t>
             </w:r>
             <w:r>
               <w:rPr>
@@ -898,7 +898,7 @@
               <w:lang w:eastAsia="es-MX"/>
             </w:rPr>
           </w:pPr>
-          <w:hyperlink w:anchor="_Toc214654900" w:history="1">
+          <w:hyperlink w:anchor="_Toc215288781" w:history="1">
             <w:r>
               <w:rPr>
                 <w:rStyle w:val="Hipervnculo"/>
@@ -925,7 +925,7 @@
                 <w:noProof/>
                 <w:webHidden/>
               </w:rPr>
-              <w:instrText xml:space="preserve"> PAGEREF _Toc214654900 \h </w:instrText>
+              <w:instrText xml:space="preserve"> PAGEREF _Toc215288781 \h </w:instrText>
             </w:r>
             <w:r>
               <w:rPr>
@@ -945,7 +945,7 @@
                 <w:noProof/>
                 <w:webHidden/>
               </w:rPr>
-              <w:t>6</w:t>
+              <w:t>7</w:t>
             </w:r>
             <w:r>
               <w:rPr>
@@ -967,7 +967,7 @@
               <w:lang w:eastAsia="es-MX"/>
             </w:rPr>
           </w:pPr>
-          <w:hyperlink w:anchor="_Toc214654901" w:history="1">
+          <w:hyperlink w:anchor="_Toc215288782" w:history="1">
             <w:r>
               <w:rPr>
                 <w:rStyle w:val="Hipervnculo"/>
@@ -994,7 +994,7 @@
                 <w:noProof/>
                 <w:webHidden/>
               </w:rPr>
-              <w:instrText xml:space="preserve"> PAGEREF _Toc214654901 \h </w:instrText>
+              <w:instrText xml:space="preserve"> PAGEREF _Toc215288782 \h </w:instrText>
             </w:r>
             <w:r>
               <w:rPr>
@@ -1014,7 +1014,7 @@
                 <w:noProof/>
                 <w:webHidden/>
               </w:rPr>
-              <w:t>7</w:t>
+              <w:t>8</w:t>
             </w:r>
             <w:r>
               <w:rPr>
@@ -1040,7 +1040,7 @@
               <w:lang w:eastAsia="es-MX"/>
             </w:rPr>
           </w:pPr>
-          <w:hyperlink w:anchor="_Toc214654902" w:history="1">
+          <w:hyperlink w:anchor="_Toc215288783" w:history="1">
             <w:r>
               <w:rPr>
                 <w:rStyle w:val="Hipervnculo"/>
@@ -1084,7 +1084,7 @@
                 <w:noProof/>
                 <w:webHidden/>
               </w:rPr>
-              <w:instrText xml:space="preserve"> PAGEREF _Toc214654902 \h </w:instrText>
+              <w:instrText xml:space="preserve"> PAGEREF _Toc215288783 \h </w:instrText>
             </w:r>
             <w:r>
               <w:rPr>
@@ -1104,7 +1104,7 @@
                 <w:noProof/>
                 <w:webHidden/>
               </w:rPr>
-              <w:t>10</w:t>
+              <w:t>11</w:t>
             </w:r>
             <w:r>
               <w:rPr>
@@ -1126,7 +1126,7 @@
               <w:lang w:eastAsia="es-MX"/>
             </w:rPr>
           </w:pPr>
-          <w:hyperlink w:anchor="_Toc214654903" w:history="1">
+          <w:hyperlink w:anchor="_Toc215288784" w:history="1">
             <w:r>
               <w:rPr>
                 <w:rStyle w:val="Hipervnculo"/>
@@ -1153,7 +1153,7 @@
                 <w:noProof/>
                 <w:webHidden/>
               </w:rPr>
-              <w:instrText xml:space="preserve"> PAGEREF _Toc214654903 \h </w:instrText>
+              <w:instrText xml:space="preserve"> PAGEREF _Toc215288784 \h </w:instrText>
             </w:r>
             <w:r>
               <w:rPr>
@@ -1173,7 +1173,7 @@
                 <w:noProof/>
                 <w:webHidden/>
               </w:rPr>
-              <w:t>10</w:t>
+              <w:t>11</w:t>
             </w:r>
             <w:r>
               <w:rPr>
@@ -1195,7 +1195,7 @@
               <w:lang w:eastAsia="es-MX"/>
             </w:rPr>
           </w:pPr>
-          <w:hyperlink w:anchor="_Toc214654904" w:history="1">
+          <w:hyperlink w:anchor="_Toc215288785" w:history="1">
             <w:r>
               <w:rPr>
                 <w:rStyle w:val="Hipervnculo"/>
@@ -1222,7 +1222,7 @@
                 <w:noProof/>
                 <w:webHidden/>
               </w:rPr>
-              <w:instrText xml:space="preserve"> PAGEREF _Toc214654904 \h </w:instrText>
+              <w:instrText xml:space="preserve"> PAGEREF _Toc215288785 \h </w:instrText>
             </w:r>
             <w:r>
               <w:rPr>
@@ -1242,7 +1242,7 @@
                 <w:noProof/>
                 <w:webHidden/>
               </w:rPr>
-              <w:t>11</w:t>
+              <w:t>12</w:t>
             </w:r>
             <w:r>
               <w:rPr>
@@ -1264,7 +1264,7 @@
               <w:lang w:eastAsia="es-MX"/>
             </w:rPr>
           </w:pPr>
-          <w:hyperlink w:anchor="_Toc214654905" w:history="1">
+          <w:hyperlink w:anchor="_Toc215288786" w:history="1">
             <w:r>
               <w:rPr>
                 <w:rStyle w:val="Hipervnculo"/>
@@ -1291,7 +1291,7 @@
                 <w:noProof/>
                 <w:webHidden/>
               </w:rPr>
-              <w:instrText xml:space="preserve"> PAGEREF _Toc214654905 \h </w:instrText>
+              <w:instrText xml:space="preserve"> PAGEREF _Toc215288786 \h </w:instrText>
             </w:r>
             <w:r>
               <w:rPr>
@@ -1311,7 +1311,7 @@
                 <w:noProof/>
                 <w:webHidden/>
               </w:rPr>
-              <w:t>11</w:t>
+              <w:t>12</w:t>
             </w:r>
             <w:r>
               <w:rPr>
@@ -1333,7 +1333,7 @@
               <w:lang w:eastAsia="es-MX"/>
             </w:rPr>
           </w:pPr>
-          <w:hyperlink w:anchor="_Toc214654906" w:history="1">
+          <w:hyperlink w:anchor="_Toc215288787" w:history="1">
             <w:r>
               <w:rPr>
                 <w:rStyle w:val="Hipervnculo"/>
@@ -1360,7 +1360,7 @@
                 <w:noProof/>
                 <w:webHidden/>
               </w:rPr>
-              <w:instrText xml:space="preserve"> PAGEREF _Toc214654906 \h </w:instrText>
+              <w:instrText xml:space="preserve"> PAGEREF _Toc215288787 \h </w:instrText>
             </w:r>
             <w:r>
               <w:rPr>
@@ -1380,7 +1380,7 @@
                 <w:noProof/>
                 <w:webHidden/>
               </w:rPr>
-              <w:t>14</w:t>
+              <w:t>15</w:t>
             </w:r>
             <w:r>
               <w:rPr>
@@ -1406,7 +1406,7 @@
               <w:lang w:eastAsia="es-MX"/>
             </w:rPr>
           </w:pPr>
-          <w:hyperlink w:anchor="_Toc214654907" w:history="1">
+          <w:hyperlink w:anchor="_Toc215288788" w:history="1">
             <w:r>
               <w:rPr>
                 <w:rStyle w:val="Hipervnculo"/>
@@ -1450,7 +1450,7 @@
                 <w:noProof/>
                 <w:webHidden/>
               </w:rPr>
-              <w:instrText xml:space="preserve"> PAGEREF _Toc214654907 \h </w:instrText>
+              <w:instrText xml:space="preserve"> PAGEREF _Toc215288788 \h </w:instrText>
             </w:r>
             <w:r>
               <w:rPr>
@@ -1470,7 +1470,7 @@
                 <w:noProof/>
                 <w:webHidden/>
               </w:rPr>
-              <w:t>16</w:t>
+              <w:t>17</w:t>
             </w:r>
             <w:r>
               <w:rPr>
@@ -1492,7 +1492,7 @@
               <w:lang w:eastAsia="es-MX"/>
             </w:rPr>
           </w:pPr>
-          <w:hyperlink w:anchor="_Toc214654908" w:history="1">
+          <w:hyperlink w:anchor="_Toc215288789" w:history="1">
             <w:r>
               <w:rPr>
                 <w:rStyle w:val="Hipervnculo"/>
@@ -1519,7 +1519,7 @@
                 <w:noProof/>
                 <w:webHidden/>
               </w:rPr>
-              <w:instrText xml:space="preserve"> PAGEREF _Toc214654908 \h </w:instrText>
+              <w:instrText xml:space="preserve"> PAGEREF _Toc215288789 \h </w:instrText>
             </w:r>
             <w:r>
               <w:rPr>
@@ -1539,7 +1539,7 @@
                 <w:noProof/>
                 <w:webHidden/>
               </w:rPr>
-              <w:t>16</w:t>
+              <w:t>17</w:t>
             </w:r>
             <w:r>
               <w:rPr>
@@ -1561,7 +1561,7 @@
               <w:lang w:eastAsia="es-MX"/>
             </w:rPr>
           </w:pPr>
-          <w:hyperlink w:anchor="_Toc214654909" w:history="1">
+          <w:hyperlink w:anchor="_Toc215288790" w:history="1">
             <w:r>
               <w:rPr>
                 <w:rStyle w:val="Hipervnculo"/>
@@ -1588,7 +1588,7 @@
                 <w:noProof/>
                 <w:webHidden/>
               </w:rPr>
-              <w:instrText xml:space="preserve"> PAGEREF _Toc214654909 \h </w:instrText>
+              <w:instrText xml:space="preserve"> PAGEREF _Toc215288790 \h </w:instrText>
             </w:r>
             <w:r>
               <w:rPr>
@@ -1608,7 +1608,7 @@
                 <w:noProof/>
                 <w:webHidden/>
               </w:rPr>
-              <w:t>18</w:t>
+              <w:t>19</w:t>
             </w:r>
             <w:r>
               <w:rPr>
@@ -1630,7 +1630,7 @@
               <w:lang w:eastAsia="es-MX"/>
             </w:rPr>
           </w:pPr>
-          <w:hyperlink w:anchor="_Toc214654910" w:history="1">
+          <w:hyperlink w:anchor="_Toc215288791" w:history="1">
             <w:r>
               <w:rPr>
                 <w:rStyle w:val="Hipervnculo"/>
@@ -1657,7 +1657,7 @@
                 <w:noProof/>
                 <w:webHidden/>
               </w:rPr>
-              <w:instrText xml:space="preserve"> PAGEREF _Toc214654910 \h </w:instrText>
+              <w:instrText xml:space="preserve"> PAGEREF _Toc215288791 \h </w:instrText>
             </w:r>
             <w:r>
               <w:rPr>
@@ -1677,7 +1677,7 @@
                 <w:noProof/>
                 <w:webHidden/>
               </w:rPr>
-              <w:t>23</w:t>
+              <w:t>24</w:t>
             </w:r>
             <w:r>
               <w:rPr>
@@ -1703,7 +1703,7 @@
               <w:lang w:eastAsia="es-MX"/>
             </w:rPr>
           </w:pPr>
-          <w:hyperlink w:anchor="_Toc214654911" w:history="1">
+          <w:hyperlink w:anchor="_Toc215288792" w:history="1">
             <w:r>
               <w:rPr>
                 <w:rStyle w:val="Hipervnculo"/>
@@ -1747,7 +1747,7 @@
                 <w:noProof/>
                 <w:webHidden/>
               </w:rPr>
-              <w:instrText xml:space="preserve"> PAGEREF _Toc214654911 \h </w:instrText>
+              <w:instrText xml:space="preserve"> PAGEREF _Toc215288792 \h </w:instrText>
             </w:r>
             <w:r>
               <w:rPr>
@@ -1767,7 +1767,7 @@
                 <w:noProof/>
                 <w:webHidden/>
               </w:rPr>
-              <w:t>25</w:t>
+              <w:t>26</w:t>
             </w:r>
             <w:r>
               <w:rPr>
@@ -1789,7 +1789,7 @@
               <w:lang w:eastAsia="es-MX"/>
             </w:rPr>
           </w:pPr>
-          <w:hyperlink w:anchor="_Toc214654912" w:history="1">
+          <w:hyperlink w:anchor="_Toc215288793" w:history="1">
             <w:r>
               <w:rPr>
                 <w:rStyle w:val="Hipervnculo"/>
@@ -1816,7 +1816,7 @@
                 <w:noProof/>
                 <w:webHidden/>
               </w:rPr>
-              <w:instrText xml:space="preserve"> PAGEREF _Toc214654912 \h </w:instrText>
+              <w:instrText xml:space="preserve"> PAGEREF _Toc215288793 \h </w:instrText>
             </w:r>
             <w:r>
               <w:rPr>
@@ -1836,7 +1836,7 @@
                 <w:noProof/>
                 <w:webHidden/>
               </w:rPr>
-              <w:t>25</w:t>
+              <w:t>26</w:t>
             </w:r>
             <w:r>
               <w:rPr>
@@ -1858,7 +1858,7 @@
               <w:lang w:eastAsia="es-MX"/>
             </w:rPr>
           </w:pPr>
-          <w:hyperlink w:anchor="_Toc214654913" w:history="1">
+          <w:hyperlink w:anchor="_Toc215288794" w:history="1">
             <w:r>
               <w:rPr>
                 <w:rStyle w:val="Hipervnculo"/>
@@ -1885,7 +1885,7 @@
                 <w:noProof/>
                 <w:webHidden/>
               </w:rPr>
-              <w:instrText xml:space="preserve"> PAGEREF _Toc214654913 \h </w:instrText>
+              <w:instrText xml:space="preserve"> PAGEREF _Toc215288794 \h </w:instrText>
             </w:r>
             <w:r>
               <w:rPr>
@@ -1905,7 +1905,7 @@
                 <w:noProof/>
                 <w:webHidden/>
               </w:rPr>
-              <w:t>25</w:t>
+              <w:t>26</w:t>
             </w:r>
             <w:r>
               <w:rPr>
@@ -1927,7 +1927,7 @@
               <w:lang w:eastAsia="es-MX"/>
             </w:rPr>
           </w:pPr>
-          <w:hyperlink w:anchor="_Toc214654914" w:history="1">
+          <w:hyperlink w:anchor="_Toc215288795" w:history="1">
             <w:r>
               <w:rPr>
                 <w:rStyle w:val="Hipervnculo"/>
@@ -1954,7 +1954,7 @@
                 <w:noProof/>
                 <w:webHidden/>
               </w:rPr>
-              <w:instrText xml:space="preserve"> PAGEREF _Toc214654914 \h </w:instrText>
+              <w:instrText xml:space="preserve"> PAGEREF _Toc215288795 \h </w:instrText>
             </w:r>
             <w:r>
               <w:rPr>
@@ -1974,7 +1974,7 @@
                 <w:noProof/>
                 <w:webHidden/>
               </w:rPr>
-              <w:t>27</w:t>
+              <w:t>28</w:t>
             </w:r>
             <w:r>
               <w:rPr>
@@ -1996,7 +1996,7 @@
               <w:lang w:eastAsia="es-MX"/>
             </w:rPr>
           </w:pPr>
-          <w:hyperlink w:anchor="_Toc214654915" w:history="1">
+          <w:hyperlink w:anchor="_Toc215288796" w:history="1">
             <w:r>
               <w:rPr>
                 <w:rStyle w:val="Hipervnculo"/>
@@ -2023,7 +2023,7 @@
                 <w:noProof/>
                 <w:webHidden/>
               </w:rPr>
-              <w:instrText xml:space="preserve"> PAGEREF _Toc214654915 \h </w:instrText>
+              <w:instrText xml:space="preserve"> PAGEREF _Toc215288796 \h </w:instrText>
             </w:r>
             <w:r>
               <w:rPr>
@@ -2043,7 +2043,7 @@
                 <w:noProof/>
                 <w:webHidden/>
               </w:rPr>
-              <w:t>28</w:t>
+              <w:t>29</w:t>
             </w:r>
             <w:r>
               <w:rPr>
@@ -2065,7 +2065,7 @@
               <w:lang w:eastAsia="es-MX"/>
             </w:rPr>
           </w:pPr>
-          <w:hyperlink w:anchor="_Toc214654916" w:history="1">
+          <w:hyperlink w:anchor="_Toc215288797" w:history="1">
             <w:r>
               <w:rPr>
                 <w:rStyle w:val="Hipervnculo"/>
@@ -2092,7 +2092,7 @@
                 <w:noProof/>
                 <w:webHidden/>
               </w:rPr>
-              <w:instrText xml:space="preserve"> PAGEREF _Toc214654916 \h </w:instrText>
+              <w:instrText xml:space="preserve"> PAGEREF _Toc215288797 \h </w:instrText>
             </w:r>
             <w:r>
               <w:rPr>
@@ -2112,7 +2112,7 @@
                 <w:noProof/>
                 <w:webHidden/>
               </w:rPr>
-              <w:t>29</w:t>
+              <w:t>30</w:t>
             </w:r>
             <w:r>
               <w:rPr>
@@ -2138,7 +2138,7 @@
               <w:lang w:eastAsia="es-MX"/>
             </w:rPr>
           </w:pPr>
-          <w:hyperlink w:anchor="_Toc214654917" w:history="1">
+          <w:hyperlink w:anchor="_Toc215288798" w:history="1">
             <w:r>
               <w:rPr>
                 <w:rStyle w:val="Hipervnculo"/>
@@ -2182,7 +2182,7 @@
                 <w:noProof/>
                 <w:webHidden/>
               </w:rPr>
-              <w:instrText xml:space="preserve"> PAGEREF _Toc214654917 \h </w:instrText>
+              <w:instrText xml:space="preserve"> PAGEREF _Toc215288798 \h </w:instrText>
             </w:r>
             <w:r>
               <w:rPr>
@@ -2202,7 +2202,7 @@
                 <w:noProof/>
                 <w:webHidden/>
               </w:rPr>
-              <w:t>31</w:t>
+              <w:t>32</w:t>
             </w:r>
             <w:r>
               <w:rPr>
@@ -2224,7 +2224,7 @@
               <w:lang w:eastAsia="es-MX"/>
             </w:rPr>
           </w:pPr>
-          <w:hyperlink w:anchor="_Toc214654918" w:history="1">
+          <w:hyperlink w:anchor="_Toc215288799" w:history="1">
             <w:r>
               <w:rPr>
                 <w:rStyle w:val="Hipervnculo"/>
@@ -2251,7 +2251,7 @@
                 <w:noProof/>
                 <w:webHidden/>
               </w:rPr>
-              <w:instrText xml:space="preserve"> PAGEREF _Toc214654918 \h </w:instrText>
+              <w:instrText xml:space="preserve"> PAGEREF _Toc215288799 \h </w:instrText>
             </w:r>
             <w:r>
               <w:rPr>
@@ -2271,7 +2271,7 @@
                 <w:noProof/>
                 <w:webHidden/>
               </w:rPr>
-              <w:t>31</w:t>
+              <w:t>32</w:t>
             </w:r>
             <w:r>
               <w:rPr>
@@ -2293,7 +2293,7 @@
               <w:lang w:eastAsia="es-MX"/>
             </w:rPr>
           </w:pPr>
-          <w:hyperlink w:anchor="_Toc214654919" w:history="1">
+          <w:hyperlink w:anchor="_Toc215288800" w:history="1">
             <w:r>
               <w:rPr>
                 <w:rStyle w:val="Hipervnculo"/>
@@ -2320,7 +2320,7 @@
                 <w:noProof/>
                 <w:webHidden/>
               </w:rPr>
-              <w:instrText xml:space="preserve"> PAGEREF _Toc214654919 \h </w:instrText>
+              <w:instrText xml:space="preserve"> PAGEREF _Toc215288800 \h </w:instrText>
             </w:r>
             <w:r>
               <w:rPr>
@@ -2340,7 +2340,7 @@
                 <w:noProof/>
                 <w:webHidden/>
               </w:rPr>
-              <w:t>32</w:t>
+              <w:t>33</w:t>
             </w:r>
             <w:r>
               <w:rPr>
@@ -2362,7 +2362,7 @@
               <w:lang w:eastAsia="es-MX"/>
             </w:rPr>
           </w:pPr>
-          <w:hyperlink w:anchor="_Toc214654920" w:history="1">
+          <w:hyperlink w:anchor="_Toc215288801" w:history="1">
             <w:r>
               <w:rPr>
                 <w:rStyle w:val="Hipervnculo"/>
@@ -2389,7 +2389,7 @@
                 <w:noProof/>
                 <w:webHidden/>
               </w:rPr>
-              <w:instrText xml:space="preserve"> PAGEREF _Toc214654920 \h </w:instrText>
+              <w:instrText xml:space="preserve"> PAGEREF _Toc215288801 \h </w:instrText>
             </w:r>
             <w:r>
               <w:rPr>
@@ -2409,7 +2409,7 @@
                 <w:noProof/>
                 <w:webHidden/>
               </w:rPr>
-              <w:t>33</w:t>
+              <w:t>34</w:t>
             </w:r>
             <w:r>
               <w:rPr>
@@ -2435,7 +2435,7 @@
               <w:lang w:eastAsia="es-MX"/>
             </w:rPr>
           </w:pPr>
-          <w:hyperlink w:anchor="_Toc214654921" w:history="1">
+          <w:hyperlink w:anchor="_Toc215288802" w:history="1">
             <w:r>
               <w:rPr>
                 <w:rStyle w:val="Hipervnculo"/>
@@ -2479,7 +2479,7 @@
                 <w:noProof/>
                 <w:webHidden/>
               </w:rPr>
-              <w:instrText xml:space="preserve"> PAGEREF _Toc214654921 \h </w:instrText>
+              <w:instrText xml:space="preserve"> PAGEREF _Toc215288802 \h </w:instrText>
             </w:r>
             <w:r>
               <w:rPr>
@@ -2499,7 +2499,7 @@
                 <w:noProof/>
                 <w:webHidden/>
               </w:rPr>
-              <w:t>36</w:t>
+              <w:t>37</w:t>
             </w:r>
             <w:r>
               <w:rPr>
@@ -2521,7 +2521,7 @@
               <w:lang w:eastAsia="es-MX"/>
             </w:rPr>
           </w:pPr>
-          <w:hyperlink w:anchor="_Toc214654922" w:history="1">
+          <w:hyperlink w:anchor="_Toc215288803" w:history="1">
             <w:r>
               <w:rPr>
                 <w:rStyle w:val="Hipervnculo"/>
@@ -2548,7 +2548,7 @@
                 <w:noProof/>
                 <w:webHidden/>
               </w:rPr>
-              <w:instrText xml:space="preserve"> PAGEREF _Toc214654922 \h </w:instrText>
+              <w:instrText xml:space="preserve"> PAGEREF _Toc215288803 \h </w:instrText>
             </w:r>
             <w:r>
               <w:rPr>
@@ -2568,7 +2568,7 @@
                 <w:noProof/>
                 <w:webHidden/>
               </w:rPr>
-              <w:t>36</w:t>
+              <w:t>37</w:t>
             </w:r>
             <w:r>
               <w:rPr>
@@ -2590,7 +2590,7 @@
               <w:lang w:eastAsia="es-MX"/>
             </w:rPr>
           </w:pPr>
-          <w:hyperlink w:anchor="_Toc214654923" w:history="1">
+          <w:hyperlink w:anchor="_Toc215288804" w:history="1">
             <w:r>
               <w:rPr>
                 <w:rStyle w:val="Hipervnculo"/>
@@ -2617,7 +2617,7 @@
                 <w:noProof/>
                 <w:webHidden/>
               </w:rPr>
-              <w:instrText xml:space="preserve"> PAGEREF _Toc214654923 \h </w:instrText>
+              <w:instrText xml:space="preserve"> PAGEREF _Toc215288804 \h </w:instrText>
             </w:r>
             <w:r>
               <w:rPr>
@@ -2637,7 +2637,7 @@
                 <w:noProof/>
                 <w:webHidden/>
               </w:rPr>
-              <w:t>37</w:t>
+              <w:t>38</w:t>
             </w:r>
             <w:r>
               <w:rPr>
@@ -2659,7 +2659,7 @@
               <w:lang w:eastAsia="es-MX"/>
             </w:rPr>
           </w:pPr>
-          <w:hyperlink w:anchor="_Toc214654924" w:history="1">
+          <w:hyperlink w:anchor="_Toc215288805" w:history="1">
             <w:r>
               <w:rPr>
                 <w:rStyle w:val="Hipervnculo"/>
@@ -2686,7 +2686,7 @@
                 <w:noProof/>
                 <w:webHidden/>
               </w:rPr>
-              <w:instrText xml:space="preserve"> PAGEREF _Toc214654924 \h </w:instrText>
+              <w:instrText xml:space="preserve"> PAGEREF _Toc215288805 \h </w:instrText>
             </w:r>
             <w:r>
               <w:rPr>
@@ -2706,7 +2706,7 @@
                 <w:noProof/>
                 <w:webHidden/>
               </w:rPr>
-              <w:t>38</w:t>
+              <w:t>39</w:t>
             </w:r>
             <w:r>
               <w:rPr>
@@ -2728,7 +2728,7 @@
               <w:lang w:eastAsia="es-MX"/>
             </w:rPr>
           </w:pPr>
-          <w:hyperlink w:anchor="_Toc214654925" w:history="1">
+          <w:hyperlink w:anchor="_Toc215288806" w:history="1">
             <w:r>
               <w:rPr>
                 <w:rStyle w:val="Hipervnculo"/>
@@ -2755,7 +2755,7 @@
                 <w:noProof/>
                 <w:webHidden/>
               </w:rPr>
-              <w:instrText xml:space="preserve"> PAGEREF _Toc214654925 \h </w:instrText>
+              <w:instrText xml:space="preserve"> PAGEREF _Toc215288806 \h </w:instrText>
             </w:r>
             <w:r>
               <w:rPr>
@@ -2775,7 +2775,7 @@
                 <w:noProof/>
                 <w:webHidden/>
               </w:rPr>
-              <w:t>39</w:t>
+              <w:t>40</w:t>
             </w:r>
             <w:r>
               <w:rPr>
@@ -2801,7 +2801,7 @@
               <w:lang w:eastAsia="es-MX"/>
             </w:rPr>
           </w:pPr>
-          <w:hyperlink w:anchor="_Toc214654926" w:history="1">
+          <w:hyperlink w:anchor="_Toc215288807" w:history="1">
             <w:r>
               <w:rPr>
                 <w:rStyle w:val="Hipervnculo"/>
@@ -2845,7 +2845,7 @@
                 <w:noProof/>
                 <w:webHidden/>
               </w:rPr>
-              <w:instrText xml:space="preserve"> PAGEREF _Toc214654926 \h </w:instrText>
+              <w:instrText xml:space="preserve"> PAGEREF _Toc215288807 \h </w:instrText>
             </w:r>
             <w:r>
               <w:rPr>
@@ -2865,7 +2865,7 @@
                 <w:noProof/>
                 <w:webHidden/>
               </w:rPr>
-              <w:t>41</w:t>
+              <w:t>42</w:t>
             </w:r>
             <w:r>
               <w:rPr>
@@ -2887,7 +2887,7 @@
               <w:lang w:eastAsia="es-MX"/>
             </w:rPr>
           </w:pPr>
-          <w:hyperlink w:anchor="_Toc214654927" w:history="1">
+          <w:hyperlink w:anchor="_Toc215288808" w:history="1">
             <w:r>
               <w:rPr>
                 <w:rStyle w:val="Hipervnculo"/>
@@ -2914,7 +2914,7 @@
                 <w:noProof/>
                 <w:webHidden/>
               </w:rPr>
-              <w:instrText xml:space="preserve"> PAGEREF _Toc214654927 \h </w:instrText>
+              <w:instrText xml:space="preserve"> PAGEREF _Toc215288808 \h </w:instrText>
             </w:r>
             <w:r>
               <w:rPr>
@@ -2934,7 +2934,7 @@
                 <w:noProof/>
                 <w:webHidden/>
               </w:rPr>
-              <w:t>41</w:t>
+              <w:t>42</w:t>
             </w:r>
             <w:r>
               <w:rPr>
@@ -2956,7 +2956,7 @@
               <w:lang w:eastAsia="es-MX"/>
             </w:rPr>
           </w:pPr>
-          <w:hyperlink w:anchor="_Toc214654928" w:history="1">
+          <w:hyperlink w:anchor="_Toc215288809" w:history="1">
             <w:r>
               <w:rPr>
                 <w:rStyle w:val="Hipervnculo"/>
@@ -2983,7 +2983,7 @@
                 <w:noProof/>
                 <w:webHidden/>
               </w:rPr>
-              <w:instrText xml:space="preserve"> PAGEREF _Toc214654928 \h </w:instrText>
+              <w:instrText xml:space="preserve"> PAGEREF _Toc215288809 \h </w:instrText>
             </w:r>
             <w:r>
               <w:rPr>
@@ -3003,7 +3003,7 @@
                 <w:noProof/>
                 <w:webHidden/>
               </w:rPr>
-              <w:t>42</w:t>
+              <w:t>43</w:t>
             </w:r>
             <w:r>
               <w:rPr>
@@ -3025,7 +3025,7 @@
               <w:lang w:eastAsia="es-MX"/>
             </w:rPr>
           </w:pPr>
-          <w:hyperlink w:anchor="_Toc214654929" w:history="1">
+          <w:hyperlink w:anchor="_Toc215288810" w:history="1">
             <w:r>
               <w:rPr>
                 <w:rStyle w:val="Hipervnculo"/>
@@ -3052,7 +3052,7 @@
                 <w:noProof/>
                 <w:webHidden/>
               </w:rPr>
-              <w:instrText xml:space="preserve"> PAGEREF _Toc214654929 \h </w:instrText>
+              <w:instrText xml:space="preserve"> PAGEREF _Toc215288810 \h </w:instrText>
             </w:r>
             <w:r>
               <w:rPr>
@@ -3072,7 +3072,7 @@
                 <w:noProof/>
                 <w:webHidden/>
               </w:rPr>
-              <w:t>43</w:t>
+              <w:t>44</w:t>
             </w:r>
             <w:r>
               <w:rPr>
@@ -3097,7 +3097,7 @@
               <w:lang w:eastAsia="es-MX"/>
             </w:rPr>
           </w:pPr>
-          <w:hyperlink w:anchor="_Toc214654930" w:history="1">
+          <w:hyperlink w:anchor="_Toc215288811" w:history="1">
             <w:r>
               <w:rPr>
                 <w:rStyle w:val="Hipervnculo"/>
@@ -3124,7 +3124,7 @@
                 <w:noProof/>
                 <w:webHidden/>
               </w:rPr>
-              <w:instrText xml:space="preserve"> PAGEREF _Toc214654930 \h </w:instrText>
+              <w:instrText xml:space="preserve"> PAGEREF _Toc215288811 \h </w:instrText>
             </w:r>
             <w:r>
               <w:rPr>
@@ -3144,7 +3144,7 @@
                 <w:noProof/>
                 <w:webHidden/>
               </w:rPr>
-              <w:t>49</w:t>
+              <w:t>50</w:t>
             </w:r>
             <w:r>
               <w:rPr>
@@ -3169,7 +3169,7 @@
               <w:lang w:eastAsia="es-MX"/>
             </w:rPr>
           </w:pPr>
-          <w:hyperlink w:anchor="_Toc214654931" w:history="1">
+          <w:hyperlink w:anchor="_Toc215288812" w:history="1">
             <w:r>
               <w:rPr>
                 <w:rStyle w:val="Hipervnculo"/>
@@ -3196,7 +3196,7 @@
                 <w:noProof/>
                 <w:webHidden/>
               </w:rPr>
-              <w:instrText xml:space="preserve"> PAGEREF _Toc214654931 \h </w:instrText>
+              <w:instrText xml:space="preserve"> PAGEREF _Toc215288812 \h </w:instrText>
             </w:r>
             <w:r>
               <w:rPr>
@@ -3216,7 +3216,7 @@
                 <w:noProof/>
                 <w:webHidden/>
               </w:rPr>
-              <w:t>50</w:t>
+              <w:t>51</w:t>
             </w:r>
             <w:r>
               <w:rPr>
@@ -3241,7 +3241,7 @@
               <w:lang w:eastAsia="es-MX"/>
             </w:rPr>
           </w:pPr>
-          <w:hyperlink w:anchor="_Toc214654932" w:history="1">
+          <w:hyperlink w:anchor="_Toc215288813" w:history="1">
             <w:r>
               <w:rPr>
                 <w:rStyle w:val="Hipervnculo"/>
@@ -3268,7 +3268,7 @@
                 <w:noProof/>
                 <w:webHidden/>
               </w:rPr>
-              <w:instrText xml:space="preserve"> PAGEREF _Toc214654932 \h </w:instrText>
+              <w:instrText xml:space="preserve"> PAGEREF _Toc215288813 \h </w:instrText>
             </w:r>
             <w:r>
               <w:rPr>
@@ -3288,7 +3288,7 @@
                 <w:noProof/>
                 <w:webHidden/>
               </w:rPr>
-              <w:t>51</w:t>
+              <w:t>52</w:t>
             </w:r>
             <w:r>
               <w:rPr>
@@ -3313,7 +3313,7 @@
               <w:lang w:eastAsia="es-MX"/>
             </w:rPr>
           </w:pPr>
-          <w:hyperlink w:anchor="_Toc214654933" w:history="1">
+          <w:hyperlink w:anchor="_Toc215288814" w:history="1">
             <w:r>
               <w:rPr>
                 <w:rStyle w:val="Hipervnculo"/>
@@ -3340,7 +3340,7 @@
                 <w:noProof/>
                 <w:webHidden/>
               </w:rPr>
-              <w:instrText xml:space="preserve"> PAGEREF _Toc214654933 \h </w:instrText>
+              <w:instrText xml:space="preserve"> PAGEREF _Toc215288814 \h </w:instrText>
             </w:r>
             <w:r>
               <w:rPr>
@@ -3360,7 +3360,7 @@
                 <w:noProof/>
                 <w:webHidden/>
               </w:rPr>
-              <w:t>52</w:t>
+              <w:t>53</w:t>
             </w:r>
             <w:r>
               <w:rPr>
@@ -3385,7 +3385,7 @@
               <w:lang w:eastAsia="es-MX"/>
             </w:rPr>
           </w:pPr>
-          <w:hyperlink w:anchor="_Toc214654934" w:history="1">
+          <w:hyperlink w:anchor="_Toc215288815" w:history="1">
             <w:r>
               <w:rPr>
                 <w:rStyle w:val="Hipervnculo"/>
@@ -3412,7 +3412,7 @@
                 <w:noProof/>
                 <w:webHidden/>
               </w:rPr>
-              <w:instrText xml:space="preserve"> PAGEREF _Toc214654934 \h </w:instrText>
+              <w:instrText xml:space="preserve"> PAGEREF _Toc215288815 \h </w:instrText>
             </w:r>
             <w:r>
               <w:rPr>
@@ -3432,7 +3432,7 @@
                 <w:noProof/>
                 <w:webHidden/>
               </w:rPr>
-              <w:t>53</w:t>
+              <w:t>54</w:t>
             </w:r>
             <w:r>
               <w:rPr>
@@ -3469,7 +3469,7 @@
       <w:pPr>
         <w:pStyle w:val="Titulosgenerales"/>
       </w:pPr>
-      <w:bookmarkStart w:id="0" w:name="_Toc214654895"/>
+      <w:bookmarkStart w:id="0" w:name="_Toc215288776"/>
       <w:r>
         <w:lastRenderedPageBreak/>
         <w:t>Introducción</w:t>
@@ -3521,7 +3521,6 @@
     </w:p>
     <w:p>
       <w:pPr>
-        <w:ind w:firstLine="0"/>
         <w:jc w:val="center"/>
         <w:rPr>
           <w:lang w:val="es-419"/>
@@ -3529,10 +3528,62 @@
       </w:pPr>
       <w:r>
         <w:rPr>
-          <w:highlight w:val="yellow"/>
+          <w:noProof/>
           <w:lang w:val="es-419"/>
         </w:rPr>
-        <w:t>FALTA VIDEO</w:t>
+        <w:drawing>
+          <wp:inline distT="0" distB="0" distL="0" distR="0" wp14:anchorId="199C7CB8" wp14:editId="522ADAAA">
+            <wp:extent cx="4529470" cy="2547827"/>
+            <wp:effectExtent l="0" t="0" r="4445" b="5080"/>
+            <wp:docPr id="1890010541" name="Imagen 4">
+              <a:extLst xmlns:a="http://schemas.openxmlformats.org/drawingml/2006/main">
+                <a:ext uri="{C183D7F6-B498-43B3-948B-1728B52AA6E4}">
+                  <adec:decorative xmlns:adec="http://schemas.microsoft.com/office/drawing/2017/decorative" val="1"/>
+                </a:ext>
+              </a:extLst>
+            </wp:docPr>
+            <wp:cNvGraphicFramePr>
+              <a:graphicFrameLocks xmlns:a="http://schemas.openxmlformats.org/drawingml/2006/main" noChangeAspect="1"/>
+            </wp:cNvGraphicFramePr>
+            <a:graphic xmlns:a="http://schemas.openxmlformats.org/drawingml/2006/main">
+              <a:graphicData uri="http://schemas.openxmlformats.org/drawingml/2006/picture">
+                <pic:pic xmlns:pic="http://schemas.openxmlformats.org/drawingml/2006/picture">
+                  <pic:nvPicPr>
+                    <pic:cNvPr id="1890010541" name="Imagen 4">
+                      <a:extLst>
+                        <a:ext uri="{C183D7F6-B498-43B3-948B-1728B52AA6E4}">
+                          <adec:decorative xmlns:adec="http://schemas.microsoft.com/office/drawing/2017/decorative" val="1"/>
+                        </a:ext>
+                      </a:extLst>
+                    </pic:cNvPr>
+                    <pic:cNvPicPr/>
+                  </pic:nvPicPr>
+                  <pic:blipFill>
+                    <a:blip r:embed="rId13">
+                      <a:extLst>
+                        <a:ext uri="{28A0092B-C50C-407E-A947-70E740481C1C}">
+                          <a14:useLocalDpi xmlns:a14="http://schemas.microsoft.com/office/drawing/2010/main" val="0"/>
+                        </a:ext>
+                      </a:extLst>
+                    </a:blip>
+                    <a:stretch>
+                      <a:fillRect/>
+                    </a:stretch>
+                  </pic:blipFill>
+                  <pic:spPr>
+                    <a:xfrm>
+                      <a:off x="0" y="0"/>
+                      <a:ext cx="4623289" cy="2600600"/>
+                    </a:xfrm>
+                    <a:prstGeom prst="rect">
+                      <a:avLst/>
+                    </a:prstGeom>
+                  </pic:spPr>
+                </pic:pic>
+              </a:graphicData>
+            </a:graphic>
+          </wp:inline>
+        </w:drawing>
       </w:r>
     </w:p>
     <w:p>
@@ -3574,14 +3625,17 @@
           <w:lang w:val="es-419"/>
         </w:rPr>
       </w:pPr>
-      <w:r>
-        <w:rPr>
-          <w:b/>
-          <w:bCs/>
-          <w:lang w:val="es-419"/>
-        </w:rPr>
-        <w:t>Enlace de reproducción del video</w:t>
-      </w:r>
+      <w:hyperlink r:id="rId14" w:history="1">
+        <w:r>
+          <w:rPr>
+            <w:rStyle w:val="Hipervnculo"/>
+            <w:b/>
+            <w:bCs/>
+            <w:lang w:val="es-419"/>
+          </w:rPr>
+          <w:t>Enlace de reproducción del video</w:t>
+        </w:r>
+      </w:hyperlink>
     </w:p>
     <w:tbl>
       <w:tblPr>
@@ -3645,11 +3699,20 @@
           </w:p>
           <w:p>
             <w:r>
-              <w:t xml:space="preserve">A lo largo del recorrido, explorará los fundamentos del monitoreo, el diseño de KPIs, el uso de matrices comparativas, análisis de Pareto y árboles de decisión, así como procedimientos de supervisión, evaluación y sistematización. </w:t>
+              <w:t xml:space="preserve">A lo largo del recorrido, explorará los fundamentos del monitoreo, el diseño de </w:t>
+            </w:r>
+            <w:proofErr w:type="spellStart"/>
+            <w:r>
+              <w:t>KPIs</w:t>
+            </w:r>
+            <w:proofErr w:type="spellEnd"/>
+            <w:r>
+              <w:t xml:space="preserve">, el uso de matrices comparativas, análisis de Pareto y árboles de decisión, así como procedimientos de supervisión, evaluación y sistematización. </w:t>
             </w:r>
           </w:p>
           <w:p>
             <w:r>
+              <w:lastRenderedPageBreak/>
               <w:t>Cada capítulo le brindará recursos prácticos, ejemplos empresariales y actividades aplicadas que fortalecerán su capacidad para tomar decisiones informadas, anticipar riesgos y optimizar resultados.</w:t>
             </w:r>
           </w:p>
@@ -3679,6 +3742,7 @@
           <w:szCs w:val="28"/>
           <w:lang w:val="es-419"/>
         </w:rPr>
+        <w:lastRenderedPageBreak/>
         <w:br w:type="page"/>
       </w:r>
     </w:p>
@@ -3686,7 +3750,7 @@
       <w:pPr>
         <w:pStyle w:val="Ttulo1"/>
       </w:pPr>
-      <w:bookmarkStart w:id="1" w:name="_Toc214654896"/>
+      <w:bookmarkStart w:id="1" w:name="_Toc215288777"/>
       <w:r>
         <w:lastRenderedPageBreak/>
         <w:t>Sistema de monitoreo</w:t>
@@ -3723,7 +3787,7 @@
           <w:rFonts w:eastAsia="Times New Roman"/>
         </w:rPr>
       </w:pPr>
-      <w:bookmarkStart w:id="2" w:name="_Toc214654897"/>
+      <w:bookmarkStart w:id="2" w:name="_Toc215288778"/>
       <w:r>
         <w:t>Concepto</w:t>
       </w:r>
@@ -3752,7 +3816,7 @@
       <w:pPr>
         <w:pStyle w:val="Ttulo2"/>
       </w:pPr>
-      <w:bookmarkStart w:id="3" w:name="_Toc214654898"/>
+      <w:bookmarkStart w:id="3" w:name="_Toc215288779"/>
       <w:r>
         <w:t xml:space="preserve">1.2 </w:t>
       </w:r>
@@ -4004,7 +4068,7 @@
       <w:pPr>
         <w:pStyle w:val="Ttulo2"/>
       </w:pPr>
-      <w:bookmarkStart w:id="4" w:name="_Toc214654899"/>
+      <w:bookmarkStart w:id="4" w:name="_Toc215288780"/>
       <w:r>
         <w:lastRenderedPageBreak/>
         <w:t xml:space="preserve">1.3 </w:t>
@@ -4030,16 +4094,20 @@
     <w:p>
       <w:pPr>
         <w:pStyle w:val="Figura"/>
-      </w:pPr>
-      <w:r>
         <w:rPr>
           <w:b w:val="0"/>
           <w:bCs/>
         </w:rPr>
-        <w:t>Figura 1.</w:t>
-      </w:r>
-      <w:r>
-        <w:t xml:space="preserve"> Componentes básicos de un sistema de monitoreo</w:t>
+      </w:pPr>
+      <w:r>
+        <w:t xml:space="preserve">Figura 1. </w:t>
+      </w:r>
+      <w:r>
+        <w:rPr>
+          <w:b w:val="0"/>
+          <w:bCs/>
+        </w:rPr>
+        <w:t>Componentes básicos de un sistema de monitoreo</w:t>
       </w:r>
     </w:p>
     <w:p>
@@ -4054,10 +4122,10 @@
           <w:lang w:val="es-419" w:eastAsia="es-CO"/>
         </w:rPr>
         <w:drawing>
-          <wp:inline distT="0" distB="0" distL="0" distR="0" wp14:anchorId="00351082" wp14:editId="0EC70779">
+          <wp:inline distT="0" distB="0" distL="0" distR="0" wp14:anchorId="00351082" wp14:editId="213F2F72">
             <wp:extent cx="4933507" cy="2538490"/>
             <wp:effectExtent l="0" t="0" r="0" b="1905"/>
-            <wp:docPr id="71873900" name="Imagen 1" descr="La figura 1 muestra cuales son los componentes básicos un sistema de monitoreo: - Sistema de monitoreo.- Actividades del plan de mercadeo.- Indicadores de desempeño (KPIs).- Herramientas de seguimiento.- Frecuencia de evaluación.- Responsables del monitoreo.- Formatos de documentación."/>
+            <wp:docPr id="71873900" name="Imagen 1" descr="La figura 1 muestra cuales son los componentes básicos un sistema de monitoreo."/>
             <wp:cNvGraphicFramePr>
               <a:graphicFrameLocks xmlns:a="http://schemas.openxmlformats.org/drawingml/2006/main" noChangeAspect="1"/>
             </wp:cNvGraphicFramePr>
@@ -4065,11 +4133,11 @@
               <a:graphicData uri="http://schemas.openxmlformats.org/drawingml/2006/picture">
                 <pic:pic xmlns:pic="http://schemas.openxmlformats.org/drawingml/2006/picture">
                   <pic:nvPicPr>
-                    <pic:cNvPr id="71873900" name="Imagen 1" descr="La figura 1 muestra cuales son los componentes básicos un sistema de monitoreo: - Sistema de monitoreo.- Actividades del plan de mercadeo.- Indicadores de desempeño (KPIs).- Herramientas de seguimiento.- Frecuencia de evaluación.- Responsables del monitoreo.- Formatos de documentación."/>
+                    <pic:cNvPr id="71873900" name="Imagen 1" descr="La figura 1 muestra cuales son los componentes básicos un sistema de monitoreo."/>
                     <pic:cNvPicPr/>
                   </pic:nvPicPr>
                   <pic:blipFill>
-                    <a:blip r:embed="rId13"/>
+                    <a:blip r:embed="rId15"/>
                     <a:stretch>
                       <a:fillRect/>
                     </a:stretch>
@@ -4284,7 +4352,7 @@
       <w:pPr>
         <w:pStyle w:val="Ttulo2"/>
       </w:pPr>
-      <w:bookmarkStart w:id="5" w:name="_Toc214654900"/>
+      <w:bookmarkStart w:id="5" w:name="_Toc215288781"/>
       <w:r>
         <w:t>1.4 Relación con el ciclo de mercadeo</w:t>
       </w:r>
@@ -4323,7 +4391,7 @@
         <w:tblW w:w="0" w:type="auto"/>
         <w:tblLook w:val="04A0" w:firstRow="1" w:lastRow="0" w:firstColumn="1" w:lastColumn="0" w:noHBand="0" w:noVBand="1"/>
         <w:tblCaption w:val="Tabla 1. Relación entre ciclo de mercado y monitoreo"/>
-        <w:tblDescription w:val="La tabla describe la relación entre el ciclo de mercadeo y el monitoreo teniendo en cuenta las etapas del ciclo y el rol monitoreo en cada una de ellas. "/>
+        <w:tblDescription w:val="La tabla 1 describe la relación entre el ciclo de mercadeo y el monitoreo teniendo en cuenta las etapas del ciclo y el rol monitoreo en cada una de ellas. "/>
       </w:tblPr>
       <w:tblGrid>
         <w:gridCol w:w="4248"/>
@@ -4650,7 +4718,7 @@
       <w:pPr>
         <w:pStyle w:val="Ttulo2"/>
       </w:pPr>
-      <w:bookmarkStart w:id="6" w:name="_Toc214654901"/>
+      <w:bookmarkStart w:id="6" w:name="_Toc215288782"/>
       <w:r>
         <w:t>1.5 Tipos</w:t>
       </w:r>
@@ -4700,10 +4768,10 @@
           <w:lang w:val="es-419" w:eastAsia="es-CO"/>
         </w:rPr>
         <w:drawing>
-          <wp:inline distT="0" distB="0" distL="0" distR="0" wp14:anchorId="09EAB167" wp14:editId="02BCCD9B">
+          <wp:inline distT="0" distB="0" distL="0" distR="0" wp14:anchorId="09EAB167" wp14:editId="0B676ED6">
             <wp:extent cx="5753622" cy="2960473"/>
             <wp:effectExtent l="0" t="0" r="0" b="0"/>
-            <wp:docPr id="214508727" name="Imagen 1" descr="La figura 2 presenta los tipos de monitoreo mas utilizados en mercadeo y sus diferentes características:- Monitoreo operativo: seguimiento diario de acciones tácticas. Foco en ejecución.- Monitoreo estratégico: evaluación periódica de objetivos y KPIs. Foco en resultados. - Monitoreo participativo: involucra a diferentes actores (clientes, colaboradores). Foco en percepción y experiencia.- Monitoreo automatizado: uso de herramientas tecnológicas para seguimiento en tiempo real. Foco en eficiencia y precisión."/>
+            <wp:docPr id="214508727" name="Imagen 1" descr="La figura 2 presenta los tipos de monitoreo mas utilizados en mercadeo y sus diferentes características."/>
             <wp:cNvGraphicFramePr>
               <a:graphicFrameLocks xmlns:a="http://schemas.openxmlformats.org/drawingml/2006/main" noChangeAspect="1"/>
             </wp:cNvGraphicFramePr>
@@ -4711,11 +4779,11 @@
               <a:graphicData uri="http://schemas.openxmlformats.org/drawingml/2006/picture">
                 <pic:pic xmlns:pic="http://schemas.openxmlformats.org/drawingml/2006/picture">
                   <pic:nvPicPr>
-                    <pic:cNvPr id="214508727" name="Imagen 1" descr="La figura 2 presenta los tipos de monitoreo mas utilizados en mercadeo y sus diferentes características:- Monitoreo operativo: seguimiento diario de acciones tácticas. Foco en ejecución.- Monitoreo estratégico: evaluación periódica de objetivos y KPIs. Foco en resultados. - Monitoreo participativo: involucra a diferentes actores (clientes, colaboradores). Foco en percepción y experiencia.- Monitoreo automatizado: uso de herramientas tecnológicas para seguimiento en tiempo real. Foco en eficiencia y precisión."/>
+                    <pic:cNvPr id="214508727" name="Imagen 1" descr="La figura 2 presenta los tipos de monitoreo mas utilizados en mercadeo y sus diferentes características."/>
                     <pic:cNvPicPr/>
                   </pic:nvPicPr>
                   <pic:blipFill>
-                    <a:blip r:embed="rId14"/>
+                    <a:blip r:embed="rId16"/>
                     <a:stretch>
                       <a:fillRect/>
                     </a:stretch>
@@ -5050,7 +5118,7 @@
         <w:tblW w:w="0" w:type="auto"/>
         <w:tblLook w:val="04A0" w:firstRow="1" w:lastRow="0" w:firstColumn="1" w:lastColumn="0" w:noHBand="0" w:noVBand="1"/>
         <w:tblCaption w:val="Tabla 2. Comparación de tipos de monitoreo"/>
-        <w:tblDescription w:val="La tabla 2 describe la comparación de tipos de monitoreo por criterio, operativo, estratégico, participativo y automatizado"/>
+        <w:tblDescription w:val="La tabla 2 describe la comparación de tipos de monitoreo por criterio, operativo, estratégico, participativo y automatizado."/>
       </w:tblPr>
       <w:tblGrid>
         <w:gridCol w:w="1992"/>
@@ -5544,7 +5612,7 @@
       <w:pPr>
         <w:pStyle w:val="Ttulo1"/>
       </w:pPr>
-      <w:bookmarkStart w:id="7" w:name="_Toc214654902"/>
+      <w:bookmarkStart w:id="7" w:name="_Toc215288783"/>
       <w:r>
         <w:lastRenderedPageBreak/>
         <w:t>Componentes del sistema de monitoreo</w:t>
@@ -5594,7 +5662,7 @@
       <w:pPr>
         <w:pStyle w:val="Ttulo2"/>
       </w:pPr>
-      <w:bookmarkStart w:id="8" w:name="_Toc214654903"/>
+      <w:bookmarkStart w:id="8" w:name="_Toc215288784"/>
       <w:r>
         <w:t>2.1 Actividades del plan de mercadeo</w:t>
       </w:r>
@@ -5716,7 +5784,7 @@
       <w:pPr>
         <w:pStyle w:val="Ttulo2"/>
       </w:pPr>
-      <w:bookmarkStart w:id="9" w:name="_Toc214654904"/>
+      <w:bookmarkStart w:id="9" w:name="_Toc215288785"/>
       <w:r>
         <w:t>2.2 Indicadores de despeño</w:t>
       </w:r>
@@ -5803,7 +5871,27 @@
         <w:rPr>
           <w:lang w:val="es-419" w:eastAsia="es-CO"/>
         </w:rPr>
-        <w:t>porcentaje de usuarios que realizan una acción deseada, por ejemplo: tasa de clics, compras.</w:t>
+        <w:t xml:space="preserve">porcentaje de usuarios que realizan una acción deseada, por ejemplo: tasa de </w:t>
+      </w:r>
+      <w:proofErr w:type="spellStart"/>
+      <w:r>
+        <w:rPr>
+          <w:rStyle w:val="Extranjerismo"/>
+        </w:rPr>
+        <w:t>clics</w:t>
+      </w:r>
+      <w:proofErr w:type="spellEnd"/>
+      <w:r>
+        <w:rPr>
+          <w:rStyle w:val="Extranjerismo"/>
+        </w:rPr>
+        <w:t>,</w:t>
+      </w:r>
+      <w:r>
+        <w:rPr>
+          <w:lang w:val="es-419" w:eastAsia="es-CO"/>
+        </w:rPr>
+        <w:t xml:space="preserve"> compras.</w:t>
       </w:r>
     </w:p>
     <w:p>
@@ -5866,7 +5954,7 @@
         <w:tab/>
         <w:t xml:space="preserve"> </w:t>
       </w:r>
-      <w:bookmarkStart w:id="10" w:name="_Toc214654905"/>
+      <w:bookmarkStart w:id="10" w:name="_Toc215288786"/>
       <w:r>
         <w:t>2.3 Herramientas de seguimiento</w:t>
       </w:r>
@@ -6187,14 +6275,56 @@
               <w:rPr>
                 <w:szCs w:val="28"/>
               </w:rPr>
-              <w:t xml:space="preserve"> Jotform).</w:t>
+              <w:t xml:space="preserve"> </w:t>
+            </w:r>
+            <w:proofErr w:type="spellStart"/>
+            <w:r>
+              <w:rPr>
+                <w:szCs w:val="28"/>
+              </w:rPr>
+              <w:t>Jotform</w:t>
+            </w:r>
+            <w:proofErr w:type="spellEnd"/>
+            <w:r>
+              <w:rPr>
+                <w:szCs w:val="28"/>
+              </w:rPr>
+              <w:t>).</w:t>
             </w:r>
             <w:r>
               <w:rPr>
                 <w:szCs w:val="28"/>
               </w:rPr>
               <w:br/>
-              <w:t>- Formularios de verificación (Typeform, KoboToolbox).</w:t>
+              <w:t>- Formularios de verificación (</w:t>
+            </w:r>
+            <w:proofErr w:type="spellStart"/>
+            <w:r>
+              <w:rPr>
+                <w:szCs w:val="28"/>
+              </w:rPr>
+              <w:t>Typeform</w:t>
+            </w:r>
+            <w:proofErr w:type="spellEnd"/>
+            <w:r>
+              <w:rPr>
+                <w:szCs w:val="28"/>
+              </w:rPr>
+              <w:t xml:space="preserve">, </w:t>
+            </w:r>
+            <w:proofErr w:type="spellStart"/>
+            <w:r>
+              <w:rPr>
+                <w:szCs w:val="28"/>
+              </w:rPr>
+              <w:t>KoboToolbox</w:t>
+            </w:r>
+            <w:proofErr w:type="spellEnd"/>
+            <w:r>
+              <w:rPr>
+                <w:szCs w:val="28"/>
+              </w:rPr>
+              <w:t>).</w:t>
             </w:r>
           </w:p>
         </w:tc>
@@ -6265,6 +6395,7 @@
               <w:lastRenderedPageBreak/>
               <w:t xml:space="preserve">- </w:t>
             </w:r>
+            <w:proofErr w:type="spellStart"/>
             <w:r>
               <w:rPr>
                 <w:b/>
@@ -6273,6 +6404,7 @@
               </w:rPr>
               <w:t>Fulcrum</w:t>
             </w:r>
+            <w:proofErr w:type="spellEnd"/>
             <w:r>
               <w:rPr>
                 <w:szCs w:val="28"/>
@@ -6298,6 +6430,7 @@
                 <w:lang w:val="es-419" w:eastAsia="es-CO"/>
               </w:rPr>
             </w:pPr>
+            <w:proofErr w:type="spellStart"/>
             <w:r>
               <w:rPr>
                 <w:b/>
@@ -6305,7 +6438,16 @@
                 <w:szCs w:val="28"/>
               </w:rPr>
               <w:lastRenderedPageBreak/>
-              <w:t>KPIs digitales.</w:t>
+              <w:t>KPIs</w:t>
+            </w:r>
+            <w:proofErr w:type="spellEnd"/>
+            <w:r>
+              <w:rPr>
+                <w:b/>
+                <w:bCs/>
+                <w:szCs w:val="28"/>
+              </w:rPr>
+              <w:t xml:space="preserve"> digitales.</w:t>
             </w:r>
           </w:p>
         </w:tc>
@@ -6358,6 +6500,7 @@
               </w:rPr>
               <w:t xml:space="preserve">- </w:t>
             </w:r>
+            <w:proofErr w:type="spellStart"/>
             <w:r>
               <w:rPr>
                 <w:b/>
@@ -6366,6 +6509,7 @@
               </w:rPr>
               <w:t>Hotjar</w:t>
             </w:r>
+            <w:proofErr w:type="spellEnd"/>
             <w:r>
               <w:rPr>
                 <w:szCs w:val="28"/>
@@ -6379,6 +6523,7 @@
               <w:br/>
               <w:t xml:space="preserve">- </w:t>
             </w:r>
+            <w:proofErr w:type="spellStart"/>
             <w:r>
               <w:rPr>
                 <w:b/>
@@ -6387,6 +6532,7 @@
               </w:rPr>
               <w:t>SEMRush</w:t>
             </w:r>
+            <w:proofErr w:type="spellEnd"/>
             <w:r>
               <w:rPr>
                 <w:szCs w:val="28"/>
@@ -6436,13 +6582,23 @@
                 <w:lang w:val="es-419" w:eastAsia="es-CO"/>
               </w:rPr>
             </w:pPr>
+            <w:proofErr w:type="spellStart"/>
             <w:r>
               <w:rPr>
                 <w:b/>
                 <w:bCs/>
                 <w:szCs w:val="28"/>
               </w:rPr>
-              <w:t>KPIs comerciales.</w:t>
+              <w:t>KPIs</w:t>
+            </w:r>
+            <w:proofErr w:type="spellEnd"/>
+            <w:r>
+              <w:rPr>
+                <w:b/>
+                <w:bCs/>
+                <w:szCs w:val="28"/>
+              </w:rPr>
+              <w:t xml:space="preserve"> comerciales.</w:t>
             </w:r>
           </w:p>
         </w:tc>
@@ -6550,6 +6706,7 @@
               <w:br/>
               <w:t xml:space="preserve">- </w:t>
             </w:r>
+            <w:proofErr w:type="spellStart"/>
             <w:r>
               <w:rPr>
                 <w:b/>
@@ -6558,6 +6715,7 @@
               </w:rPr>
               <w:t>Pipedrive</w:t>
             </w:r>
+            <w:proofErr w:type="spellEnd"/>
             <w:r>
               <w:rPr>
                 <w:szCs w:val="28"/>
@@ -6583,13 +6741,23 @@
                 <w:lang w:val="es-419" w:eastAsia="es-CO"/>
               </w:rPr>
             </w:pPr>
+            <w:proofErr w:type="spellStart"/>
             <w:r>
               <w:rPr>
                 <w:b/>
                 <w:bCs/>
                 <w:szCs w:val="28"/>
               </w:rPr>
-              <w:t>KPIs financieros.</w:t>
+              <w:t>KPIs</w:t>
+            </w:r>
+            <w:proofErr w:type="spellEnd"/>
+            <w:r>
+              <w:rPr>
+                <w:b/>
+                <w:bCs/>
+                <w:szCs w:val="28"/>
+              </w:rPr>
+              <w:t xml:space="preserve"> financieros.</w:t>
             </w:r>
           </w:p>
         </w:tc>
@@ -6610,7 +6778,21 @@
               <w:rPr>
                 <w:szCs w:val="28"/>
               </w:rPr>
-              <w:t>- Power BI.</w:t>
+              <w:t xml:space="preserve">- </w:t>
+            </w:r>
+            <w:proofErr w:type="spellStart"/>
+            <w:r>
+              <w:rPr>
+                <w:szCs w:val="28"/>
+              </w:rPr>
+              <w:t>Power</w:t>
+            </w:r>
+            <w:proofErr w:type="spellEnd"/>
+            <w:r>
+              <w:rPr>
+                <w:szCs w:val="28"/>
+              </w:rPr>
+              <w:t xml:space="preserve"> BI.</w:t>
             </w:r>
             <w:r>
               <w:rPr>
@@ -6640,6 +6822,7 @@
               </w:rPr>
               <w:t xml:space="preserve">- </w:t>
             </w:r>
+            <w:proofErr w:type="spellStart"/>
             <w:r>
               <w:rPr>
                 <w:b/>
@@ -6648,6 +6831,7 @@
               </w:rPr>
               <w:t>Tableau</w:t>
             </w:r>
+            <w:proofErr w:type="spellEnd"/>
             <w:r>
               <w:rPr>
                 <w:szCs w:val="28"/>
@@ -6661,6 +6845,7 @@
               <w:br/>
               <w:t xml:space="preserve">- </w:t>
             </w:r>
+            <w:proofErr w:type="spellStart"/>
             <w:r>
               <w:rPr>
                 <w:b/>
@@ -6669,6 +6854,7 @@
               </w:rPr>
               <w:t>QuickBooks</w:t>
             </w:r>
+            <w:proofErr w:type="spellEnd"/>
             <w:r>
               <w:rPr>
                 <w:szCs w:val="28"/>
@@ -6695,7 +6881,25 @@
                 <w:bCs/>
                 <w:szCs w:val="28"/>
               </w:rPr>
-              <w:t>Google Looker Studio</w:t>
+              <w:t xml:space="preserve">Google </w:t>
+            </w:r>
+            <w:proofErr w:type="spellStart"/>
+            <w:r>
+              <w:rPr>
+                <w:b/>
+                <w:bCs/>
+                <w:szCs w:val="28"/>
+              </w:rPr>
+              <w:t>Looker</w:t>
+            </w:r>
+            <w:proofErr w:type="spellEnd"/>
+            <w:r>
+              <w:rPr>
+                <w:b/>
+                <w:bCs/>
+                <w:szCs w:val="28"/>
+              </w:rPr>
+              <w:t xml:space="preserve"> Studio</w:t>
             </w:r>
             <w:r>
               <w:rPr>
@@ -6740,7 +6944,7 @@
       <w:pPr>
         <w:pStyle w:val="Ttulo2"/>
       </w:pPr>
-      <w:bookmarkStart w:id="11" w:name="_Toc214654906"/>
+      <w:bookmarkStart w:id="11" w:name="_Toc215288787"/>
       <w:r>
         <w:t>2.4 Frecuencia y responsables</w:t>
       </w:r>
@@ -7106,7 +7310,7 @@
       <w:pPr>
         <w:pStyle w:val="Ttulo1"/>
       </w:pPr>
-      <w:bookmarkStart w:id="12" w:name="_Toc214654907"/>
+      <w:bookmarkStart w:id="12" w:name="_Toc215288788"/>
       <w:r>
         <w:lastRenderedPageBreak/>
         <w:t>Relación de actividades del plan y sistema de monitoreo</w:t>
@@ -7143,7 +7347,7 @@
       <w:pPr>
         <w:pStyle w:val="Ttulo2"/>
       </w:pPr>
-      <w:bookmarkStart w:id="13" w:name="_Toc214654908"/>
+      <w:bookmarkStart w:id="13" w:name="_Toc215288789"/>
       <w:r>
         <w:t xml:space="preserve">3.1 Mapeo de actividades vs. </w:t>
       </w:r>
@@ -7171,10 +7375,6 @@
     <w:p>
       <w:pPr>
         <w:pStyle w:val="Figura"/>
-        <w:rPr>
-          <w:b w:val="0"/>
-          <w:bCs/>
-        </w:rPr>
       </w:pPr>
       <w:r>
         <w:t xml:space="preserve">Figura 3. </w:t>
@@ -7214,7 +7414,7 @@
                     <pic:cNvPicPr/>
                   </pic:nvPicPr>
                   <pic:blipFill>
-                    <a:blip r:embed="rId15"/>
+                    <a:blip r:embed="rId17"/>
                     <a:stretch>
                       <a:fillRect/>
                     </a:stretch>
@@ -7510,7 +7710,15 @@
         <w:ind w:left="1134" w:hanging="425"/>
       </w:pPr>
       <w:r>
-        <w:t>Asegurar que cada actividad tenga al menos un KPIs relevante.</w:t>
+        <w:t xml:space="preserve">Asegurar que cada actividad tenga al menos un </w:t>
+      </w:r>
+      <w:proofErr w:type="spellStart"/>
+      <w:r>
+        <w:t>KPIs</w:t>
+      </w:r>
+      <w:proofErr w:type="spellEnd"/>
+      <w:r>
+        <w:t xml:space="preserve"> relevante.</w:t>
       </w:r>
     </w:p>
     <w:p>
@@ -7543,7 +7751,7 @@
       <w:pPr>
         <w:pStyle w:val="Ttulo2"/>
       </w:pPr>
-      <w:bookmarkStart w:id="14" w:name="_Toc214654909"/>
+      <w:bookmarkStart w:id="14" w:name="_Toc215288790"/>
       <w:r>
         <w:lastRenderedPageBreak/>
         <w:t xml:space="preserve">3.2 </w:t>
@@ -7699,7 +7907,7 @@
         <w:tblStyle w:val="SENA"/>
         <w:tblW w:w="0" w:type="auto"/>
         <w:tblLook w:val="04A0" w:firstRow="1" w:lastRow="0" w:firstColumn="1" w:lastColumn="0" w:noHBand="0" w:noVBand="1"/>
-        <w:tblCaption w:val="Tabla 4. Matriz de priorización estratégica. "/>
+        <w:tblCaption w:val="Tabla 4. Matriz de priorización estratégica"/>
         <w:tblDescription w:val="En la tabla 4 se describe la matriz de priorización estratégica teniendo en cuenta componentes como campañas de fidelización, activación en ferias, publicaciones orgánicas, promociones en retail, y encuestas de satisfacción, así como su impacto y prioridad."/>
       </w:tblPr>
       <w:tblGrid>
@@ -8906,7 +9114,6 @@
       <w:r>
         <w:rPr>
           <w:rStyle w:val="Extranjerismo"/>
-          <w:lang w:val="es-419" w:eastAsia="es-CO"/>
         </w:rPr>
         <w:t>marketing</w:t>
       </w:r>
@@ -9594,7 +9801,7 @@
       <w:pPr>
         <w:pStyle w:val="Ttulo2"/>
       </w:pPr>
-      <w:bookmarkStart w:id="15" w:name="_Toc214654910"/>
+      <w:bookmarkStart w:id="15" w:name="_Toc215288791"/>
       <w:r>
         <w:t>3.3 Ajustes</w:t>
       </w:r>
@@ -9739,7 +9946,19 @@
         <w:rPr>
           <w:lang w:val="es-419" w:eastAsia="es-CO"/>
         </w:rPr>
-        <w:t>Integración de nuevas herramientas, por ejemplo, en la promoción digital, integración con dashboard automatizado.</w:t>
+        <w:t xml:space="preserve">Integración de nuevas herramientas, por ejemplo, en la promoción digital, integración con </w:t>
+      </w:r>
+      <w:r>
+        <w:rPr>
+          <w:rStyle w:val="Extranjerismo"/>
+        </w:rPr>
+        <w:t>dashboard</w:t>
+      </w:r>
+      <w:r>
+        <w:rPr>
+          <w:lang w:val="es-419" w:eastAsia="es-CO"/>
+        </w:rPr>
+        <w:t xml:space="preserve"> automatizado.</w:t>
       </w:r>
     </w:p>
     <w:p>
@@ -9788,7 +10007,7 @@
                     <pic:cNvPicPr/>
                   </pic:nvPicPr>
                   <pic:blipFill>
-                    <a:blip r:embed="rId16"/>
+                    <a:blip r:embed="rId18"/>
                     <a:stretch>
                       <a:fillRect/>
                     </a:stretch>
@@ -9959,7 +10178,7 @@
       <w:pPr>
         <w:pStyle w:val="Ttulo1"/>
       </w:pPr>
-      <w:bookmarkStart w:id="16" w:name="_Toc214654911"/>
+      <w:bookmarkStart w:id="16" w:name="_Toc215288792"/>
       <w:r>
         <w:lastRenderedPageBreak/>
         <w:t>Procedimientos</w:t>
@@ -9996,7 +10215,7 @@
       <w:pPr>
         <w:pStyle w:val="Ttulo2"/>
       </w:pPr>
-      <w:bookmarkStart w:id="17" w:name="_Toc214654912"/>
+      <w:bookmarkStart w:id="17" w:name="_Toc215288793"/>
       <w:r>
         <w:t>4.1 Concepto</w:t>
       </w:r>
@@ -10019,7 +10238,7 @@
       <w:pPr>
         <w:pStyle w:val="Ttulo2"/>
       </w:pPr>
-      <w:bookmarkStart w:id="18" w:name="_Toc214654913"/>
+      <w:bookmarkStart w:id="18" w:name="_Toc215288794"/>
       <w:r>
         <w:t>4.2 Finalidad</w:t>
       </w:r>
@@ -10055,10 +10274,6 @@
     <w:p>
       <w:pPr>
         <w:pStyle w:val="Figura"/>
-        <w:rPr>
-          <w:b w:val="0"/>
-          <w:bCs/>
-        </w:rPr>
       </w:pPr>
       <w:r>
         <w:t xml:space="preserve">Figura 5. </w:t>
@@ -10098,7 +10313,7 @@
                     <pic:cNvPicPr/>
                   </pic:nvPicPr>
                   <pic:blipFill>
-                    <a:blip r:embed="rId17"/>
+                    <a:blip r:embed="rId19"/>
                     <a:stretch>
                       <a:fillRect/>
                     </a:stretch>
@@ -10215,7 +10430,7 @@
       <w:pPr>
         <w:pStyle w:val="Ttulo2"/>
       </w:pPr>
-      <w:bookmarkStart w:id="19" w:name="_Toc214654914"/>
+      <w:bookmarkStart w:id="19" w:name="_Toc215288795"/>
       <w:r>
         <w:t>4.3 Etapas</w:t>
       </w:r>
@@ -10280,7 +10495,7 @@
                     <pic:cNvPicPr/>
                   </pic:nvPicPr>
                   <pic:blipFill>
-                    <a:blip r:embed="rId18"/>
+                    <a:blip r:embed="rId20"/>
                     <a:stretch>
                       <a:fillRect/>
                     </a:stretch>
@@ -10533,7 +10748,7 @@
       <w:pPr>
         <w:pStyle w:val="Ttulo2"/>
       </w:pPr>
-      <w:bookmarkStart w:id="20" w:name="_Toc214654915"/>
+      <w:bookmarkStart w:id="20" w:name="_Toc215288796"/>
       <w:r>
         <w:t>4.4 Documentación</w:t>
       </w:r>
@@ -10603,7 +10818,7 @@
       <w:pPr>
         <w:pStyle w:val="Ttulo2"/>
       </w:pPr>
-      <w:bookmarkStart w:id="21" w:name="_Toc214654916"/>
+      <w:bookmarkStart w:id="21" w:name="_Toc215288797"/>
       <w:r>
         <w:t>4.5 Trazabilidad</w:t>
       </w:r>
@@ -10668,7 +10883,7 @@
                     <pic:cNvPicPr/>
                   </pic:nvPicPr>
                   <pic:blipFill>
-                    <a:blip r:embed="rId19"/>
+                    <a:blip r:embed="rId21"/>
                     <a:stretch>
                       <a:fillRect/>
                     </a:stretch>
@@ -10885,7 +11100,19 @@
         <w:rPr>
           <w:lang w:val="es-419" w:eastAsia="es-CO"/>
         </w:rPr>
-        <w:t>En Rappi, los procedimientos de monitoreo para campañas de fidelización se diseñan de forma colaborativa entre los equipos de marketing, tecnología y atención al cliente, antes de su implementación, se realizan pruebas piloto, se ajustan los formatos y se capacita a los responsables,  además, se promueve la retroalimentación continua mediante reuniones semanales y encuestas internas; esta cultura participativa ha permitido mejorar la calidad del monitoreo, aumentar la adherencia a los procedimientos y generar aprendizajes compartidos.</w:t>
+        <w:t xml:space="preserve">En Rappi, los procedimientos de monitoreo para campañas de fidelización se diseñan de forma colaborativa entre los equipos de </w:t>
+      </w:r>
+      <w:r>
+        <w:rPr>
+          <w:rStyle w:val="Extranjerismo"/>
+        </w:rPr>
+        <w:t>marketing</w:t>
+      </w:r>
+      <w:r>
+        <w:rPr>
+          <w:lang w:val="es-419" w:eastAsia="es-CO"/>
+        </w:rPr>
+        <w:t>, tecnología y atención al cliente, antes de su implementación, se realizan pruebas piloto, se ajustan los formatos y se capacita a los responsables,  además, se promueve la retroalimentación continua mediante reuniones semanales y encuestas internas; esta cultura participativa ha permitido mejorar la calidad del monitoreo, aumentar la adherencia a los procedimientos y generar aprendizajes compartidos.</w:t>
       </w:r>
     </w:p>
     <w:p>
@@ -10907,7 +11134,7 @@
       <w:pPr>
         <w:pStyle w:val="Ttulo1"/>
       </w:pPr>
-      <w:bookmarkStart w:id="22" w:name="_Toc214654917"/>
+      <w:bookmarkStart w:id="22" w:name="_Toc215288798"/>
       <w:r>
         <w:lastRenderedPageBreak/>
         <w:t>Herramientas de seguimiento</w:t>
@@ -10944,7 +11171,7 @@
       <w:pPr>
         <w:pStyle w:val="Ttulo2"/>
       </w:pPr>
-      <w:bookmarkStart w:id="23" w:name="_Toc214654918"/>
+      <w:bookmarkStart w:id="23" w:name="_Toc215288799"/>
       <w:r>
         <w:t>5.1 Tipos</w:t>
       </w:r>
@@ -11045,21 +11272,33 @@
         <w:rPr>
           <w:lang w:val="es-419" w:eastAsia="es-CO"/>
         </w:rPr>
-        <w:t xml:space="preserve">En Decathlon, por ejemplo, se utilizan formularios digitales para recolectar datos de experiencia del cliente, dashboards para visualizar KPIs de fidelización, herramientas de análisis predictivo para anticipar comportamientos de compra y bitácoras operativas </w:t>
+        <w:t xml:space="preserve">En Decathlon, por ejemplo, se utilizan formularios digitales para recolectar datos de experiencia del cliente, </w:t>
+      </w:r>
+      <w:r>
+        <w:rPr>
+          <w:rStyle w:val="Extranjerismo"/>
+        </w:rPr>
+        <w:t>dashboards</w:t>
+      </w:r>
+      <w:r>
+        <w:rPr>
+          <w:lang w:val="es-419" w:eastAsia="es-CO"/>
+        </w:rPr>
+        <w:t xml:space="preserve"> para visualizar KPIs de fidelización, herramientas de análisis predictivo para anticipar comportamientos de compra y bitácoras operativas para documentar las acciones realizadas en tienda, esta </w:t>
       </w:r>
       <w:r>
         <w:rPr>
           <w:lang w:val="es-419" w:eastAsia="es-CO"/>
         </w:rPr>
         <w:lastRenderedPageBreak/>
-        <w:t>para documentar las acciones realizadas en tienda, esta combinación permite un monitoreo integral, ágil y alineado con los objetivos comerciales.</w:t>
+        <w:t>combinación permite un monitoreo integral, ágil y alineado con los objetivos comerciales.</w:t>
       </w:r>
     </w:p>
     <w:p>
       <w:pPr>
         <w:pStyle w:val="Ttulo2"/>
       </w:pPr>
-      <w:bookmarkStart w:id="24" w:name="_Toc214654919"/>
+      <w:bookmarkStart w:id="24" w:name="_Toc215288800"/>
       <w:r>
         <w:t>5.2 Tecnologías</w:t>
       </w:r>
@@ -11101,7 +11340,19 @@
         <w:rPr>
           <w:lang w:val="es-419" w:eastAsia="es-CO"/>
         </w:rPr>
-        <w:t xml:space="preserve"> interactivos (como Power BI o Tableau), las plataformas de analítica web (como Google Analytics), los sistemas ERP (</w:t>
+        <w:t xml:space="preserve"> interactivos (como Power BI o Tableau), las plataformas de analítica </w:t>
+      </w:r>
+      <w:r>
+        <w:rPr>
+          <w:rStyle w:val="Extranjerismo"/>
+        </w:rPr>
+        <w:t>web</w:t>
+      </w:r>
+      <w:r>
+        <w:rPr>
+          <w:lang w:val="es-419" w:eastAsia="es-CO"/>
+        </w:rPr>
+        <w:t xml:space="preserve"> (como Google Analytics), los sistemas ERP (</w:t>
       </w:r>
       <w:r>
         <w:rPr>
@@ -11320,7 +11571,19 @@
         <w:rPr>
           <w:lang w:val="es-419" w:eastAsia="es-CO"/>
         </w:rPr>
-        <w:t xml:space="preserve"> en Grupo Nutresa, se utilizan dashboards en Power BI para monitorear el desempeño de campañas por canal, región y segmento, permitiendo identificar rápidamente qué acciones generan mayor retorno y cuáles requieren ajustes.</w:t>
+        <w:t xml:space="preserve"> en Grupo Nutresa, se utilizan </w:t>
+      </w:r>
+      <w:r>
+        <w:rPr>
+          <w:rStyle w:val="Extranjerismo"/>
+        </w:rPr>
+        <w:t>dashboards</w:t>
+      </w:r>
+      <w:r>
+        <w:rPr>
+          <w:lang w:val="es-419" w:eastAsia="es-CO"/>
+        </w:rPr>
+        <w:t xml:space="preserve"> en Power BI para monitorear el desempeño de campañas por canal, región y segmento, permitiendo identificar rápidamente qué acciones generan mayor retorno y cuáles requieren ajustes.</w:t>
       </w:r>
       <w:r>
         <w:rPr>
@@ -11334,7 +11597,7 @@
       <w:pPr>
         <w:pStyle w:val="Ttulo2"/>
       </w:pPr>
-      <w:bookmarkStart w:id="25" w:name="_Toc214654920"/>
+      <w:bookmarkStart w:id="25" w:name="_Toc215288801"/>
       <w:r>
         <w:t>5.3 Manuales</w:t>
       </w:r>
@@ -11392,6 +11655,8 @@
         <w:tblStyle w:val="SENA"/>
         <w:tblW w:w="0" w:type="auto"/>
         <w:tblLook w:val="04A0" w:firstRow="1" w:lastRow="0" w:firstColumn="1" w:lastColumn="0" w:noHBand="0" w:noVBand="1"/>
+        <w:tblCaption w:val="Tabla 6. Recursos operativos para el uso de herramientas de seguimiento"/>
+        <w:tblDescription w:val="En la tabla 6 se describen los recursos operativos para el uso de herramientas de seguimiento de sistemas de monitoreo teniendo en cuenta cada tipo de recurso, su descripción es la importancia en el proceso de monitoreo. "/>
       </w:tblPr>
       <w:tblGrid>
         <w:gridCol w:w="3320"/>
@@ -11639,7 +11904,21 @@
               <w:rPr>
                 <w:szCs w:val="28"/>
               </w:rPr>
-              <w:t>Documentos que explican cómo leer, analizar y contextualizar los KPIs.</w:t>
+              <w:t xml:space="preserve">Documentos que explican cómo leer, analizar y contextualizar los </w:t>
+            </w:r>
+            <w:proofErr w:type="spellStart"/>
+            <w:r>
+              <w:rPr>
+                <w:szCs w:val="28"/>
+              </w:rPr>
+              <w:t>KPIs</w:t>
+            </w:r>
+            <w:proofErr w:type="spellEnd"/>
+            <w:r>
+              <w:rPr>
+                <w:szCs w:val="28"/>
+              </w:rPr>
+              <w:t>.</w:t>
             </w:r>
           </w:p>
         </w:tc>
@@ -11847,7 +12126,7 @@
       <w:pPr>
         <w:pStyle w:val="Ttulo1"/>
       </w:pPr>
-      <w:bookmarkStart w:id="26" w:name="_Toc214654921"/>
+      <w:bookmarkStart w:id="26" w:name="_Toc215288802"/>
       <w:r>
         <w:lastRenderedPageBreak/>
         <w:t>Indicadores de seguimiento</w:t>
@@ -11884,7 +12163,7 @@
       <w:pPr>
         <w:pStyle w:val="Ttulo2"/>
       </w:pPr>
-      <w:bookmarkStart w:id="27" w:name="_Toc214654922"/>
+      <w:bookmarkStart w:id="27" w:name="_Toc215288803"/>
       <w:r>
         <w:t>6.1 Concepto</w:t>
       </w:r>
@@ -11918,7 +12197,6 @@
       <w:r>
         <w:rPr>
           <w:rStyle w:val="Extranjerismo"/>
-          <w:lang w:val="es-419" w:eastAsia="es-CO"/>
         </w:rPr>
         <w:t>marketing</w:t>
       </w:r>
@@ -12116,7 +12394,7 @@
       <w:pPr>
         <w:pStyle w:val="Ttulo2"/>
       </w:pPr>
-      <w:bookmarkStart w:id="28" w:name="_Toc214654923"/>
+      <w:bookmarkStart w:id="28" w:name="_Toc215288804"/>
       <w:r>
         <w:t>6.2 Características</w:t>
       </w:r>
@@ -12138,10 +12416,6 @@
     <w:p>
       <w:pPr>
         <w:pStyle w:val="Figura"/>
-        <w:rPr>
-          <w:b w:val="0"/>
-          <w:bCs/>
-        </w:rPr>
       </w:pPr>
       <w:r>
         <w:t xml:space="preserve">Figura 8. </w:t>
@@ -12181,7 +12455,7 @@
                     <pic:cNvPicPr/>
                   </pic:nvPicPr>
                   <pic:blipFill>
-                    <a:blip r:embed="rId20"/>
+                    <a:blip r:embed="rId22"/>
                     <a:stretch>
                       <a:fillRect/>
                     </a:stretch>
@@ -12246,10 +12520,18 @@
       </w:pPr>
       <w:r>
         <w:rPr>
+          <w:b/>
+          <w:bCs/>
           <w:lang w:val="es-419" w:eastAsia="es-CO"/>
         </w:rPr>
         <w:lastRenderedPageBreak/>
-        <w:t>Relevancia: debe estar directamente relacionado con el objetivo que se quiere evaluar.</w:t>
+        <w:t>Relevancia:</w:t>
+      </w:r>
+      <w:r>
+        <w:rPr>
+          <w:lang w:val="es-419" w:eastAsia="es-CO"/>
+        </w:rPr>
+        <w:t xml:space="preserve"> debe estar directamente relacionado con el objetivo que se quiere evaluar.</w:t>
       </w:r>
     </w:p>
     <w:p>
@@ -12265,9 +12547,17 @@
       </w:pPr>
       <w:r>
         <w:rPr>
-          <w:lang w:val="es-419" w:eastAsia="es-CO"/>
-        </w:rPr>
-        <w:t>Claridad: debe ser comprensible para todos los actores involucrados.</w:t>
+          <w:b/>
+          <w:bCs/>
+          <w:lang w:val="es-419" w:eastAsia="es-CO"/>
+        </w:rPr>
+        <w:t>Claridad:</w:t>
+      </w:r>
+      <w:r>
+        <w:rPr>
+          <w:lang w:val="es-419" w:eastAsia="es-CO"/>
+        </w:rPr>
+        <w:t xml:space="preserve"> debe ser comprensible para todos los actores involucrados.</w:t>
       </w:r>
     </w:p>
     <w:p>
@@ -12283,9 +12573,17 @@
       </w:pPr>
       <w:r>
         <w:rPr>
-          <w:lang w:val="es-419" w:eastAsia="es-CO"/>
-        </w:rPr>
-        <w:t>Medibilidad: debe permitir cuantificar el desempeño de manera objetiva.</w:t>
+          <w:b/>
+          <w:bCs/>
+          <w:lang w:val="es-419" w:eastAsia="es-CO"/>
+        </w:rPr>
+        <w:t>Medibilidad:</w:t>
+      </w:r>
+      <w:r>
+        <w:rPr>
+          <w:lang w:val="es-419" w:eastAsia="es-CO"/>
+        </w:rPr>
+        <w:t xml:space="preserve"> debe permitir cuantificar el desempeño de manera objetiva.</w:t>
       </w:r>
     </w:p>
     <w:p>
@@ -12301,9 +12599,17 @@
       </w:pPr>
       <w:r>
         <w:rPr>
-          <w:lang w:val="es-419" w:eastAsia="es-CO"/>
-        </w:rPr>
-        <w:t>Periodicidad: debe tener una frecuencia definida para su evaluación.</w:t>
+          <w:b/>
+          <w:bCs/>
+          <w:lang w:val="es-419" w:eastAsia="es-CO"/>
+        </w:rPr>
+        <w:t>Periodicidad:</w:t>
+      </w:r>
+      <w:r>
+        <w:rPr>
+          <w:lang w:val="es-419" w:eastAsia="es-CO"/>
+        </w:rPr>
+        <w:t xml:space="preserve"> debe tener una frecuencia definida para su evaluación.</w:t>
       </w:r>
     </w:p>
     <w:p>
@@ -12319,9 +12625,17 @@
       </w:pPr>
       <w:r>
         <w:rPr>
-          <w:lang w:val="es-419" w:eastAsia="es-CO"/>
-        </w:rPr>
-        <w:t>Accesibilidad: debe poder ser calculado con los datos disponibles.</w:t>
+          <w:b/>
+          <w:bCs/>
+          <w:lang w:val="es-419" w:eastAsia="es-CO"/>
+        </w:rPr>
+        <w:t>Accesibilidad:</w:t>
+      </w:r>
+      <w:r>
+        <w:rPr>
+          <w:lang w:val="es-419" w:eastAsia="es-CO"/>
+        </w:rPr>
+        <w:t xml:space="preserve"> debe poder ser calculado con los datos disponibles.</w:t>
       </w:r>
     </w:p>
     <w:p>
@@ -12337,9 +12651,17 @@
       </w:pPr>
       <w:r>
         <w:rPr>
-          <w:lang w:val="es-419" w:eastAsia="es-CO"/>
-        </w:rPr>
-        <w:t>Comparabilidad: debe permitir contrastar resultados entre periodos, segmentos o canales.</w:t>
+          <w:b/>
+          <w:bCs/>
+          <w:lang w:val="es-419" w:eastAsia="es-CO"/>
+        </w:rPr>
+        <w:t>Comparabilidad:</w:t>
+      </w:r>
+      <w:r>
+        <w:rPr>
+          <w:lang w:val="es-419" w:eastAsia="es-CO"/>
+        </w:rPr>
+        <w:t xml:space="preserve"> debe permitir contrastar resultados entre periodos, segmentos o canales.</w:t>
       </w:r>
     </w:p>
     <w:p>
@@ -12374,7 +12696,7 @@
       <w:pPr>
         <w:pStyle w:val="Ttulo2"/>
       </w:pPr>
-      <w:bookmarkStart w:id="29" w:name="_Toc214654924"/>
+      <w:bookmarkStart w:id="29" w:name="_Toc215288805"/>
       <w:r>
         <w:t>6.3 Tipos</w:t>
       </w:r>
@@ -12598,7 +12920,7 @@
       <w:pPr>
         <w:pStyle w:val="Ttulo2"/>
       </w:pPr>
-      <w:bookmarkStart w:id="30" w:name="_Toc214654925"/>
+      <w:bookmarkStart w:id="30" w:name="_Toc215288806"/>
       <w:r>
         <w:t>6.4 Proceso de diseño y aplicación</w:t>
       </w:r>
@@ -12620,10 +12942,6 @@
     <w:p>
       <w:pPr>
         <w:pStyle w:val="Figura"/>
-        <w:rPr>
-          <w:b w:val="0"/>
-          <w:bCs/>
-        </w:rPr>
       </w:pPr>
       <w:r>
         <w:t xml:space="preserve">Figura 9.  </w:t>
@@ -12663,7 +12981,7 @@
                     <pic:cNvPicPr/>
                   </pic:nvPicPr>
                   <pic:blipFill>
-                    <a:blip r:embed="rId21"/>
+                    <a:blip r:embed="rId23"/>
                     <a:stretch>
                       <a:fillRect/>
                     </a:stretch>
@@ -12722,7 +13040,19 @@
           <w:lang w:val="es-419" w:eastAsia="es-CO"/>
         </w:rPr>
         <w:lastRenderedPageBreak/>
-        <w:t>La figura muestra las diferentes  fases para el diseño de indicadores</w:t>
+        <w:t xml:space="preserve">La figura </w:t>
+      </w:r>
+      <w:r>
+        <w:rPr>
+          <w:lang w:val="es-419" w:eastAsia="es-CO"/>
+        </w:rPr>
+        <w:t xml:space="preserve">9 </w:t>
+      </w:r>
+      <w:r>
+        <w:rPr>
+          <w:lang w:val="es-419" w:eastAsia="es-CO"/>
+        </w:rPr>
+        <w:t>muestra las diferentes  fases para el diseño de indicadores</w:t>
       </w:r>
       <w:r>
         <w:rPr>
@@ -12744,9 +13074,17 @@
       </w:pPr>
       <w:r>
         <w:rPr>
-          <w:lang w:val="es-419" w:eastAsia="es-CO"/>
-        </w:rPr>
-        <w:t xml:space="preserve">Diseño: se define qué se quiere medir, cómo se va a medir y con qué datos. </w:t>
+          <w:b/>
+          <w:bCs/>
+          <w:lang w:val="es-419" w:eastAsia="es-CO"/>
+        </w:rPr>
+        <w:t>Diseño:</w:t>
+      </w:r>
+      <w:r>
+        <w:rPr>
+          <w:lang w:val="es-419" w:eastAsia="es-CO"/>
+        </w:rPr>
+        <w:t xml:space="preserve"> se define qué se quiere medir, cómo se va a medir y con qué datos. </w:t>
       </w:r>
     </w:p>
     <w:p>
@@ -12762,9 +13100,17 @@
       </w:pPr>
       <w:r>
         <w:rPr>
-          <w:lang w:val="es-419" w:eastAsia="es-CO"/>
-        </w:rPr>
-        <w:t xml:space="preserve">Validación: se revisa si el indicador es comprensible, medible y útil para los responsables del monitoreo. </w:t>
+          <w:b/>
+          <w:bCs/>
+          <w:lang w:val="es-419" w:eastAsia="es-CO"/>
+        </w:rPr>
+        <w:t>Validación:</w:t>
+      </w:r>
+      <w:r>
+        <w:rPr>
+          <w:lang w:val="es-419" w:eastAsia="es-CO"/>
+        </w:rPr>
+        <w:t xml:space="preserve"> se revisa si el indicador es comprensible, medible y útil para los responsables del monitoreo. </w:t>
       </w:r>
     </w:p>
     <w:p>
@@ -12780,9 +13126,17 @@
       </w:pPr>
       <w:r>
         <w:rPr>
-          <w:lang w:val="es-419" w:eastAsia="es-CO"/>
-        </w:rPr>
-        <w:t>Aplicación: se implementa el indicador en el sistema, se recolectan los datos y se analizan los resultados.</w:t>
+          <w:b/>
+          <w:bCs/>
+          <w:lang w:val="es-419" w:eastAsia="es-CO"/>
+        </w:rPr>
+        <w:t>Aplicación:</w:t>
+      </w:r>
+      <w:r>
+        <w:rPr>
+          <w:lang w:val="es-419" w:eastAsia="es-CO"/>
+        </w:rPr>
+        <w:t xml:space="preserve"> se implementa el indicador en el sistema, se recolectan los datos y se analizan los resultados.</w:t>
       </w:r>
     </w:p>
     <w:p>
@@ -12845,7 +13199,7 @@
       <w:pPr>
         <w:pStyle w:val="Ttulo1"/>
       </w:pPr>
-      <w:bookmarkStart w:id="31" w:name="_Toc214654926"/>
+      <w:bookmarkStart w:id="31" w:name="_Toc215288807"/>
       <w:r>
         <w:lastRenderedPageBreak/>
         <w:t>Conciliación del sistema de monitoreo</w:t>
@@ -12869,7 +13223,7 @@
       <w:pPr>
         <w:pStyle w:val="Ttulo2"/>
       </w:pPr>
-      <w:bookmarkStart w:id="32" w:name="_Toc214654927"/>
+      <w:bookmarkStart w:id="32" w:name="_Toc215288808"/>
       <w:r>
         <w:t>7.1 Criterios de selección</w:t>
       </w:r>
@@ -12930,8 +13284,6 @@
       </w:r>
       <w:r>
         <w:rPr>
-          <w:b/>
-          <w:bCs/>
           <w:lang w:val="es-419" w:eastAsia="es-CO"/>
         </w:rPr>
         <w:t>clave.</w:t>
@@ -13039,7 +13391,7 @@
       <w:pPr>
         <w:pStyle w:val="Ttulo2"/>
       </w:pPr>
-      <w:bookmarkStart w:id="33" w:name="_Toc214654928"/>
+      <w:bookmarkStart w:id="33" w:name="_Toc215288809"/>
       <w:r>
         <w:t xml:space="preserve">7.2 Inconsistencias </w:t>
       </w:r>
@@ -13204,7 +13556,7 @@
         <w:tblW w:w="0" w:type="auto"/>
         <w:tblLook w:val="04A0" w:firstRow="1" w:lastRow="0" w:firstColumn="1" w:lastColumn="0" w:noHBand="0" w:noVBand="1"/>
         <w:tblCaption w:val="Tabla 7. Ejemplos de inconsistencias y ajustes en sistemas de monitoreo."/>
-        <w:tblDescription w:val="En la tabla 7 se ilustra ejemplos de inconsistencia y algunos sistemas de monitoreo indicando la inconsistencia con su correspondiente solución o ajuste."/>
+        <w:tblDescription w:val="En la tabla 7 se ilustran ejemplos de inconsistencias y algunos sistemas de monitoreo indicando la inconsistencia con su correspondiente solución o ajuste."/>
       </w:tblPr>
       <w:tblGrid>
         <w:gridCol w:w="4981"/>
@@ -13525,7 +13877,7 @@
       <w:pPr>
         <w:pStyle w:val="Ttulo2"/>
       </w:pPr>
-      <w:bookmarkStart w:id="34" w:name="_Toc214654929"/>
+      <w:bookmarkStart w:id="34" w:name="_Toc215288810"/>
       <w:r>
         <w:t>7.3 Ajustes</w:t>
       </w:r>
@@ -13575,6 +13927,10 @@
     <w:p>
       <w:pPr>
         <w:pStyle w:val="Figura"/>
+        <w:rPr>
+          <w:b w:val="0"/>
+          <w:bCs/>
+        </w:rPr>
       </w:pPr>
       <w:r>
         <w:lastRenderedPageBreak/>
@@ -13615,7 +13971,7 @@
                     <pic:cNvPicPr/>
                   </pic:nvPicPr>
                   <pic:blipFill>
-                    <a:blip r:embed="rId22"/>
+                    <a:blip r:embed="rId24"/>
                     <a:stretch>
                       <a:fillRect/>
                     </a:stretch>
@@ -13808,10 +14164,18 @@
       </w:pPr>
       <w:r>
         <w:rPr>
+          <w:b/>
+          <w:bCs/>
           <w:lang w:val="es-419" w:eastAsia="es-CO"/>
         </w:rPr>
         <w:lastRenderedPageBreak/>
-        <w:t>Alineación estratégica: ¿Refleja los objetivos del plan?</w:t>
+        <w:t>Alineación estratégica</w:t>
+      </w:r>
+      <w:r>
+        <w:rPr>
+          <w:lang w:val="es-419" w:eastAsia="es-CO"/>
+        </w:rPr>
+        <w:t>: ¿Refleja los objetivos del plan?</w:t>
       </w:r>
     </w:p>
     <w:p>
@@ -13827,9 +14191,17 @@
       </w:pPr>
       <w:r>
         <w:rPr>
-          <w:lang w:val="es-419" w:eastAsia="es-CO"/>
-        </w:rPr>
-        <w:t>Utilidad de indicadores: ¿Facilita la toma de decisiones?</w:t>
+          <w:b/>
+          <w:bCs/>
+          <w:lang w:val="es-419" w:eastAsia="es-CO"/>
+        </w:rPr>
+        <w:t>Utilidad de indicadores:</w:t>
+      </w:r>
+      <w:r>
+        <w:rPr>
+          <w:lang w:val="es-419" w:eastAsia="es-CO"/>
+        </w:rPr>
+        <w:t xml:space="preserve"> ¿Facilita la toma de decisiones?</w:t>
       </w:r>
     </w:p>
     <w:p>
@@ -13845,9 +14217,17 @@
       </w:pPr>
       <w:r>
         <w:rPr>
-          <w:lang w:val="es-419" w:eastAsia="es-CO"/>
-        </w:rPr>
-        <w:t>Calidad de datos: ¿Son confiables y actualizados?</w:t>
+          <w:b/>
+          <w:bCs/>
+          <w:lang w:val="es-419" w:eastAsia="es-CO"/>
+        </w:rPr>
+        <w:t>Calidad de datos:</w:t>
+      </w:r>
+      <w:r>
+        <w:rPr>
+          <w:lang w:val="es-419" w:eastAsia="es-CO"/>
+        </w:rPr>
+        <w:t xml:space="preserve"> ¿Son confiables y actualizados?</w:t>
       </w:r>
     </w:p>
     <w:p>
@@ -13863,25 +14243,33 @@
       </w:pPr>
       <w:r>
         <w:rPr>
-          <w:lang w:val="es-419" w:eastAsia="es-CO"/>
-        </w:rPr>
-        <w:t>Retroalimentación interna: ¿Los responsables lo consideran útil?</w:t>
-      </w:r>
-    </w:p>
-    <w:p>
-      <w:pPr>
-        <w:rPr>
           <w:b/>
           <w:bCs/>
           <w:lang w:val="es-419" w:eastAsia="es-CO"/>
         </w:rPr>
-      </w:pPr>
-      <w:r>
+        <w:t>Retroalimentación interna:</w:t>
+      </w:r>
+      <w:r>
+        <w:rPr>
+          <w:lang w:val="es-419" w:eastAsia="es-CO"/>
+        </w:rPr>
+        <w:t xml:space="preserve"> ¿Los responsables lo consideran útil?</w:t>
+      </w:r>
+    </w:p>
+    <w:p>
+      <w:pPr>
         <w:rPr>
           <w:b/>
           <w:bCs/>
           <w:lang w:val="es-419" w:eastAsia="es-CO"/>
         </w:rPr>
+      </w:pPr>
+      <w:r>
+        <w:rPr>
+          <w:b/>
+          <w:bCs/>
+          <w:lang w:val="es-419" w:eastAsia="es-CO"/>
+        </w:rPr>
         <w:t>Reflexión final</w:t>
       </w:r>
     </w:p>
@@ -13895,7 +14283,13 @@
         <w:rPr>
           <w:lang w:val="es-419" w:eastAsia="es-CO"/>
         </w:rPr>
-        <w:t>“Más allá de los indicadores, está el impacto. Más allá del monitoreo, está el propósito. Que cada acción estratégica sea también una expresión de servicio y gratitud.”</w:t>
+        <w:t>“Más allá de los indicadores, está el impacto. Más allá del monitoreo, está el propósito. Que cada acción estratégica sea también una expresión de servicio y gratitud</w:t>
+      </w:r>
+      <w:r>
+        <w:rPr>
+          <w:lang w:val="es-419" w:eastAsia="es-CO"/>
+        </w:rPr>
+        <w:t>”.</w:t>
       </w:r>
     </w:p>
     <w:p>
@@ -14009,6 +14403,7 @@
             <w:r>
               <w:rPr>
                 <w:rStyle w:val="Extranjerismo"/>
+                <w:lang w:val="es-CO"/>
               </w:rPr>
               <w:t>marketing</w:t>
             </w:r>
@@ -14054,6 +14449,7 @@
             <w:r>
               <w:rPr>
                 <w:rStyle w:val="Extranjerismo"/>
+                <w:lang w:val="es-CO"/>
               </w:rPr>
               <w:t>web</w:t>
             </w:r>
@@ -14089,18 +14485,22 @@
             <w:r>
               <w:t>Una vez vi un plan que medía “</w:t>
             </w:r>
+            <w:proofErr w:type="spellStart"/>
             <w:r>
               <w:rPr>
                 <w:rStyle w:val="Extranjerismo"/>
+                <w:lang w:val="es-CO"/>
               </w:rPr>
               <w:t>engagement</w:t>
             </w:r>
+            <w:proofErr w:type="spellEnd"/>
             <w:r>
               <w:t xml:space="preserve">” con datos de ventas. ¡Nada que ver! Si el indicador es emocional, la fuente debe ser cualitativa: encuestas, comentarios, redes. Si es numérico, entonces sí: CRM, analítica </w:t>
             </w:r>
             <w:r>
               <w:rPr>
                 <w:rStyle w:val="Extranjerismo"/>
+                <w:lang w:val="es-CO"/>
               </w:rPr>
               <w:t>web</w:t>
             </w:r>
@@ -14202,7 +14602,7 @@
         </w:numPr>
         <w:ind w:left="360"/>
       </w:pPr>
-      <w:bookmarkStart w:id="35" w:name="_Toc214654930"/>
+      <w:bookmarkStart w:id="35" w:name="_Toc215288811"/>
       <w:r>
         <w:lastRenderedPageBreak/>
         <w:t>Síntesis</w:t>
@@ -14265,7 +14665,7 @@
                     <pic:cNvPicPr/>
                   </pic:nvPicPr>
                   <pic:blipFill>
-                    <a:blip r:embed="rId23"/>
+                    <a:blip r:embed="rId25"/>
                     <a:stretch>
                       <a:fillRect/>
                     </a:stretch>
@@ -14305,7 +14705,7 @@
       <w:pPr>
         <w:pStyle w:val="Titulosgenerales"/>
       </w:pPr>
-      <w:bookmarkStart w:id="36" w:name="_Toc214654931"/>
+      <w:bookmarkStart w:id="36" w:name="_Toc215288812"/>
       <w:r>
         <w:lastRenderedPageBreak/>
         <w:t>Glosario</w:t>
@@ -14735,7 +15135,7 @@
       <w:pPr>
         <w:pStyle w:val="Titulosgenerales"/>
       </w:pPr>
-      <w:bookmarkStart w:id="37" w:name="_Toc214654932"/>
+      <w:bookmarkStart w:id="37" w:name="_Toc215288813"/>
       <w:r>
         <w:lastRenderedPageBreak/>
         <w:t>Material complementario</w:t>
@@ -14928,6 +15328,7 @@
                 <w:rStyle w:val="Extranjerismo"/>
                 <w:sz w:val="28"/>
                 <w:szCs w:val="28"/>
+                <w:lang w:val="es-CO"/>
               </w:rPr>
               <w:t xml:space="preserve">marketing </w:t>
             </w:r>
@@ -14974,7 +15375,7 @@
                 <w:szCs w:val="28"/>
               </w:rPr>
             </w:pPr>
-            <w:hyperlink r:id="rId24" w:history="1">
+            <w:hyperlink r:id="rId26" w:history="1">
               <w:r>
                 <w:rPr>
                   <w:rStyle w:val="Hipervnculo"/>
@@ -15047,9 +15448,21 @@
                 <w:rStyle w:val="Extranjerismo"/>
                 <w:sz w:val="28"/>
                 <w:szCs w:val="28"/>
-              </w:rPr>
-              <w:t>marketing analytics</w:t>
-            </w:r>
+                <w:lang w:val="es-CO"/>
+              </w:rPr>
+              <w:t xml:space="preserve">marketing </w:t>
+            </w:r>
+            <w:proofErr w:type="spellStart"/>
+            <w:r>
+              <w:rPr>
+                <w:rStyle w:val="Extranjerismo"/>
+                <w:sz w:val="28"/>
+                <w:szCs w:val="28"/>
+                <w:lang w:val="es-CO"/>
+              </w:rPr>
+              <w:t>analytics</w:t>
+            </w:r>
+            <w:proofErr w:type="spellEnd"/>
             <w:r>
               <w:rPr>
                 <w:sz w:val="28"/>
@@ -15096,7 +15509,7 @@
                 <w:u w:val="none"/>
               </w:rPr>
             </w:pPr>
-            <w:hyperlink r:id="rId25" w:history="1">
+            <w:hyperlink r:id="rId27" w:history="1">
               <w:r>
                 <w:rPr>
                   <w:rStyle w:val="Hipervnculo"/>
@@ -15138,6 +15551,7 @@
                 <w:rStyle w:val="Extranjerismo"/>
                 <w:sz w:val="28"/>
                 <w:szCs w:val="28"/>
+                <w:lang w:val="es-CO"/>
               </w:rPr>
               <w:t>marketing</w:t>
             </w:r>
@@ -15169,6 +15583,7 @@
                 <w:rStyle w:val="Extranjerismo"/>
                 <w:sz w:val="28"/>
                 <w:szCs w:val="28"/>
+                <w:lang w:val="es-CO"/>
               </w:rPr>
               <w:t>marketing:</w:t>
             </w:r>
@@ -15216,7 +15631,7 @@
                 <w:szCs w:val="28"/>
               </w:rPr>
             </w:pPr>
-            <w:hyperlink r:id="rId26" w:history="1">
+            <w:hyperlink r:id="rId28" w:history="1">
               <w:r>
                 <w:rPr>
                   <w:rStyle w:val="Hipervnculo"/>
@@ -15242,7 +15657,7 @@
       <w:pPr>
         <w:pStyle w:val="Titulosgenerales"/>
       </w:pPr>
-      <w:bookmarkStart w:id="38" w:name="_Toc214654933"/>
+      <w:bookmarkStart w:id="38" w:name="_Toc215288814"/>
       <w:r>
         <w:lastRenderedPageBreak/>
         <w:t>Referencias bibliográficas</w:t>
@@ -15269,7 +15684,7 @@
       <w:r>
         <w:rPr>
           <w:rStyle w:val="Extranjerismo"/>
-          <w:lang w:eastAsia="es-CO"/>
+          <w:lang w:val="es-CO" w:eastAsia="es-CO"/>
         </w:rPr>
         <w:t xml:space="preserve">Marketing </w:t>
       </w:r>
@@ -15283,7 +15698,7 @@
       <w:r>
         <w:rPr>
           <w:rStyle w:val="Extranjerismo"/>
-          <w:lang w:eastAsia="es-CO"/>
+          <w:lang w:val="es-CO" w:eastAsia="es-CO"/>
         </w:rPr>
         <w:t>marketing</w:t>
       </w:r>
@@ -15302,7 +15717,7 @@
           <w:lang w:eastAsia="es-CO"/>
         </w:rPr>
       </w:pPr>
-      <w:hyperlink r:id="rId27" w:history="1">
+      <w:hyperlink r:id="rId29" w:history="1">
         <w:r>
           <w:rPr>
             <w:rStyle w:val="Hipervnculo"/>
@@ -15329,7 +15744,7 @@
       <w:r>
         <w:rPr>
           <w:rStyle w:val="Extranjerismo"/>
-          <w:lang w:eastAsia="es-CO"/>
+          <w:lang w:val="es-CO" w:eastAsia="es-CO"/>
         </w:rPr>
         <w:t>Marketing</w:t>
       </w:r>
@@ -15343,7 +15758,7 @@
       <w:r>
         <w:rPr>
           <w:rStyle w:val="Extranjerismo"/>
-          <w:lang w:eastAsia="es-CO"/>
+          <w:lang w:val="es-CO" w:eastAsia="es-CO"/>
         </w:rPr>
         <w:t>marketing.</w:t>
       </w:r>
@@ -15355,7 +15770,7 @@
           <w:lang w:eastAsia="es-CO"/>
         </w:rPr>
       </w:pPr>
-      <w:hyperlink r:id="rId28" w:history="1">
+      <w:hyperlink r:id="rId30" w:history="1">
         <w:r>
           <w:rPr>
             <w:rStyle w:val="Hipervnculo"/>
@@ -15387,7 +15802,7 @@
           <w:lang w:eastAsia="es-CO"/>
         </w:rPr>
       </w:pPr>
-      <w:hyperlink r:id="rId29" w:history="1">
+      <w:hyperlink r:id="rId31" w:history="1">
         <w:r>
           <w:rPr>
             <w:rStyle w:val="Hipervnculo"/>
@@ -15407,13 +15822,14 @@
       <w:r>
         <w:rPr>
           <w:rStyle w:val="Extranjerismo"/>
+          <w:lang w:val="es-CO"/>
         </w:rPr>
         <w:t>Virtual Mailer</w:t>
       </w:r>
       <w:r>
         <w:rPr>
           <w:rStyle w:val="Extranjerismo"/>
-          <w:lang w:eastAsia="es-CO"/>
+          <w:lang w:val="es-CO" w:eastAsia="es-CO"/>
         </w:rPr>
         <w:t>.</w:t>
       </w:r>
@@ -15427,7 +15843,7 @@
       <w:r>
         <w:rPr>
           <w:rStyle w:val="Extranjerismo"/>
-          <w:lang w:eastAsia="es-CO"/>
+          <w:lang w:val="es-CO" w:eastAsia="es-CO"/>
         </w:rPr>
         <w:t>marketing</w:t>
       </w:r>
@@ -15446,7 +15862,7 @@
           <w:lang w:eastAsia="es-CO"/>
         </w:rPr>
       </w:pPr>
-      <w:hyperlink r:id="rId30" w:history="1">
+      <w:hyperlink r:id="rId32" w:history="1">
         <w:r>
           <w:rPr>
             <w:rStyle w:val="Hipervnculo"/>
@@ -15491,7 +15907,7 @@
       <w:pPr>
         <w:pStyle w:val="Titulosgenerales"/>
       </w:pPr>
-      <w:bookmarkStart w:id="39" w:name="_Toc214654934"/>
+      <w:bookmarkStart w:id="39" w:name="_Toc215288815"/>
       <w:r>
         <w:lastRenderedPageBreak/>
         <w:t>C</w:t>
@@ -16569,8 +16985,8 @@
       </w:pPr>
     </w:p>
     <w:sectPr>
-      <w:headerReference w:type="default" r:id="rId31"/>
-      <w:footerReference w:type="default" r:id="rId32"/>
+      <w:headerReference w:type="default" r:id="rId33"/>
+      <w:footerReference w:type="default" r:id="rId34"/>
       <w:pgSz w:w="12240" w:h="15840"/>
       <w:pgMar w:top="1701" w:right="1134" w:bottom="1134" w:left="1134" w:header="709" w:footer="737" w:gutter="0"/>
       <w:pgNumType w:start="1"/>
@@ -26460,7 +26876,7 @@
     <w:link w:val="FiguraCar"/>
     <w:autoRedefine/>
     <w:qFormat/>
-    <w:rsid w:val="007324F2"/>
+    <w:rsid w:val="0095439C"/>
     <w:pPr>
       <w:tabs>
         <w:tab w:val="left" w:pos="1134"/>
@@ -26484,7 +26900,7 @@
     <w:name w:val="Figura Car"/>
     <w:basedOn w:val="Fuentedeprrafopredeter"/>
     <w:link w:val="Figura"/>
-    <w:rsid w:val="007324F2"/>
+    <w:rsid w:val="0095439C"/>
     <w:rPr>
       <w:rFonts w:ascii="Calibri" w:hAnsi="Calibri" w:cs="Times New Roman (Cuerpo en alfa"/>
       <w:b/>
@@ -27487,34 +27903,27 @@
 </file>
 
 <file path=customXml/item1.xml><?xml version="1.0" encoding="utf-8"?>
-<b:Sources xmlns:b="http://schemas.openxmlformats.org/officeDocument/2006/bibliography" xmlns="http://schemas.openxmlformats.org/officeDocument/2006/bibliography" SelectedStyle="\APASixthEditionOfficeOnline.xsl" StyleName="APA" Version="6"/>
-</file>
-
-<file path=customXml/item2.xml><?xml version="1.0" encoding="utf-8"?>
-<ct:contentTypeSchema xmlns:ct="http://schemas.microsoft.com/office/2006/metadata/contentType" xmlns:ma="http://schemas.microsoft.com/office/2006/metadata/properties/metaAttributes" ct:_="" ma:_="" ma:contentTypeName="Documento" ma:contentTypeID="0x01010049282E1EDBE9234EA9E6D38F720E265F" ma:contentTypeVersion="15" ma:contentTypeDescription="Crear nuevo documento." ma:contentTypeScope="" ma:versionID="b31c7aa9eaf043a08b87120b3c4916e3">
-  <xsd:schema xmlns:xsd="http://www.w3.org/2001/XMLSchema" xmlns:xs="http://www.w3.org/2001/XMLSchema" xmlns:p="http://schemas.microsoft.com/office/2006/metadata/properties" xmlns:ns2="cb45339b-ced9-4d0d-8f64-77573914d53b" xmlns:ns3="43a3ca16-9c26-4813-b83f-4aec9927b43f" targetNamespace="http://schemas.microsoft.com/office/2006/metadata/properties" ma:root="true" ma:fieldsID="3533d065b04d75c457075bc55f1f5315" ns2:_="" ns3:_="">
-    <xsd:import namespace="cb45339b-ced9-4d0d-8f64-77573914d53b"/>
-    <xsd:import namespace="43a3ca16-9c26-4813-b83f-4aec9927b43f"/>
+<ct:contentTypeSchema xmlns:ct="http://schemas.microsoft.com/office/2006/metadata/contentType" xmlns:ma="http://schemas.microsoft.com/office/2006/metadata/properties/metaAttributes" ct:_="" ma:_="" ma:contentTypeName="Documento" ma:contentTypeID="0x010100FC2B1768DD5A774EB396CCAB0DE361C1" ma:contentTypeVersion="12" ma:contentTypeDescription="Crear nuevo documento." ma:contentTypeScope="" ma:versionID="cb0e967054766e77e9abf3380aaec2f9">
+  <xsd:schema xmlns:xsd="http://www.w3.org/2001/XMLSchema" xmlns:xs="http://www.w3.org/2001/XMLSchema" xmlns:p="http://schemas.microsoft.com/office/2006/metadata/properties" xmlns:ns2="a70d3c18-0869-45a1-9f75-4b4b8f0f32be" xmlns:ns3="adccf511-daff-4bcb-9072-914cedbf4c7e" targetNamespace="http://schemas.microsoft.com/office/2006/metadata/properties" ma:root="true" ma:fieldsID="e7d77fbbcf22647d83eeb28c82daf0af" ns2:_="" ns3:_="">
+    <xsd:import namespace="a70d3c18-0869-45a1-9f75-4b4b8f0f32be"/>
+    <xsd:import namespace="adccf511-daff-4bcb-9072-914cedbf4c7e"/>
     <xsd:element name="properties">
       <xsd:complexType>
         <xsd:sequence>
           <xsd:element name="documentManagement">
             <xsd:complexType>
               <xsd:all>
-                <xsd:element ref="ns2:SharedWithUsers" minOccurs="0"/>
-                <xsd:element ref="ns2:SharedWithDetails" minOccurs="0"/>
-                <xsd:element ref="ns3:MediaServiceMetadata" minOccurs="0"/>
-                <xsd:element ref="ns3:MediaServiceFastMetadata" minOccurs="0"/>
-                <xsd:element ref="ns3:MediaServiceDateTaken" minOccurs="0"/>
-                <xsd:element ref="ns3:MediaServiceObjectDetectorVersions" minOccurs="0"/>
-                <xsd:element ref="ns3:MediaLengthInSeconds" minOccurs="0"/>
-                <xsd:element ref="ns3:MediaServiceLocation" minOccurs="0"/>
-                <xsd:element ref="ns3:MediaServiceGenerationTime" minOccurs="0"/>
-                <xsd:element ref="ns3:MediaServiceEventHashCode" minOccurs="0"/>
-                <xsd:element ref="ns3:lcf76f155ced4ddcb4097134ff3c332f" minOccurs="0"/>
-                <xsd:element ref="ns2:TaxCatchAll" minOccurs="0"/>
-                <xsd:element ref="ns3:MediaServiceOCR" minOccurs="0"/>
-                <xsd:element ref="ns3:MediaServiceSearchProperties" minOccurs="0"/>
+                <xsd:element ref="ns2:MediaServiceMetadata" minOccurs="0"/>
+                <xsd:element ref="ns2:MediaServiceFastMetadata" minOccurs="0"/>
+                <xsd:element ref="ns2:MediaServiceSearchProperties" minOccurs="0"/>
+                <xsd:element ref="ns2:MediaServiceDateTaken" minOccurs="0"/>
+                <xsd:element ref="ns2:MediaServiceGenerationTime" minOccurs="0"/>
+                <xsd:element ref="ns2:MediaServiceEventHashCode" minOccurs="0"/>
+                <xsd:element ref="ns2:MediaLengthInSeconds" minOccurs="0"/>
+                <xsd:element ref="ns2:lcf76f155ced4ddcb4097134ff3c332f" minOccurs="0"/>
+                <xsd:element ref="ns3:TaxCatchAll" minOccurs="0"/>
+                <xsd:element ref="ns2:MediaServiceOCR" minOccurs="0"/>
+                <xsd:element ref="ns2:MediaServiceBillingMetadata" minOccurs="0"/>
               </xsd:all>
             </xsd:complexType>
           </xsd:element>
@@ -27522,36 +27931,68 @@
       </xsd:complexType>
     </xsd:element>
   </xsd:schema>
-  <xsd:schema xmlns:xsd="http://www.w3.org/2001/XMLSchema" xmlns:xs="http://www.w3.org/2001/XMLSchema" xmlns:dms="http://schemas.microsoft.com/office/2006/documentManagement/types" xmlns:pc="http://schemas.microsoft.com/office/infopath/2007/PartnerControls" targetNamespace="cb45339b-ced9-4d0d-8f64-77573914d53b" elementFormDefault="qualified">
+  <xsd:schema xmlns:xsd="http://www.w3.org/2001/XMLSchema" xmlns:xs="http://www.w3.org/2001/XMLSchema" xmlns:dms="http://schemas.microsoft.com/office/2006/documentManagement/types" xmlns:pc="http://schemas.microsoft.com/office/infopath/2007/PartnerControls" targetNamespace="a70d3c18-0869-45a1-9f75-4b4b8f0f32be" elementFormDefault="qualified">
     <xsd:import namespace="http://schemas.microsoft.com/office/2006/documentManagement/types"/>
     <xsd:import namespace="http://schemas.microsoft.com/office/infopath/2007/PartnerControls"/>
-    <xsd:element name="SharedWithUsers" ma:index="8" nillable="true" ma:displayName="Compartido con" ma:internalName="SharedWithUsers" ma:readOnly="true">
+    <xsd:element name="MediaServiceMetadata" ma:index="8" nillable="true" ma:displayName="MediaServiceMetadata" ma:hidden="true" ma:internalName="MediaServiceMetadata" ma:readOnly="true">
+      <xsd:simpleType>
+        <xsd:restriction base="dms:Note"/>
+      </xsd:simpleType>
+    </xsd:element>
+    <xsd:element name="MediaServiceFastMetadata" ma:index="9" nillable="true" ma:displayName="MediaServiceFastMetadata" ma:hidden="true" ma:internalName="MediaServiceFastMetadata" ma:readOnly="true">
+      <xsd:simpleType>
+        <xsd:restriction base="dms:Note"/>
+      </xsd:simpleType>
+    </xsd:element>
+    <xsd:element name="MediaServiceSearchProperties" ma:index="10" nillable="true" ma:displayName="MediaServiceSearchProperties" ma:hidden="true" ma:internalName="MediaServiceSearchProperties" ma:readOnly="true">
+      <xsd:simpleType>
+        <xsd:restriction base="dms:Note"/>
+      </xsd:simpleType>
+    </xsd:element>
+    <xsd:element name="MediaServiceDateTaken" ma:index="11" nillable="true" ma:displayName="MediaServiceDateTaken" ma:hidden="true" ma:indexed="true" ma:internalName="MediaServiceDateTaken" ma:readOnly="true">
+      <xsd:simpleType>
+        <xsd:restriction base="dms:Text"/>
+      </xsd:simpleType>
+    </xsd:element>
+    <xsd:element name="MediaServiceGenerationTime" ma:index="12" nillable="true" ma:displayName="MediaServiceGenerationTime" ma:hidden="true" ma:internalName="MediaServiceGenerationTime" ma:readOnly="true">
+      <xsd:simpleType>
+        <xsd:restriction base="dms:Text"/>
+      </xsd:simpleType>
+    </xsd:element>
+    <xsd:element name="MediaServiceEventHashCode" ma:index="13" nillable="true" ma:displayName="MediaServiceEventHashCode" ma:hidden="true" ma:internalName="MediaServiceEventHashCode" ma:readOnly="true">
+      <xsd:simpleType>
+        <xsd:restriction base="dms:Text"/>
+      </xsd:simpleType>
+    </xsd:element>
+    <xsd:element name="MediaLengthInSeconds" ma:index="14" nillable="true" ma:displayName="MediaLengthInSeconds" ma:hidden="true" ma:internalName="MediaLengthInSeconds" ma:readOnly="true">
+      <xsd:simpleType>
+        <xsd:restriction base="dms:Unknown"/>
+      </xsd:simpleType>
+    </xsd:element>
+    <xsd:element name="lcf76f155ced4ddcb4097134ff3c332f" ma:index="16" nillable="true" ma:taxonomy="true" ma:internalName="lcf76f155ced4ddcb4097134ff3c332f" ma:taxonomyFieldName="MediaServiceImageTags" ma:displayName="Etiquetas de imagen" ma:readOnly="false" ma:fieldId="{5cf76f15-5ced-4ddc-b409-7134ff3c332f}" ma:taxonomyMulti="true" ma:sspId="d33c8c81-5745-4931-bcc4-c2aeafe86780" ma:termSetId="09814cd3-568e-fe90-9814-8d621ff8fb84" ma:anchorId="fba54fb3-c3e1-fe81-a776-ca4b69148c4d" ma:open="true" ma:isKeyword="false">
       <xsd:complexType>
-        <xsd:complexContent>
-          <xsd:extension base="dms:UserMulti">
-            <xsd:sequence>
-              <xsd:element name="UserInfo" minOccurs="0" maxOccurs="unbounded">
-                <xsd:complexType>
-                  <xsd:sequence>
-                    <xsd:element name="DisplayName" type="xsd:string" minOccurs="0"/>
-                    <xsd:element name="AccountId" type="dms:UserId" minOccurs="0" nillable="true"/>
-                    <xsd:element name="AccountType" type="xsd:string" minOccurs="0"/>
-                  </xsd:sequence>
-                </xsd:complexType>
-              </xsd:element>
-            </xsd:sequence>
-          </xsd:extension>
-        </xsd:complexContent>
+        <xsd:sequence>
+          <xsd:element ref="pc:Terms" minOccurs="0" maxOccurs="1"/>
+        </xsd:sequence>
       </xsd:complexType>
     </xsd:element>
-    <xsd:element name="SharedWithDetails" ma:index="9" nillable="true" ma:displayName="Detalles de uso compartido" ma:internalName="SharedWithDetails" ma:readOnly="true">
+    <xsd:element name="MediaServiceOCR" ma:index="18" nillable="true" ma:displayName="Extracted Text" ma:internalName="MediaServiceOCR" ma:readOnly="true">
       <xsd:simpleType>
         <xsd:restriction base="dms:Note">
           <xsd:maxLength value="255"/>
         </xsd:restriction>
       </xsd:simpleType>
     </xsd:element>
-    <xsd:element name="TaxCatchAll" ma:index="20" nillable="true" ma:displayName="Taxonomy Catch All Column" ma:hidden="true" ma:list="{2f40a149-578b-41a1-8845-c88bc1831770}" ma:internalName="TaxCatchAll" ma:showField="CatchAllData" ma:web="cb45339b-ced9-4d0d-8f64-77573914d53b">
+    <xsd:element name="MediaServiceBillingMetadata" ma:index="19" nillable="true" ma:displayName="MediaServiceBillingMetadata" ma:hidden="true" ma:internalName="MediaServiceBillingMetadata" ma:readOnly="true">
+      <xsd:simpleType>
+        <xsd:restriction base="dms:Note"/>
+      </xsd:simpleType>
+    </xsd:element>
+  </xsd:schema>
+  <xsd:schema xmlns:xsd="http://www.w3.org/2001/XMLSchema" xmlns:xs="http://www.w3.org/2001/XMLSchema" xmlns:dms="http://schemas.microsoft.com/office/2006/documentManagement/types" xmlns:pc="http://schemas.microsoft.com/office/infopath/2007/PartnerControls" targetNamespace="adccf511-daff-4bcb-9072-914cedbf4c7e" elementFormDefault="qualified">
+    <xsd:import namespace="http://schemas.microsoft.com/office/2006/documentManagement/types"/>
+    <xsd:import namespace="http://schemas.microsoft.com/office/infopath/2007/PartnerControls"/>
+    <xsd:element name="TaxCatchAll" ma:index="17" nillable="true" ma:displayName="Taxonomy Catch All Column" ma:hidden="true" ma:list="{d55fdbc5-1632-489d-aeea-ba6fd7407963}" ma:internalName="TaxCatchAll" ma:showField="CatchAllData" ma:web="adccf511-daff-4bcb-9072-914cedbf4c7e">
       <xsd:complexType>
         <xsd:complexContent>
           <xsd:extension base="dms:MultiChoiceLookup">
@@ -27561,69 +28002,6 @@
           </xsd:extension>
         </xsd:complexContent>
       </xsd:complexType>
-    </xsd:element>
-  </xsd:schema>
-  <xsd:schema xmlns:xsd="http://www.w3.org/2001/XMLSchema" xmlns:xs="http://www.w3.org/2001/XMLSchema" xmlns:dms="http://schemas.microsoft.com/office/2006/documentManagement/types" xmlns:pc="http://schemas.microsoft.com/office/infopath/2007/PartnerControls" targetNamespace="43a3ca16-9c26-4813-b83f-4aec9927b43f" elementFormDefault="qualified">
-    <xsd:import namespace="http://schemas.microsoft.com/office/2006/documentManagement/types"/>
-    <xsd:import namespace="http://schemas.microsoft.com/office/infopath/2007/PartnerControls"/>
-    <xsd:element name="MediaServiceMetadata" ma:index="10" nillable="true" ma:displayName="MediaServiceMetadata" ma:hidden="true" ma:internalName="MediaServiceMetadata" ma:readOnly="true">
-      <xsd:simpleType>
-        <xsd:restriction base="dms:Note"/>
-      </xsd:simpleType>
-    </xsd:element>
-    <xsd:element name="MediaServiceFastMetadata" ma:index="11" nillable="true" ma:displayName="MediaServiceFastMetadata" ma:hidden="true" ma:internalName="MediaServiceFastMetadata" ma:readOnly="true">
-      <xsd:simpleType>
-        <xsd:restriction base="dms:Note"/>
-      </xsd:simpleType>
-    </xsd:element>
-    <xsd:element name="MediaServiceDateTaken" ma:index="12" nillable="true" ma:displayName="MediaServiceDateTaken" ma:hidden="true" ma:indexed="true" ma:internalName="MediaServiceDateTaken" ma:readOnly="true">
-      <xsd:simpleType>
-        <xsd:restriction base="dms:Text"/>
-      </xsd:simpleType>
-    </xsd:element>
-    <xsd:element name="MediaServiceObjectDetectorVersions" ma:index="13" nillable="true" ma:displayName="MediaServiceObjectDetectorVersions" ma:hidden="true" ma:indexed="true" ma:internalName="MediaServiceObjectDetectorVersions" ma:readOnly="true">
-      <xsd:simpleType>
-        <xsd:restriction base="dms:Text"/>
-      </xsd:simpleType>
-    </xsd:element>
-    <xsd:element name="MediaLengthInSeconds" ma:index="14" nillable="true" ma:displayName="MediaLengthInSeconds" ma:hidden="true" ma:internalName="MediaLengthInSeconds" ma:readOnly="true">
-      <xsd:simpleType>
-        <xsd:restriction base="dms:Unknown"/>
-      </xsd:simpleType>
-    </xsd:element>
-    <xsd:element name="MediaServiceLocation" ma:index="15" nillable="true" ma:displayName="Location" ma:indexed="true" ma:internalName="MediaServiceLocation" ma:readOnly="true">
-      <xsd:simpleType>
-        <xsd:restriction base="dms:Text"/>
-      </xsd:simpleType>
-    </xsd:element>
-    <xsd:element name="MediaServiceGenerationTime" ma:index="16" nillable="true" ma:displayName="MediaServiceGenerationTime" ma:hidden="true" ma:internalName="MediaServiceGenerationTime" ma:readOnly="true">
-      <xsd:simpleType>
-        <xsd:restriction base="dms:Text"/>
-      </xsd:simpleType>
-    </xsd:element>
-    <xsd:element name="MediaServiceEventHashCode" ma:index="17" nillable="true" ma:displayName="MediaServiceEventHashCode" ma:hidden="true" ma:internalName="MediaServiceEventHashCode" ma:readOnly="true">
-      <xsd:simpleType>
-        <xsd:restriction base="dms:Text"/>
-      </xsd:simpleType>
-    </xsd:element>
-    <xsd:element name="lcf76f155ced4ddcb4097134ff3c332f" ma:index="19" nillable="true" ma:taxonomy="true" ma:internalName="lcf76f155ced4ddcb4097134ff3c332f" ma:taxonomyFieldName="MediaServiceImageTags" ma:displayName="Etiquetas de imagen" ma:readOnly="false" ma:fieldId="{5cf76f15-5ced-4ddc-b409-7134ff3c332f}" ma:taxonomyMulti="true" ma:sspId="d33c8c81-5745-4931-bcc4-c2aeafe86780" ma:termSetId="09814cd3-568e-fe90-9814-8d621ff8fb84" ma:anchorId="fba54fb3-c3e1-fe81-a776-ca4b69148c4d" ma:open="true" ma:isKeyword="false">
-      <xsd:complexType>
-        <xsd:sequence>
-          <xsd:element ref="pc:Terms" minOccurs="0" maxOccurs="1"/>
-        </xsd:sequence>
-      </xsd:complexType>
-    </xsd:element>
-    <xsd:element name="MediaServiceOCR" ma:index="21" nillable="true" ma:displayName="Extracted Text" ma:internalName="MediaServiceOCR" ma:readOnly="true">
-      <xsd:simpleType>
-        <xsd:restriction base="dms:Note">
-          <xsd:maxLength value="255"/>
-        </xsd:restriction>
-      </xsd:simpleType>
-    </xsd:element>
-    <xsd:element name="MediaServiceSearchProperties" ma:index="22" nillable="true" ma:displayName="MediaServiceSearchProperties" ma:hidden="true" ma:internalName="MediaServiceSearchProperties" ma:readOnly="true">
-      <xsd:simpleType>
-        <xsd:restriction base="dms:Note"/>
-      </xsd:simpleType>
     </xsd:element>
   </xsd:schema>
   <xsd:schema xmlns="http://schemas.openxmlformats.org/package/2006/metadata/core-properties" xmlns:xsd="http://www.w3.org/2001/XMLSchema" xmlns:xsi="http://www.w3.org/2001/XMLSchema-instance" xmlns:dc="http://purl.org/dc/elements/1.1/" xmlns:dcterms="http://purl.org/dc/terms/" xmlns:odoc="http://schemas.microsoft.com/internal/obd" targetNamespace="http://schemas.openxmlformats.org/package/2006/metadata/core-properties" elementFormDefault="qualified" attributeFormDefault="unqualified" blockDefault="#all">
@@ -27725,18 +28103,18 @@
 </ct:contentTypeSchema>
 </file>
 
-<file path=customXml/item3.xml><?xml version="1.0" encoding="utf-8"?>
+<file path=customXml/item2.xml><?xml version="1.0" encoding="utf-8"?>
 <p:properties xmlns:p="http://schemas.microsoft.com/office/2006/metadata/properties" xmlns:xsi="http://www.w3.org/2001/XMLSchema-instance" xmlns:pc="http://schemas.microsoft.com/office/infopath/2007/PartnerControls">
   <documentManagement>
-    <TaxCatchAll xmlns="cb45339b-ced9-4d0d-8f64-77573914d53b" xsi:nil="true"/>
-    <lcf76f155ced4ddcb4097134ff3c332f xmlns="43a3ca16-9c26-4813-b83f-4aec9927b43f">
+    <TaxCatchAll xmlns="adccf511-daff-4bcb-9072-914cedbf4c7e" xsi:nil="true"/>
+    <lcf76f155ced4ddcb4097134ff3c332f xmlns="a70d3c18-0869-45a1-9f75-4b4b8f0f32be">
       <Terms xmlns="http://schemas.microsoft.com/office/infopath/2007/PartnerControls"/>
     </lcf76f155ced4ddcb4097134ff3c332f>
   </documentManagement>
 </p:properties>
 </file>
 
-<file path=customXml/item4.xml><?xml version="1.0" encoding="utf-8"?>
+<file path=customXml/item3.xml><?xml version="1.0" encoding="utf-8"?>
 <?mso-contentType ?>
 <FormTemplates xmlns="http://schemas.microsoft.com/sharepoint/v3/contenttype/forms">
   <Display>DocumentLibraryForm</Display>
@@ -27745,34 +28123,15 @@
 </FormTemplates>
 </file>
 
+<file path=customXml/item4.xml><?xml version="1.0" encoding="utf-8"?>
+<b:Sources xmlns:b="http://schemas.openxmlformats.org/officeDocument/2006/bibliography" xmlns="http://schemas.openxmlformats.org/officeDocument/2006/bibliography" SelectedStyle="\APASixthEditionOfficeOnline.xsl" StyleName="APA" Version="6"/>
+</file>
+
 <file path=customXml/itemProps1.xml><?xml version="1.0" encoding="utf-8"?>
-<ds:datastoreItem xmlns:ds="http://schemas.openxmlformats.org/officeDocument/2006/customXml" ds:itemID="{E8AB44A3-7C62-4BD2-82ED-8ABC209970FA}">
-  <ds:schemaRefs>
-    <ds:schemaRef ds:uri="http://schemas.openxmlformats.org/officeDocument/2006/bibliography"/>
-  </ds:schemaRefs>
-</ds:datastoreItem>
+<ds:datastoreItem xmlns:ds="http://schemas.openxmlformats.org/officeDocument/2006/customXml" ds:itemID="{E634030C-3394-4C37-8B56-6FBEDDA2CBC6}"/>
 </file>
 
 <file path=customXml/itemProps2.xml><?xml version="1.0" encoding="utf-8"?>
-<ds:datastoreItem xmlns:ds="http://schemas.openxmlformats.org/officeDocument/2006/customXml" ds:itemID="{DF43E046-DB0C-42D1-8C73-AE38B52F1ED7}">
-  <ds:schemaRefs>
-    <ds:schemaRef ds:uri="http://schemas.microsoft.com/office/2006/metadata/contentType"/>
-    <ds:schemaRef ds:uri="http://schemas.microsoft.com/office/2006/metadata/properties/metaAttributes"/>
-    <ds:schemaRef ds:uri="http://www.w3.org/2001/XMLSchema"/>
-    <ds:schemaRef ds:uri="http://schemas.microsoft.com/office/2006/metadata/properties"/>
-    <ds:schemaRef ds:uri="cb45339b-ced9-4d0d-8f64-77573914d53b"/>
-    <ds:schemaRef ds:uri="43a3ca16-9c26-4813-b83f-4aec9927b43f"/>
-    <ds:schemaRef ds:uri="http://schemas.microsoft.com/office/2006/documentManagement/types"/>
-    <ds:schemaRef ds:uri="http://schemas.microsoft.com/office/infopath/2007/PartnerControls"/>
-    <ds:schemaRef ds:uri="http://schemas.openxmlformats.org/package/2006/metadata/core-properties"/>
-    <ds:schemaRef ds:uri="http://purl.org/dc/elements/1.1/"/>
-    <ds:schemaRef ds:uri="http://purl.org/dc/terms/"/>
-    <ds:schemaRef ds:uri="http://schemas.microsoft.com/internal/obd"/>
-  </ds:schemaRefs>
-</ds:datastoreItem>
-</file>
-
-<file path=customXml/itemProps3.xml><?xml version="1.0" encoding="utf-8"?>
 <ds:datastoreItem xmlns:ds="http://schemas.openxmlformats.org/officeDocument/2006/customXml" ds:itemID="{6929C9FE-9F22-4B98-96EF-1B541B3BD0B2}">
   <ds:schemaRefs>
     <ds:schemaRef ds:uri="http://schemas.microsoft.com/office/2006/metadata/properties"/>
@@ -27783,10 +28142,18 @@
 </ds:datastoreItem>
 </file>
 
-<file path=customXml/itemProps4.xml><?xml version="1.0" encoding="utf-8"?>
+<file path=customXml/itemProps3.xml><?xml version="1.0" encoding="utf-8"?>
 <ds:datastoreItem xmlns:ds="http://schemas.openxmlformats.org/officeDocument/2006/customXml" ds:itemID="{81CBDEC1-3B00-44ED-AD36-0268077980BA}">
   <ds:schemaRefs>
     <ds:schemaRef ds:uri="http://schemas.microsoft.com/sharepoint/v3/contenttype/forms"/>
   </ds:schemaRefs>
 </ds:datastoreItem>
+</file>
+
+<file path=customXml/itemProps4.xml><?xml version="1.0" encoding="utf-8"?>
+<ds:datastoreItem xmlns:ds="http://schemas.openxmlformats.org/officeDocument/2006/customXml" ds:itemID="{E8AB44A3-7C62-4BD2-82ED-8ABC209970FA}">
+  <ds:schemaRefs>
+    <ds:schemaRef ds:uri="http://schemas.openxmlformats.org/officeDocument/2006/bibliography"/>
+  </ds:schemaRefs>
+</ds:datastoreItem>
 </file>
--- a/fuentes/CFA1_06110158.docx
+++ b/fuentes/CFA1_06110158.docx
@@ -515,7 +515,7 @@
           <w:r>
             <w:fldChar w:fldCharType="separate"/>
           </w:r>
-          <w:hyperlink w:anchor="_Toc215288776" w:history="1">
+          <w:hyperlink w:anchor="_Toc216338761" w:history="1">
             <w:r>
               <w:rPr>
                 <w:rStyle w:val="Hipervnculo"/>
@@ -542,7 +542,7 @@
                 <w:noProof/>
                 <w:webHidden/>
               </w:rPr>
-              <w:instrText xml:space="preserve"> PAGEREF _Toc215288776 \h </w:instrText>
+              <w:instrText xml:space="preserve"> PAGEREF _Toc216338761 \h </w:instrText>
             </w:r>
             <w:r>
               <w:rPr>
@@ -588,7 +588,7 @@
               <w:lang w:eastAsia="es-MX"/>
             </w:rPr>
           </w:pPr>
-          <w:hyperlink w:anchor="_Toc215288777" w:history="1">
+          <w:hyperlink w:anchor="_Toc216338762" w:history="1">
             <w:r>
               <w:rPr>
                 <w:rStyle w:val="Hipervnculo"/>
@@ -632,7 +632,7 @@
                 <w:noProof/>
                 <w:webHidden/>
               </w:rPr>
-              <w:instrText xml:space="preserve"> PAGEREF _Toc215288777 \h </w:instrText>
+              <w:instrText xml:space="preserve"> PAGEREF _Toc216338762 \h </w:instrText>
             </w:r>
             <w:r>
               <w:rPr>
@@ -674,7 +674,7 @@
               <w:lang w:eastAsia="es-MX"/>
             </w:rPr>
           </w:pPr>
-          <w:hyperlink w:anchor="_Toc215288778" w:history="1">
+          <w:hyperlink w:anchor="_Toc216338763" w:history="1">
             <w:r>
               <w:rPr>
                 <w:rStyle w:val="Hipervnculo"/>
@@ -718,7 +718,7 @@
                 <w:noProof/>
                 <w:webHidden/>
               </w:rPr>
-              <w:instrText xml:space="preserve"> PAGEREF _Toc215288778 \h </w:instrText>
+              <w:instrText xml:space="preserve"> PAGEREF _Toc216338763 \h </w:instrText>
             </w:r>
             <w:r>
               <w:rPr>
@@ -760,7 +760,7 @@
               <w:lang w:eastAsia="es-MX"/>
             </w:rPr>
           </w:pPr>
-          <w:hyperlink w:anchor="_Toc215288779" w:history="1">
+          <w:hyperlink w:anchor="_Toc216338764" w:history="1">
             <w:r>
               <w:rPr>
                 <w:rStyle w:val="Hipervnculo"/>
@@ -787,7 +787,7 @@
                 <w:noProof/>
                 <w:webHidden/>
               </w:rPr>
-              <w:instrText xml:space="preserve"> PAGEREF _Toc215288779 \h </w:instrText>
+              <w:instrText xml:space="preserve"> PAGEREF _Toc216338764 \h </w:instrText>
             </w:r>
             <w:r>
               <w:rPr>
@@ -829,7 +829,7 @@
               <w:lang w:eastAsia="es-MX"/>
             </w:rPr>
           </w:pPr>
-          <w:hyperlink w:anchor="_Toc215288780" w:history="1">
+          <w:hyperlink w:anchor="_Toc216338765" w:history="1">
             <w:r>
               <w:rPr>
                 <w:rStyle w:val="Hipervnculo"/>
@@ -856,7 +856,7 @@
                 <w:noProof/>
                 <w:webHidden/>
               </w:rPr>
-              <w:instrText xml:space="preserve"> PAGEREF _Toc215288780 \h </w:instrText>
+              <w:instrText xml:space="preserve"> PAGEREF _Toc216338765 \h </w:instrText>
             </w:r>
             <w:r>
               <w:rPr>
@@ -898,7 +898,7 @@
               <w:lang w:eastAsia="es-MX"/>
             </w:rPr>
           </w:pPr>
-          <w:hyperlink w:anchor="_Toc215288781" w:history="1">
+          <w:hyperlink w:anchor="_Toc216338766" w:history="1">
             <w:r>
               <w:rPr>
                 <w:rStyle w:val="Hipervnculo"/>
@@ -925,7 +925,7 @@
                 <w:noProof/>
                 <w:webHidden/>
               </w:rPr>
-              <w:instrText xml:space="preserve"> PAGEREF _Toc215288781 \h </w:instrText>
+              <w:instrText xml:space="preserve"> PAGEREF _Toc216338766 \h </w:instrText>
             </w:r>
             <w:r>
               <w:rPr>
@@ -967,7 +967,7 @@
               <w:lang w:eastAsia="es-MX"/>
             </w:rPr>
           </w:pPr>
-          <w:hyperlink w:anchor="_Toc215288782" w:history="1">
+          <w:hyperlink w:anchor="_Toc216338767" w:history="1">
             <w:r>
               <w:rPr>
                 <w:rStyle w:val="Hipervnculo"/>
@@ -994,7 +994,7 @@
                 <w:noProof/>
                 <w:webHidden/>
               </w:rPr>
-              <w:instrText xml:space="preserve"> PAGEREF _Toc215288782 \h </w:instrText>
+              <w:instrText xml:space="preserve"> PAGEREF _Toc216338767 \h </w:instrText>
             </w:r>
             <w:r>
               <w:rPr>
@@ -1040,7 +1040,7 @@
               <w:lang w:eastAsia="es-MX"/>
             </w:rPr>
           </w:pPr>
-          <w:hyperlink w:anchor="_Toc215288783" w:history="1">
+          <w:hyperlink w:anchor="_Toc216338768" w:history="1">
             <w:r>
               <w:rPr>
                 <w:rStyle w:val="Hipervnculo"/>
@@ -1084,7 +1084,7 @@
                 <w:noProof/>
                 <w:webHidden/>
               </w:rPr>
-              <w:instrText xml:space="preserve"> PAGEREF _Toc215288783 \h </w:instrText>
+              <w:instrText xml:space="preserve"> PAGEREF _Toc216338768 \h </w:instrText>
             </w:r>
             <w:r>
               <w:rPr>
@@ -1126,7 +1126,7 @@
               <w:lang w:eastAsia="es-MX"/>
             </w:rPr>
           </w:pPr>
-          <w:hyperlink w:anchor="_Toc215288784" w:history="1">
+          <w:hyperlink w:anchor="_Toc216338769" w:history="1">
             <w:r>
               <w:rPr>
                 <w:rStyle w:val="Hipervnculo"/>
@@ -1153,7 +1153,7 @@
                 <w:noProof/>
                 <w:webHidden/>
               </w:rPr>
-              <w:instrText xml:space="preserve"> PAGEREF _Toc215288784 \h </w:instrText>
+              <w:instrText xml:space="preserve"> PAGEREF _Toc216338769 \h </w:instrText>
             </w:r>
             <w:r>
               <w:rPr>
@@ -1195,7 +1195,7 @@
               <w:lang w:eastAsia="es-MX"/>
             </w:rPr>
           </w:pPr>
-          <w:hyperlink w:anchor="_Toc215288785" w:history="1">
+          <w:hyperlink w:anchor="_Toc216338770" w:history="1">
             <w:r>
               <w:rPr>
                 <w:rStyle w:val="Hipervnculo"/>
@@ -1222,7 +1222,7 @@
                 <w:noProof/>
                 <w:webHidden/>
               </w:rPr>
-              <w:instrText xml:space="preserve"> PAGEREF _Toc215288785 \h </w:instrText>
+              <w:instrText xml:space="preserve"> PAGEREF _Toc216338770 \h </w:instrText>
             </w:r>
             <w:r>
               <w:rPr>
@@ -1264,7 +1264,7 @@
               <w:lang w:eastAsia="es-MX"/>
             </w:rPr>
           </w:pPr>
-          <w:hyperlink w:anchor="_Toc215288786" w:history="1">
+          <w:hyperlink w:anchor="_Toc216338771" w:history="1">
             <w:r>
               <w:rPr>
                 <w:rStyle w:val="Hipervnculo"/>
@@ -1291,7 +1291,7 @@
                 <w:noProof/>
                 <w:webHidden/>
               </w:rPr>
-              <w:instrText xml:space="preserve"> PAGEREF _Toc215288786 \h </w:instrText>
+              <w:instrText xml:space="preserve"> PAGEREF _Toc216338771 \h </w:instrText>
             </w:r>
             <w:r>
               <w:rPr>
@@ -1333,7 +1333,7 @@
               <w:lang w:eastAsia="es-MX"/>
             </w:rPr>
           </w:pPr>
-          <w:hyperlink w:anchor="_Toc215288787" w:history="1">
+          <w:hyperlink w:anchor="_Toc216338772" w:history="1">
             <w:r>
               <w:rPr>
                 <w:rStyle w:val="Hipervnculo"/>
@@ -1360,7 +1360,7 @@
                 <w:noProof/>
                 <w:webHidden/>
               </w:rPr>
-              <w:instrText xml:space="preserve"> PAGEREF _Toc215288787 \h </w:instrText>
+              <w:instrText xml:space="preserve"> PAGEREF _Toc216338772 \h </w:instrText>
             </w:r>
             <w:r>
               <w:rPr>
@@ -1406,7 +1406,7 @@
               <w:lang w:eastAsia="es-MX"/>
             </w:rPr>
           </w:pPr>
-          <w:hyperlink w:anchor="_Toc215288788" w:history="1">
+          <w:hyperlink w:anchor="_Toc216338773" w:history="1">
             <w:r>
               <w:rPr>
                 <w:rStyle w:val="Hipervnculo"/>
@@ -1450,7 +1450,7 @@
                 <w:noProof/>
                 <w:webHidden/>
               </w:rPr>
-              <w:instrText xml:space="preserve"> PAGEREF _Toc215288788 \h </w:instrText>
+              <w:instrText xml:space="preserve"> PAGEREF _Toc216338773 \h </w:instrText>
             </w:r>
             <w:r>
               <w:rPr>
@@ -1492,7 +1492,7 @@
               <w:lang w:eastAsia="es-MX"/>
             </w:rPr>
           </w:pPr>
-          <w:hyperlink w:anchor="_Toc215288789" w:history="1">
+          <w:hyperlink w:anchor="_Toc216338774" w:history="1">
             <w:r>
               <w:rPr>
                 <w:rStyle w:val="Hipervnculo"/>
@@ -1519,7 +1519,7 @@
                 <w:noProof/>
                 <w:webHidden/>
               </w:rPr>
-              <w:instrText xml:space="preserve"> PAGEREF _Toc215288789 \h </w:instrText>
+              <w:instrText xml:space="preserve"> PAGEREF _Toc216338774 \h </w:instrText>
             </w:r>
             <w:r>
               <w:rPr>
@@ -1561,7 +1561,7 @@
               <w:lang w:eastAsia="es-MX"/>
             </w:rPr>
           </w:pPr>
-          <w:hyperlink w:anchor="_Toc215288790" w:history="1">
+          <w:hyperlink w:anchor="_Toc216338775" w:history="1">
             <w:r>
               <w:rPr>
                 <w:rStyle w:val="Hipervnculo"/>
@@ -1588,7 +1588,7 @@
                 <w:noProof/>
                 <w:webHidden/>
               </w:rPr>
-              <w:instrText xml:space="preserve"> PAGEREF _Toc215288790 \h </w:instrText>
+              <w:instrText xml:space="preserve"> PAGEREF _Toc216338775 \h </w:instrText>
             </w:r>
             <w:r>
               <w:rPr>
@@ -1630,7 +1630,7 @@
               <w:lang w:eastAsia="es-MX"/>
             </w:rPr>
           </w:pPr>
-          <w:hyperlink w:anchor="_Toc215288791" w:history="1">
+          <w:hyperlink w:anchor="_Toc216338776" w:history="1">
             <w:r>
               <w:rPr>
                 <w:rStyle w:val="Hipervnculo"/>
@@ -1657,7 +1657,7 @@
                 <w:noProof/>
                 <w:webHidden/>
               </w:rPr>
-              <w:instrText xml:space="preserve"> PAGEREF _Toc215288791 \h </w:instrText>
+              <w:instrText xml:space="preserve"> PAGEREF _Toc216338776 \h </w:instrText>
             </w:r>
             <w:r>
               <w:rPr>
@@ -1703,7 +1703,7 @@
               <w:lang w:eastAsia="es-MX"/>
             </w:rPr>
           </w:pPr>
-          <w:hyperlink w:anchor="_Toc215288792" w:history="1">
+          <w:hyperlink w:anchor="_Toc216338777" w:history="1">
             <w:r>
               <w:rPr>
                 <w:rStyle w:val="Hipervnculo"/>
@@ -1726,7 +1726,7 @@
                 <w:rStyle w:val="Hipervnculo"/>
                 <w:noProof/>
               </w:rPr>
-              <w:t>Procedimientos</w:t>
+              <w:t>Procedimiento de monitoreo</w:t>
             </w:r>
             <w:r>
               <w:rPr>
@@ -1747,7 +1747,7 @@
                 <w:noProof/>
                 <w:webHidden/>
               </w:rPr>
-              <w:instrText xml:space="preserve"> PAGEREF _Toc215288792 \h </w:instrText>
+              <w:instrText xml:space="preserve"> PAGEREF _Toc216338777 \h </w:instrText>
             </w:r>
             <w:r>
               <w:rPr>
@@ -1789,7 +1789,7 @@
               <w:lang w:eastAsia="es-MX"/>
             </w:rPr>
           </w:pPr>
-          <w:hyperlink w:anchor="_Toc215288793" w:history="1">
+          <w:hyperlink w:anchor="_Toc216338778" w:history="1">
             <w:r>
               <w:rPr>
                 <w:rStyle w:val="Hipervnculo"/>
@@ -1816,7 +1816,7 @@
                 <w:noProof/>
                 <w:webHidden/>
               </w:rPr>
-              <w:instrText xml:space="preserve"> PAGEREF _Toc215288793 \h </w:instrText>
+              <w:instrText xml:space="preserve"> PAGEREF _Toc216338778 \h </w:instrText>
             </w:r>
             <w:r>
               <w:rPr>
@@ -1858,7 +1858,7 @@
               <w:lang w:eastAsia="es-MX"/>
             </w:rPr>
           </w:pPr>
-          <w:hyperlink w:anchor="_Toc215288794" w:history="1">
+          <w:hyperlink w:anchor="_Toc216338779" w:history="1">
             <w:r>
               <w:rPr>
                 <w:rStyle w:val="Hipervnculo"/>
@@ -1885,7 +1885,7 @@
                 <w:noProof/>
                 <w:webHidden/>
               </w:rPr>
-              <w:instrText xml:space="preserve"> PAGEREF _Toc215288794 \h </w:instrText>
+              <w:instrText xml:space="preserve"> PAGEREF _Toc216338779 \h </w:instrText>
             </w:r>
             <w:r>
               <w:rPr>
@@ -1927,7 +1927,7 @@
               <w:lang w:eastAsia="es-MX"/>
             </w:rPr>
           </w:pPr>
-          <w:hyperlink w:anchor="_Toc215288795" w:history="1">
+          <w:hyperlink w:anchor="_Toc216338780" w:history="1">
             <w:r>
               <w:rPr>
                 <w:rStyle w:val="Hipervnculo"/>
@@ -1954,7 +1954,7 @@
                 <w:noProof/>
                 <w:webHidden/>
               </w:rPr>
-              <w:instrText xml:space="preserve"> PAGEREF _Toc215288795 \h </w:instrText>
+              <w:instrText xml:space="preserve"> PAGEREF _Toc216338780 \h </w:instrText>
             </w:r>
             <w:r>
               <w:rPr>
@@ -1996,7 +1996,7 @@
               <w:lang w:eastAsia="es-MX"/>
             </w:rPr>
           </w:pPr>
-          <w:hyperlink w:anchor="_Toc215288796" w:history="1">
+          <w:hyperlink w:anchor="_Toc216338781" w:history="1">
             <w:r>
               <w:rPr>
                 <w:rStyle w:val="Hipervnculo"/>
@@ -2023,7 +2023,7 @@
                 <w:noProof/>
                 <w:webHidden/>
               </w:rPr>
-              <w:instrText xml:space="preserve"> PAGEREF _Toc215288796 \h </w:instrText>
+              <w:instrText xml:space="preserve"> PAGEREF _Toc216338781 \h </w:instrText>
             </w:r>
             <w:r>
               <w:rPr>
@@ -2065,7 +2065,7 @@
               <w:lang w:eastAsia="es-MX"/>
             </w:rPr>
           </w:pPr>
-          <w:hyperlink w:anchor="_Toc215288797" w:history="1">
+          <w:hyperlink w:anchor="_Toc216338782" w:history="1">
             <w:r>
               <w:rPr>
                 <w:rStyle w:val="Hipervnculo"/>
@@ -2092,7 +2092,7 @@
                 <w:noProof/>
                 <w:webHidden/>
               </w:rPr>
-              <w:instrText xml:space="preserve"> PAGEREF _Toc215288797 \h </w:instrText>
+              <w:instrText xml:space="preserve"> PAGEREF _Toc216338782 \h </w:instrText>
             </w:r>
             <w:r>
               <w:rPr>
@@ -2138,7 +2138,7 @@
               <w:lang w:eastAsia="es-MX"/>
             </w:rPr>
           </w:pPr>
-          <w:hyperlink w:anchor="_Toc215288798" w:history="1">
+          <w:hyperlink w:anchor="_Toc216338783" w:history="1">
             <w:r>
               <w:rPr>
                 <w:rStyle w:val="Hipervnculo"/>
@@ -2182,7 +2182,7 @@
                 <w:noProof/>
                 <w:webHidden/>
               </w:rPr>
-              <w:instrText xml:space="preserve"> PAGEREF _Toc215288798 \h </w:instrText>
+              <w:instrText xml:space="preserve"> PAGEREF _Toc216338783 \h </w:instrText>
             </w:r>
             <w:r>
               <w:rPr>
@@ -2224,7 +2224,7 @@
               <w:lang w:eastAsia="es-MX"/>
             </w:rPr>
           </w:pPr>
-          <w:hyperlink w:anchor="_Toc215288799" w:history="1">
+          <w:hyperlink w:anchor="_Toc216338784" w:history="1">
             <w:r>
               <w:rPr>
                 <w:rStyle w:val="Hipervnculo"/>
@@ -2251,7 +2251,7 @@
                 <w:noProof/>
                 <w:webHidden/>
               </w:rPr>
-              <w:instrText xml:space="preserve"> PAGEREF _Toc215288799 \h </w:instrText>
+              <w:instrText xml:space="preserve"> PAGEREF _Toc216338784 \h </w:instrText>
             </w:r>
             <w:r>
               <w:rPr>
@@ -2293,7 +2293,7 @@
               <w:lang w:eastAsia="es-MX"/>
             </w:rPr>
           </w:pPr>
-          <w:hyperlink w:anchor="_Toc215288800" w:history="1">
+          <w:hyperlink w:anchor="_Toc216338785" w:history="1">
             <w:r>
               <w:rPr>
                 <w:rStyle w:val="Hipervnculo"/>
@@ -2320,7 +2320,7 @@
                 <w:noProof/>
                 <w:webHidden/>
               </w:rPr>
-              <w:instrText xml:space="preserve"> PAGEREF _Toc215288800 \h </w:instrText>
+              <w:instrText xml:space="preserve"> PAGEREF _Toc216338785 \h </w:instrText>
             </w:r>
             <w:r>
               <w:rPr>
@@ -2362,7 +2362,7 @@
               <w:lang w:eastAsia="es-MX"/>
             </w:rPr>
           </w:pPr>
-          <w:hyperlink w:anchor="_Toc215288801" w:history="1">
+          <w:hyperlink w:anchor="_Toc216338786" w:history="1">
             <w:r>
               <w:rPr>
                 <w:rStyle w:val="Hipervnculo"/>
@@ -2389,7 +2389,7 @@
                 <w:noProof/>
                 <w:webHidden/>
               </w:rPr>
-              <w:instrText xml:space="preserve"> PAGEREF _Toc215288801 \h </w:instrText>
+              <w:instrText xml:space="preserve"> PAGEREF _Toc216338786 \h </w:instrText>
             </w:r>
             <w:r>
               <w:rPr>
@@ -2435,7 +2435,7 @@
               <w:lang w:eastAsia="es-MX"/>
             </w:rPr>
           </w:pPr>
-          <w:hyperlink w:anchor="_Toc215288802" w:history="1">
+          <w:hyperlink w:anchor="_Toc216338787" w:history="1">
             <w:r>
               <w:rPr>
                 <w:rStyle w:val="Hipervnculo"/>
@@ -2479,7 +2479,7 @@
                 <w:noProof/>
                 <w:webHidden/>
               </w:rPr>
-              <w:instrText xml:space="preserve"> PAGEREF _Toc215288802 \h </w:instrText>
+              <w:instrText xml:space="preserve"> PAGEREF _Toc216338787 \h </w:instrText>
             </w:r>
             <w:r>
               <w:rPr>
@@ -2521,7 +2521,7 @@
               <w:lang w:eastAsia="es-MX"/>
             </w:rPr>
           </w:pPr>
-          <w:hyperlink w:anchor="_Toc215288803" w:history="1">
+          <w:hyperlink w:anchor="_Toc216338788" w:history="1">
             <w:r>
               <w:rPr>
                 <w:rStyle w:val="Hipervnculo"/>
@@ -2548,7 +2548,7 @@
                 <w:noProof/>
                 <w:webHidden/>
               </w:rPr>
-              <w:instrText xml:space="preserve"> PAGEREF _Toc215288803 \h </w:instrText>
+              <w:instrText xml:space="preserve"> PAGEREF _Toc216338788 \h </w:instrText>
             </w:r>
             <w:r>
               <w:rPr>
@@ -2590,7 +2590,7 @@
               <w:lang w:eastAsia="es-MX"/>
             </w:rPr>
           </w:pPr>
-          <w:hyperlink w:anchor="_Toc215288804" w:history="1">
+          <w:hyperlink w:anchor="_Toc216338789" w:history="1">
             <w:r>
               <w:rPr>
                 <w:rStyle w:val="Hipervnculo"/>
@@ -2617,7 +2617,7 @@
                 <w:noProof/>
                 <w:webHidden/>
               </w:rPr>
-              <w:instrText xml:space="preserve"> PAGEREF _Toc215288804 \h </w:instrText>
+              <w:instrText xml:space="preserve"> PAGEREF _Toc216338789 \h </w:instrText>
             </w:r>
             <w:r>
               <w:rPr>
@@ -2659,7 +2659,7 @@
               <w:lang w:eastAsia="es-MX"/>
             </w:rPr>
           </w:pPr>
-          <w:hyperlink w:anchor="_Toc215288805" w:history="1">
+          <w:hyperlink w:anchor="_Toc216338790" w:history="1">
             <w:r>
               <w:rPr>
                 <w:rStyle w:val="Hipervnculo"/>
@@ -2686,7 +2686,7 @@
                 <w:noProof/>
                 <w:webHidden/>
               </w:rPr>
-              <w:instrText xml:space="preserve"> PAGEREF _Toc215288805 \h </w:instrText>
+              <w:instrText xml:space="preserve"> PAGEREF _Toc216338790 \h </w:instrText>
             </w:r>
             <w:r>
               <w:rPr>
@@ -2728,7 +2728,7 @@
               <w:lang w:eastAsia="es-MX"/>
             </w:rPr>
           </w:pPr>
-          <w:hyperlink w:anchor="_Toc215288806" w:history="1">
+          <w:hyperlink w:anchor="_Toc216338791" w:history="1">
             <w:r>
               <w:rPr>
                 <w:rStyle w:val="Hipervnculo"/>
@@ -2755,7 +2755,7 @@
                 <w:noProof/>
                 <w:webHidden/>
               </w:rPr>
-              <w:instrText xml:space="preserve"> PAGEREF _Toc215288806 \h </w:instrText>
+              <w:instrText xml:space="preserve"> PAGEREF _Toc216338791 \h </w:instrText>
             </w:r>
             <w:r>
               <w:rPr>
@@ -2801,7 +2801,7 @@
               <w:lang w:eastAsia="es-MX"/>
             </w:rPr>
           </w:pPr>
-          <w:hyperlink w:anchor="_Toc215288807" w:history="1">
+          <w:hyperlink w:anchor="_Toc216338792" w:history="1">
             <w:r>
               <w:rPr>
                 <w:rStyle w:val="Hipervnculo"/>
@@ -2845,7 +2845,7 @@
                 <w:noProof/>
                 <w:webHidden/>
               </w:rPr>
-              <w:instrText xml:space="preserve"> PAGEREF _Toc215288807 \h </w:instrText>
+              <w:instrText xml:space="preserve"> PAGEREF _Toc216338792 \h </w:instrText>
             </w:r>
             <w:r>
               <w:rPr>
@@ -2887,7 +2887,7 @@
               <w:lang w:eastAsia="es-MX"/>
             </w:rPr>
           </w:pPr>
-          <w:hyperlink w:anchor="_Toc215288808" w:history="1">
+          <w:hyperlink w:anchor="_Toc216338793" w:history="1">
             <w:r>
               <w:rPr>
                 <w:rStyle w:val="Hipervnculo"/>
@@ -2914,7 +2914,7 @@
                 <w:noProof/>
                 <w:webHidden/>
               </w:rPr>
-              <w:instrText xml:space="preserve"> PAGEREF _Toc215288808 \h </w:instrText>
+              <w:instrText xml:space="preserve"> PAGEREF _Toc216338793 \h </w:instrText>
             </w:r>
             <w:r>
               <w:rPr>
@@ -2956,7 +2956,7 @@
               <w:lang w:eastAsia="es-MX"/>
             </w:rPr>
           </w:pPr>
-          <w:hyperlink w:anchor="_Toc215288809" w:history="1">
+          <w:hyperlink w:anchor="_Toc216338794" w:history="1">
             <w:r>
               <w:rPr>
                 <w:rStyle w:val="Hipervnculo"/>
@@ -2983,7 +2983,7 @@
                 <w:noProof/>
                 <w:webHidden/>
               </w:rPr>
-              <w:instrText xml:space="preserve"> PAGEREF _Toc215288809 \h </w:instrText>
+              <w:instrText xml:space="preserve"> PAGEREF _Toc216338794 \h </w:instrText>
             </w:r>
             <w:r>
               <w:rPr>
@@ -3025,7 +3025,7 @@
               <w:lang w:eastAsia="es-MX"/>
             </w:rPr>
           </w:pPr>
-          <w:hyperlink w:anchor="_Toc215288810" w:history="1">
+          <w:hyperlink w:anchor="_Toc216338795" w:history="1">
             <w:r>
               <w:rPr>
                 <w:rStyle w:val="Hipervnculo"/>
@@ -3052,7 +3052,7 @@
                 <w:noProof/>
                 <w:webHidden/>
               </w:rPr>
-              <w:instrText xml:space="preserve"> PAGEREF _Toc215288810 \h </w:instrText>
+              <w:instrText xml:space="preserve"> PAGEREF _Toc216338795 \h </w:instrText>
             </w:r>
             <w:r>
               <w:rPr>
@@ -3097,7 +3097,7 @@
               <w:lang w:eastAsia="es-MX"/>
             </w:rPr>
           </w:pPr>
-          <w:hyperlink w:anchor="_Toc215288811" w:history="1">
+          <w:hyperlink w:anchor="_Toc216338796" w:history="1">
             <w:r>
               <w:rPr>
                 <w:rStyle w:val="Hipervnculo"/>
@@ -3124,7 +3124,7 @@
                 <w:noProof/>
                 <w:webHidden/>
               </w:rPr>
-              <w:instrText xml:space="preserve"> PAGEREF _Toc215288811 \h </w:instrText>
+              <w:instrText xml:space="preserve"> PAGEREF _Toc216338796 \h </w:instrText>
             </w:r>
             <w:r>
               <w:rPr>
@@ -3169,7 +3169,7 @@
               <w:lang w:eastAsia="es-MX"/>
             </w:rPr>
           </w:pPr>
-          <w:hyperlink w:anchor="_Toc215288812" w:history="1">
+          <w:hyperlink w:anchor="_Toc216338797" w:history="1">
             <w:r>
               <w:rPr>
                 <w:rStyle w:val="Hipervnculo"/>
@@ -3196,7 +3196,7 @@
                 <w:noProof/>
                 <w:webHidden/>
               </w:rPr>
-              <w:instrText xml:space="preserve"> PAGEREF _Toc215288812 \h </w:instrText>
+              <w:instrText xml:space="preserve"> PAGEREF _Toc216338797 \h </w:instrText>
             </w:r>
             <w:r>
               <w:rPr>
@@ -3241,7 +3241,7 @@
               <w:lang w:eastAsia="es-MX"/>
             </w:rPr>
           </w:pPr>
-          <w:hyperlink w:anchor="_Toc215288813" w:history="1">
+          <w:hyperlink w:anchor="_Toc216338798" w:history="1">
             <w:r>
               <w:rPr>
                 <w:rStyle w:val="Hipervnculo"/>
@@ -3268,7 +3268,7 @@
                 <w:noProof/>
                 <w:webHidden/>
               </w:rPr>
-              <w:instrText xml:space="preserve"> PAGEREF _Toc215288813 \h </w:instrText>
+              <w:instrText xml:space="preserve"> PAGEREF _Toc216338798 \h </w:instrText>
             </w:r>
             <w:r>
               <w:rPr>
@@ -3313,7 +3313,7 @@
               <w:lang w:eastAsia="es-MX"/>
             </w:rPr>
           </w:pPr>
-          <w:hyperlink w:anchor="_Toc215288814" w:history="1">
+          <w:hyperlink w:anchor="_Toc216338799" w:history="1">
             <w:r>
               <w:rPr>
                 <w:rStyle w:val="Hipervnculo"/>
@@ -3340,7 +3340,7 @@
                 <w:noProof/>
                 <w:webHidden/>
               </w:rPr>
-              <w:instrText xml:space="preserve"> PAGEREF _Toc215288814 \h </w:instrText>
+              <w:instrText xml:space="preserve"> PAGEREF _Toc216338799 \h </w:instrText>
             </w:r>
             <w:r>
               <w:rPr>
@@ -3385,7 +3385,7 @@
               <w:lang w:eastAsia="es-MX"/>
             </w:rPr>
           </w:pPr>
-          <w:hyperlink w:anchor="_Toc215288815" w:history="1">
+          <w:hyperlink w:anchor="_Toc216338800" w:history="1">
             <w:r>
               <w:rPr>
                 <w:rStyle w:val="Hipervnculo"/>
@@ -3412,7 +3412,7 @@
                 <w:noProof/>
                 <w:webHidden/>
               </w:rPr>
-              <w:instrText xml:space="preserve"> PAGEREF _Toc215288815 \h </w:instrText>
+              <w:instrText xml:space="preserve"> PAGEREF _Toc216338800 \h </w:instrText>
             </w:r>
             <w:r>
               <w:rPr>
@@ -3469,7 +3469,7 @@
       <w:pPr>
         <w:pStyle w:val="Titulosgenerales"/>
       </w:pPr>
-      <w:bookmarkStart w:id="0" w:name="_Toc215288776"/>
+      <w:bookmarkStart w:id="0" w:name="_Toc216338761"/>
       <w:r>
         <w:lastRenderedPageBreak/>
         <w:t>Introducción</w:t>
@@ -3703,6 +3703,10 @@
             </w:r>
             <w:proofErr w:type="spellStart"/>
             <w:r>
+              <w:rPr>
+                <w:rStyle w:val="Extranjerismo"/>
+                <w:lang w:val="es-CO"/>
+              </w:rPr>
               <w:t>KPIs</w:t>
             </w:r>
             <w:proofErr w:type="spellEnd"/>
@@ -3750,7 +3754,7 @@
       <w:pPr>
         <w:pStyle w:val="Ttulo1"/>
       </w:pPr>
-      <w:bookmarkStart w:id="1" w:name="_Toc215288777"/>
+      <w:bookmarkStart w:id="1" w:name="_Toc216338762"/>
       <w:r>
         <w:lastRenderedPageBreak/>
         <w:t>Sistema de monitoreo</w:t>
@@ -3787,7 +3791,7 @@
           <w:rFonts w:eastAsia="Times New Roman"/>
         </w:rPr>
       </w:pPr>
-      <w:bookmarkStart w:id="2" w:name="_Toc215288778"/>
+      <w:bookmarkStart w:id="2" w:name="_Toc216338763"/>
       <w:r>
         <w:t>Concepto</w:t>
       </w:r>
@@ -3816,7 +3820,7 @@
       <w:pPr>
         <w:pStyle w:val="Ttulo2"/>
       </w:pPr>
-      <w:bookmarkStart w:id="3" w:name="_Toc215288779"/>
+      <w:bookmarkStart w:id="3" w:name="_Toc216338764"/>
       <w:r>
         <w:t xml:space="preserve">1.2 </w:t>
       </w:r>
@@ -4068,7 +4072,7 @@
       <w:pPr>
         <w:pStyle w:val="Ttulo2"/>
       </w:pPr>
-      <w:bookmarkStart w:id="4" w:name="_Toc215288780"/>
+      <w:bookmarkStart w:id="4" w:name="_Toc216338765"/>
       <w:r>
         <w:lastRenderedPageBreak/>
         <w:t xml:space="preserve">1.3 </w:t>
@@ -4222,7 +4226,19 @@
         <w:rPr>
           <w:lang w:val="es-419" w:eastAsia="es-CO"/>
         </w:rPr>
-        <w:t>Indicadores de desempeño (KPIs).</w:t>
+        <w:t>Indicadores de desempeño (</w:t>
+      </w:r>
+      <w:r>
+        <w:rPr>
+          <w:rStyle w:val="Extranjerismo"/>
+        </w:rPr>
+        <w:t>KPIs</w:t>
+      </w:r>
+      <w:r>
+        <w:rPr>
+          <w:lang w:val="es-419" w:eastAsia="es-CO"/>
+        </w:rPr>
+        <w:t>).</w:t>
       </w:r>
     </w:p>
     <w:p>
@@ -4345,14 +4361,29 @@
         <w:rPr>
           <w:lang w:val="es-419" w:eastAsia="es-CO"/>
         </w:rPr>
-        <w:t>Cada componente cumple una función específica, por ejemplo, los KPIs permiten medir el impacto de las acciones, mientras que las herramientas facilitan la recolección y análisis de datos, la frecuencia define cada cuánto se realiza el seguimiento, y los responsables aseguran la ejecución del proceso.</w:t>
+        <w:t xml:space="preserve">Cada componente cumple una función específica, por ejemplo, los </w:t>
+      </w:r>
+      <w:proofErr w:type="spellStart"/>
+      <w:r>
+        <w:rPr>
+          <w:rStyle w:val="Extranjerismo"/>
+          <w:lang w:val="es-CO"/>
+        </w:rPr>
+        <w:t>KPIs</w:t>
+      </w:r>
+      <w:proofErr w:type="spellEnd"/>
+      <w:r>
+        <w:rPr>
+          <w:lang w:val="es-419" w:eastAsia="es-CO"/>
+        </w:rPr>
+        <w:t xml:space="preserve"> permiten medir el impacto de las acciones, mientras que las herramientas facilitan la recolección y análisis de datos, la frecuencia define cada cuánto se realiza el seguimiento, y los responsables aseguran la ejecución del proceso.</w:t>
       </w:r>
     </w:p>
     <w:p>
       <w:pPr>
         <w:pStyle w:val="Ttulo2"/>
       </w:pPr>
-      <w:bookmarkStart w:id="5" w:name="_Toc215288781"/>
+      <w:bookmarkStart w:id="5" w:name="_Toc216338766"/>
       <w:r>
         <w:t>1.4 Relación con el ciclo de mercadeo</w:t>
       </w:r>
@@ -4718,7 +4749,7 @@
       <w:pPr>
         <w:pStyle w:val="Ttulo2"/>
       </w:pPr>
-      <w:bookmarkStart w:id="6" w:name="_Toc215288782"/>
+      <w:bookmarkStart w:id="6" w:name="_Toc216338767"/>
       <w:r>
         <w:t>1.5 Tipos</w:t>
       </w:r>
@@ -4867,7 +4898,22 @@
         <w:rPr>
           <w:lang w:val="es-419" w:eastAsia="es-CO"/>
         </w:rPr>
-        <w:t xml:space="preserve"> evaluación periódica de objetivos y KPIs. Foco en resultados.</w:t>
+        <w:t xml:space="preserve"> evaluación periódica de objetivos y </w:t>
+      </w:r>
+      <w:proofErr w:type="spellStart"/>
+      <w:r>
+        <w:rPr>
+          <w:rStyle w:val="Extranjerismo"/>
+          <w:lang w:val="es-CO"/>
+        </w:rPr>
+        <w:t>KPIs</w:t>
+      </w:r>
+      <w:proofErr w:type="spellEnd"/>
+      <w:r>
+        <w:rPr>
+          <w:lang w:val="es-419" w:eastAsia="es-CO"/>
+        </w:rPr>
+        <w:t>. Foco en resultados.</w:t>
       </w:r>
     </w:p>
     <w:p>
@@ -5014,7 +5060,22 @@
         <w:rPr>
           <w:lang w:val="es-419" w:eastAsia="es-CO"/>
         </w:rPr>
-        <w:t>n Bancolombia, se evalúan trimestralmente los KPIs de adquisición de clientes digitales, comparando resultados con metas proyectadas y ajustando el plan de medios.</w:t>
+        <w:t xml:space="preserve">n Bancolombia, se evalúan trimestralmente los </w:t>
+      </w:r>
+      <w:proofErr w:type="spellStart"/>
+      <w:r>
+        <w:rPr>
+          <w:rStyle w:val="Extranjerismo"/>
+          <w:lang w:val="es-CO"/>
+        </w:rPr>
+        <w:t>KPIs</w:t>
+      </w:r>
+      <w:proofErr w:type="spellEnd"/>
+      <w:r>
+        <w:rPr>
+          <w:lang w:val="es-419" w:eastAsia="es-CO"/>
+        </w:rPr>
+        <w:t xml:space="preserve"> de adquisición de clientes digitales, comparando resultados con metas proyectadas y ajustando el plan de medios.</w:t>
       </w:r>
     </w:p>
     <w:p>
@@ -5612,7 +5673,7 @@
       <w:pPr>
         <w:pStyle w:val="Ttulo1"/>
       </w:pPr>
-      <w:bookmarkStart w:id="7" w:name="_Toc215288783"/>
+      <w:bookmarkStart w:id="7" w:name="_Toc216338768"/>
       <w:r>
         <w:lastRenderedPageBreak/>
         <w:t>Componentes del sistema de monitoreo</w:t>
@@ -5642,7 +5703,22 @@
         <w:rPr>
           <w:lang w:val="es-419" w:eastAsia="es-CO"/>
         </w:rPr>
-        <w:t xml:space="preserve">Este capítulo profundiza en los elementos clave que conforman dicho sistema: las actividades del plan como base del seguimiento, los indicadores de desempeño (KPIs), las herramientas asociadas y los criterios de frecuencia y responsabilidad. </w:t>
+        <w:t>Este capítulo profundiza en los elementos clave que conforman dicho sistema: las actividades del plan como base del seguimiento, los indicadores de desempeño (</w:t>
+      </w:r>
+      <w:proofErr w:type="spellStart"/>
+      <w:r>
+        <w:rPr>
+          <w:rStyle w:val="Extranjerismo"/>
+          <w:lang w:val="es-CO"/>
+        </w:rPr>
+        <w:t>KPIs</w:t>
+      </w:r>
+      <w:proofErr w:type="spellEnd"/>
+      <w:r>
+        <w:rPr>
+          <w:lang w:val="es-419" w:eastAsia="es-CO"/>
+        </w:rPr>
+        <w:t xml:space="preserve">), las herramientas asociadas y los criterios de frecuencia y responsabilidad. </w:t>
       </w:r>
     </w:p>
     <w:p>
@@ -5662,7 +5738,7 @@
       <w:pPr>
         <w:pStyle w:val="Ttulo2"/>
       </w:pPr>
-      <w:bookmarkStart w:id="8" w:name="_Toc215288784"/>
+      <w:bookmarkStart w:id="8" w:name="_Toc216338769"/>
       <w:r>
         <w:t>2.1 Actividades del plan de mercadeo</w:t>
       </w:r>
@@ -5783,24 +5859,57 @@
     <w:p>
       <w:pPr>
         <w:pStyle w:val="Ttulo2"/>
-      </w:pPr>
-      <w:bookmarkStart w:id="9" w:name="_Toc215288785"/>
-      <w:r>
-        <w:t>2.2 Indicadores de despeño</w:t>
+        <w:rPr>
+          <w:rStyle w:val="Extranjerismo"/>
+        </w:rPr>
+      </w:pPr>
+      <w:bookmarkStart w:id="9" w:name="_Toc216338770"/>
+      <w:r>
+        <w:t>2.2 Indicadores de des</w:t>
+      </w:r>
+      <w:r>
+        <w:t>em</w:t>
+      </w:r>
+      <w:r>
+        <w:t>peño</w:t>
       </w:r>
       <w:bookmarkEnd w:id="9"/>
-    </w:p>
-    <w:p>
-      <w:pPr>
-        <w:rPr>
-          <w:lang w:val="es-419" w:eastAsia="es-CO"/>
-        </w:rPr>
-      </w:pPr>
-      <w:r>
-        <w:rPr>
-          <w:lang w:val="es-419" w:eastAsia="es-CO"/>
-        </w:rPr>
-        <w:t>Los KPIs (</w:t>
+      <w:r>
+        <w:t xml:space="preserve"> - </w:t>
+      </w:r>
+      <w:r>
+        <w:rPr>
+          <w:rStyle w:val="Extranjerismo"/>
+        </w:rPr>
+        <w:t>KPIs</w:t>
+      </w:r>
+    </w:p>
+    <w:p>
+      <w:pPr>
+        <w:rPr>
+          <w:lang w:val="es-419" w:eastAsia="es-CO"/>
+        </w:rPr>
+      </w:pPr>
+      <w:r>
+        <w:rPr>
+          <w:lang w:val="es-419" w:eastAsia="es-CO"/>
+        </w:rPr>
+        <w:t xml:space="preserve">Los </w:t>
+      </w:r>
+      <w:proofErr w:type="spellStart"/>
+      <w:r>
+        <w:rPr>
+          <w:rStyle w:val="Extranjerismo"/>
+          <w:lang w:val="es-CO"/>
+        </w:rPr>
+        <w:t>KPIs</w:t>
+      </w:r>
+      <w:proofErr w:type="spellEnd"/>
+      <w:r>
+        <w:rPr>
+          <w:lang w:val="es-419" w:eastAsia="es-CO"/>
+        </w:rPr>
+        <w:t xml:space="preserve"> (</w:t>
       </w:r>
       <w:r>
         <w:rPr>
@@ -5827,13 +5936,24 @@
           <w:lang w:val="es-419" w:eastAsia="es-CO"/>
         </w:rPr>
       </w:pPr>
-      <w:r>
-        <w:rPr>
+      <w:proofErr w:type="spellStart"/>
+      <w:r>
+        <w:rPr>
+          <w:rStyle w:val="Extranjerismo"/>
           <w:b/>
           <w:bCs/>
-          <w:lang w:val="es-419" w:eastAsia="es-CO"/>
-        </w:rPr>
-        <w:t>KPIs de alcance:</w:t>
+          <w:lang w:val="es-CO"/>
+        </w:rPr>
+        <w:t>KPIs</w:t>
+      </w:r>
+      <w:proofErr w:type="spellEnd"/>
+      <w:r>
+        <w:rPr>
+          <w:b/>
+          <w:bCs/>
+          <w:lang w:val="es-419" w:eastAsia="es-CO"/>
+        </w:rPr>
+        <w:t xml:space="preserve"> de alcance:</w:t>
       </w:r>
       <w:r>
         <w:rPr>
@@ -5853,13 +5973,24 @@
           <w:lang w:val="es-419" w:eastAsia="es-CO"/>
         </w:rPr>
       </w:pPr>
-      <w:r>
-        <w:rPr>
+      <w:proofErr w:type="spellStart"/>
+      <w:r>
+        <w:rPr>
+          <w:rStyle w:val="Extranjerismo"/>
           <w:b/>
           <w:bCs/>
-          <w:lang w:val="es-419" w:eastAsia="es-CO"/>
-        </w:rPr>
-        <w:t>KPIs de conversión:</w:t>
+          <w:lang w:val="es-CO"/>
+        </w:rPr>
+        <w:t>KPIs</w:t>
+      </w:r>
+      <w:proofErr w:type="spellEnd"/>
+      <w:r>
+        <w:rPr>
+          <w:b/>
+          <w:bCs/>
+          <w:lang w:val="es-419" w:eastAsia="es-CO"/>
+        </w:rPr>
+        <w:t xml:space="preserve"> de conversión:</w:t>
       </w:r>
       <w:r>
         <w:rPr>
@@ -5873,19 +6004,12 @@
         </w:rPr>
         <w:t xml:space="preserve">porcentaje de usuarios que realizan una acción deseada, por ejemplo: tasa de </w:t>
       </w:r>
-      <w:proofErr w:type="spellStart"/>
       <w:r>
         <w:rPr>
           <w:rStyle w:val="Extranjerismo"/>
-        </w:rPr>
-        <w:t>clics</w:t>
-      </w:r>
-      <w:proofErr w:type="spellEnd"/>
-      <w:r>
-        <w:rPr>
-          <w:rStyle w:val="Extranjerismo"/>
-        </w:rPr>
-        <w:t>,</w:t>
+          <w:lang w:val="es-CO"/>
+        </w:rPr>
+        <w:t>clics,</w:t>
       </w:r>
       <w:r>
         <w:rPr>
@@ -5905,13 +6029,24 @@
           <w:lang w:val="es-419" w:eastAsia="es-CO"/>
         </w:rPr>
       </w:pPr>
-      <w:r>
-        <w:rPr>
+      <w:proofErr w:type="spellStart"/>
+      <w:r>
+        <w:rPr>
+          <w:rStyle w:val="Extranjerismo"/>
           <w:b/>
           <w:bCs/>
-          <w:lang w:val="es-419" w:eastAsia="es-CO"/>
-        </w:rPr>
-        <w:t>KPIs de fidelización:</w:t>
+          <w:lang w:val="es-CO"/>
+        </w:rPr>
+        <w:t>KPIs</w:t>
+      </w:r>
+      <w:proofErr w:type="spellEnd"/>
+      <w:r>
+        <w:rPr>
+          <w:b/>
+          <w:bCs/>
+          <w:lang w:val="es-419" w:eastAsia="es-CO"/>
+        </w:rPr>
+        <w:t xml:space="preserve"> de fidelización:</w:t>
       </w:r>
       <w:r>
         <w:rPr>
@@ -5931,13 +6066,24 @@
           <w:lang w:val="es-419" w:eastAsia="es-CO"/>
         </w:rPr>
       </w:pPr>
-      <w:r>
-        <w:rPr>
+      <w:proofErr w:type="spellStart"/>
+      <w:r>
+        <w:rPr>
+          <w:rStyle w:val="Extranjerismo"/>
           <w:b/>
           <w:bCs/>
-          <w:lang w:val="es-419" w:eastAsia="es-CO"/>
-        </w:rPr>
-        <w:t>KPIs financieros:</w:t>
+          <w:lang w:val="es-CO"/>
+        </w:rPr>
+        <w:t>KPIs</w:t>
+      </w:r>
+      <w:proofErr w:type="spellEnd"/>
+      <w:r>
+        <w:rPr>
+          <w:b/>
+          <w:bCs/>
+          <w:lang w:val="es-419" w:eastAsia="es-CO"/>
+        </w:rPr>
+        <w:t xml:space="preserve"> financieros:</w:t>
       </w:r>
       <w:r>
         <w:rPr>
@@ -5954,7 +6100,7 @@
         <w:tab/>
         <w:t xml:space="preserve"> </w:t>
       </w:r>
-      <w:bookmarkStart w:id="10" w:name="_Toc215288786"/>
+      <w:bookmarkStart w:id="10" w:name="_Toc216338771"/>
       <w:r>
         <w:t>2.3 Herramientas de seguimiento</w:t>
       </w:r>
@@ -5970,7 +6116,22 @@
         <w:rPr>
           <w:lang w:val="es-419" w:eastAsia="es-CO"/>
         </w:rPr>
-        <w:t>Las herramientas de seguimiento permiten recolectar, visualizar y analizar los datos relacionados con las actividades y KPIs, su elección depende del tipo de información, el nivel de automatización y los recursos disponibles, vamos a profundizar en estas, en el capítulo 5 del presente componente formativo, por lo pronto veamos algunos ejemplos no tecnológicos:</w:t>
+        <w:t xml:space="preserve">Las herramientas de seguimiento permiten recolectar, visualizar y analizar los datos relacionados con las actividades y </w:t>
+      </w:r>
+      <w:proofErr w:type="spellStart"/>
+      <w:r>
+        <w:rPr>
+          <w:rStyle w:val="Extranjerismo"/>
+          <w:lang w:val="es-CO"/>
+        </w:rPr>
+        <w:t>KPIs</w:t>
+      </w:r>
+      <w:proofErr w:type="spellEnd"/>
+      <w:r>
+        <w:rPr>
+          <w:lang w:val="es-419" w:eastAsia="es-CO"/>
+        </w:rPr>
+        <w:t>, su elección depende del tipo de información, el nivel de automatización y los recursos disponibles, vamos a profundizar en estas, en el capítulo 5 del presente componente formativo, por lo pronto veamos algunos ejemplos no tecnológicos:</w:t>
       </w:r>
     </w:p>
     <w:p>
@@ -6430,17 +6591,15 @@
                 <w:lang w:val="es-419" w:eastAsia="es-CO"/>
               </w:rPr>
             </w:pPr>
-            <w:proofErr w:type="spellStart"/>
-            <w:r>
-              <w:rPr>
+            <w:r>
+              <w:rPr>
+                <w:rStyle w:val="Extranjerismo"/>
                 <w:b/>
                 <w:bCs/>
-                <w:szCs w:val="28"/>
               </w:rPr>
               <w:lastRenderedPageBreak/>
               <w:t>KPIs</w:t>
             </w:r>
-            <w:proofErr w:type="spellEnd"/>
             <w:r>
               <w:rPr>
                 <w:b/>
@@ -6582,16 +6741,14 @@
                 <w:lang w:val="es-419" w:eastAsia="es-CO"/>
               </w:rPr>
             </w:pPr>
-            <w:proofErr w:type="spellStart"/>
-            <w:r>
-              <w:rPr>
+            <w:r>
+              <w:rPr>
+                <w:rStyle w:val="Extranjerismo"/>
                 <w:b/>
                 <w:bCs/>
-                <w:szCs w:val="28"/>
               </w:rPr>
               <w:t>KPIs</w:t>
             </w:r>
-            <w:proofErr w:type="spellEnd"/>
             <w:r>
               <w:rPr>
                 <w:b/>
@@ -6741,16 +6898,14 @@
                 <w:lang w:val="es-419" w:eastAsia="es-CO"/>
               </w:rPr>
             </w:pPr>
-            <w:proofErr w:type="spellStart"/>
-            <w:r>
-              <w:rPr>
+            <w:r>
+              <w:rPr>
+                <w:rStyle w:val="Extranjerismo"/>
                 <w:b/>
                 <w:bCs/>
-                <w:szCs w:val="28"/>
               </w:rPr>
               <w:t>KPIs</w:t>
             </w:r>
-            <w:proofErr w:type="spellEnd"/>
             <w:r>
               <w:rPr>
                 <w:b/>
@@ -6944,7 +7099,7 @@
       <w:pPr>
         <w:pStyle w:val="Ttulo2"/>
       </w:pPr>
-      <w:bookmarkStart w:id="11" w:name="_Toc215288787"/>
+      <w:bookmarkStart w:id="11" w:name="_Toc216338772"/>
       <w:r>
         <w:t>2.4 Frecuencia y responsables</w:t>
       </w:r>
@@ -7088,7 +7243,19 @@
         <w:rPr>
           <w:lang w:val="es-419" w:eastAsia="es-CO"/>
         </w:rPr>
-        <w:t>Evaluaciones de KPIs estratégicos.</w:t>
+        <w:t xml:space="preserve">Evaluaciones de </w:t>
+      </w:r>
+      <w:r>
+        <w:rPr>
+          <w:rStyle w:val="Extranjerismo"/>
+        </w:rPr>
+        <w:t>KPIs</w:t>
+      </w:r>
+      <w:r>
+        <w:rPr>
+          <w:lang w:val="es-419" w:eastAsia="es-CO"/>
+        </w:rPr>
+        <w:t xml:space="preserve"> estratégicos.</w:t>
       </w:r>
     </w:p>
     <w:p>
@@ -7184,7 +7351,22 @@
         <w:rPr>
           <w:lang w:val="es-419" w:eastAsia="es-CO"/>
         </w:rPr>
-        <w:t>Una empresa el monitoreo de KPIs de fidelización se realiza mensualmente por el equipo de CRM, mientras que los indicadores financieros se revisan trimestralmente por la gerencia de mercadeo, podrías decir además que la frecuencia y los responsables son:</w:t>
+        <w:t xml:space="preserve">Una empresa el monitoreo de </w:t>
+      </w:r>
+      <w:proofErr w:type="spellStart"/>
+      <w:r>
+        <w:rPr>
+          <w:rStyle w:val="Extranjerismo"/>
+          <w:lang w:val="es-CO"/>
+        </w:rPr>
+        <w:t>KPIs</w:t>
+      </w:r>
+      <w:proofErr w:type="spellEnd"/>
+      <w:r>
+        <w:rPr>
+          <w:lang w:val="es-419" w:eastAsia="es-CO"/>
+        </w:rPr>
+        <w:t xml:space="preserve"> de fidelización se realiza mensualmente por el equipo de CRM, mientras que los indicadores financieros se revisan trimestralmente por la gerencia de mercadeo, podrías decir además que la frecuencia y los responsables son:</w:t>
       </w:r>
     </w:p>
     <w:p>
@@ -7310,7 +7492,7 @@
       <w:pPr>
         <w:pStyle w:val="Ttulo1"/>
       </w:pPr>
-      <w:bookmarkStart w:id="12" w:name="_Toc215288788"/>
+      <w:bookmarkStart w:id="12" w:name="_Toc216338773"/>
       <w:r>
         <w:lastRenderedPageBreak/>
         <w:t>Relación de actividades del plan y sistema de monitoreo</w:t>
@@ -7347,7 +7529,7 @@
       <w:pPr>
         <w:pStyle w:val="Ttulo2"/>
       </w:pPr>
-      <w:bookmarkStart w:id="13" w:name="_Toc215288789"/>
+      <w:bookmarkStart w:id="13" w:name="_Toc216338774"/>
       <w:r>
         <w:t xml:space="preserve">3.1 Mapeo de actividades vs. </w:t>
       </w:r>
@@ -7399,10 +7581,10 @@
           <w:lang w:val="es-419" w:eastAsia="es-CO"/>
         </w:rPr>
         <w:drawing>
-          <wp:inline distT="0" distB="0" distL="0" distR="0" wp14:anchorId="3EDD3E2B" wp14:editId="65095A6C">
+          <wp:inline distT="0" distB="0" distL="0" distR="0" wp14:anchorId="3EDD3E2B" wp14:editId="043C2673">
             <wp:extent cx="5752214" cy="2301001"/>
             <wp:effectExtent l="0" t="0" r="1270" b="0"/>
-            <wp:docPr id="1517390146" name="Imagen 1" descr="La figura muestra cuatro diferentes ejemplos de mapeo de actividades vs. indicador."/>
+            <wp:docPr id="1517390146" name="Imagen 1" descr="La figura muestra cinco diferentes ejemplos de mapeo de actividades vs. indicador."/>
             <wp:cNvGraphicFramePr>
               <a:graphicFrameLocks xmlns:a="http://schemas.openxmlformats.org/drawingml/2006/main" noChangeAspect="1"/>
             </wp:cNvGraphicFramePr>
@@ -7410,7 +7592,7 @@
               <a:graphicData uri="http://schemas.openxmlformats.org/drawingml/2006/picture">
                 <pic:pic xmlns:pic="http://schemas.openxmlformats.org/drawingml/2006/picture">
                   <pic:nvPicPr>
-                    <pic:cNvPr id="1517390146" name="Imagen 1" descr="La figura muestra cuatro diferentes ejemplos de mapeo de actividades vs. indicador."/>
+                    <pic:cNvPr id="1517390146" name="Imagen 1" descr="La figura muestra cinco diferentes ejemplos de mapeo de actividades vs. indicador."/>
                     <pic:cNvPicPr/>
                   </pic:nvPicPr>
                   <pic:blipFill>
@@ -7464,7 +7646,19 @@
         <w:rPr>
           <w:lang w:val="es-419" w:eastAsia="es-CO"/>
         </w:rPr>
-        <w:t>muestra cuatro diferentes ejemplos de mapeo de actividades vs. indicador.</w:t>
+        <w:t>muestra c</w:t>
+      </w:r>
+      <w:r>
+        <w:rPr>
+          <w:lang w:val="es-419" w:eastAsia="es-CO"/>
+        </w:rPr>
+        <w:t>inco</w:t>
+      </w:r>
+      <w:r>
+        <w:rPr>
+          <w:lang w:val="es-419" w:eastAsia="es-CO"/>
+        </w:rPr>
+        <w:t xml:space="preserve"> diferentes ejemplos de mapeo de actividades vs. indicador.</w:t>
       </w:r>
     </w:p>
     <w:p>
@@ -7714,6 +7908,10 @@
       </w:r>
       <w:proofErr w:type="spellStart"/>
       <w:r>
+        <w:rPr>
+          <w:rStyle w:val="Extranjerismo"/>
+          <w:lang w:val="es-CO"/>
+        </w:rPr>
         <w:t>KPIs</w:t>
       </w:r>
       <w:proofErr w:type="spellEnd"/>
@@ -7751,7 +7949,7 @@
       <w:pPr>
         <w:pStyle w:val="Ttulo2"/>
       </w:pPr>
-      <w:bookmarkStart w:id="14" w:name="_Toc215288790"/>
+      <w:bookmarkStart w:id="14" w:name="_Toc216338775"/>
       <w:r>
         <w:lastRenderedPageBreak/>
         <w:t xml:space="preserve">3.2 </w:t>
@@ -9114,6 +9312,7 @@
       <w:r>
         <w:rPr>
           <w:rStyle w:val="Extranjerismo"/>
+          <w:lang w:val="es-CO"/>
         </w:rPr>
         <w:t>marketing</w:t>
       </w:r>
@@ -9794,14 +9993,29 @@
         <w:rPr>
           <w:lang w:val="es-419" w:eastAsia="es-CO"/>
         </w:rPr>
-        <w:t>En Falabella, por ejemplo, se emplea un árbol de decisiones para determinar si una campaña debe ser ajustada, pausada o escalada, según el comportamiento de los KPIs, se consideran variables como presupuesto, impacto en ventas, percepción del cliente y capacidad operativa. Esta herramienta promueve decisiones informadas, estructuradas y alineadas con los objetivos del plan.</w:t>
+        <w:t xml:space="preserve">En Falabella, por ejemplo, se emplea un árbol de decisiones para determinar si una campaña debe ser ajustada, pausada o escalada, según el comportamiento de los </w:t>
+      </w:r>
+      <w:proofErr w:type="spellStart"/>
+      <w:r>
+        <w:rPr>
+          <w:rStyle w:val="Extranjerismo"/>
+          <w:lang w:val="es-CO"/>
+        </w:rPr>
+        <w:t>KPIs</w:t>
+      </w:r>
+      <w:proofErr w:type="spellEnd"/>
+      <w:r>
+        <w:rPr>
+          <w:lang w:val="es-419" w:eastAsia="es-CO"/>
+        </w:rPr>
+        <w:t>, se consideran variables como presupuesto, impacto en ventas, percepción del cliente y capacidad operativa. Esta herramienta promueve decisiones informadas, estructuradas y alineadas con los objetivos del plan.</w:t>
       </w:r>
     </w:p>
     <w:p>
       <w:pPr>
         <w:pStyle w:val="Ttulo2"/>
       </w:pPr>
-      <w:bookmarkStart w:id="15" w:name="_Toc215288791"/>
+      <w:bookmarkStart w:id="15" w:name="_Toc216338776"/>
       <w:r>
         <w:t>3.3 Ajustes</w:t>
       </w:r>
@@ -9830,7 +10044,22 @@
         <w:rPr>
           <w:lang w:val="es-419" w:eastAsia="es-CO"/>
         </w:rPr>
-        <w:t>En Sura, se identificó que las acciones de educación financiera no estaban siendo monitoreadas adecuadamente, se ajustaron los KPIs para incluir métricas de participación, satisfacción y retención del contenido.</w:t>
+        <w:t xml:space="preserve">En Sura, se identificó que las acciones de educación financiera no estaban siendo monitoreadas adecuadamente, se ajustaron los </w:t>
+      </w:r>
+      <w:proofErr w:type="spellStart"/>
+      <w:r>
+        <w:rPr>
+          <w:rStyle w:val="Extranjerismo"/>
+          <w:lang w:val="es-CO"/>
+        </w:rPr>
+        <w:t>KPIs</w:t>
+      </w:r>
+      <w:proofErr w:type="spellEnd"/>
+      <w:r>
+        <w:rPr>
+          <w:lang w:val="es-419" w:eastAsia="es-CO"/>
+        </w:rPr>
+        <w:t xml:space="preserve"> para incluir métricas de participación, satisfacción y retención del contenido.</w:t>
       </w:r>
     </w:p>
     <w:p>
@@ -9878,7 +10107,22 @@
         <w:rPr>
           <w:lang w:val="es-419" w:eastAsia="es-CO"/>
         </w:rPr>
-        <w:t xml:space="preserve"> educativo, inclusión de KPIs de retención.</w:t>
+        <w:t xml:space="preserve"> educativo, inclusión de </w:t>
+      </w:r>
+      <w:proofErr w:type="spellStart"/>
+      <w:r>
+        <w:rPr>
+          <w:rStyle w:val="Extranjerismo"/>
+          <w:lang w:val="es-CO"/>
+        </w:rPr>
+        <w:t>KPIs</w:t>
+      </w:r>
+      <w:proofErr w:type="spellEnd"/>
+      <w:r>
+        <w:rPr>
+          <w:lang w:val="es-419" w:eastAsia="es-CO"/>
+        </w:rPr>
+        <w:t xml:space="preserve"> de retención.</w:t>
       </w:r>
     </w:p>
     <w:p>
@@ -9948,12 +10192,15 @@
         </w:rPr>
         <w:t xml:space="preserve">Integración de nuevas herramientas, por ejemplo, en la promoción digital, integración con </w:t>
       </w:r>
+      <w:proofErr w:type="spellStart"/>
       <w:r>
         <w:rPr>
           <w:rStyle w:val="Extranjerismo"/>
+          <w:lang w:val="es-CO"/>
         </w:rPr>
         <w:t>dashboard</w:t>
       </w:r>
+      <w:proofErr w:type="spellEnd"/>
       <w:r>
         <w:rPr>
           <w:lang w:val="es-419" w:eastAsia="es-CO"/>
@@ -10178,10 +10425,13 @@
       <w:pPr>
         <w:pStyle w:val="Ttulo1"/>
       </w:pPr>
-      <w:bookmarkStart w:id="16" w:name="_Toc215288792"/>
+      <w:bookmarkStart w:id="16" w:name="_Toc216338777"/>
       <w:r>
         <w:lastRenderedPageBreak/>
-        <w:t>Procedimientos</w:t>
+        <w:t>Procedimiento</w:t>
+      </w:r>
+      <w:r>
+        <w:t xml:space="preserve"> de monitoreo</w:t>
       </w:r>
       <w:bookmarkEnd w:id="16"/>
     </w:p>
@@ -10215,7 +10465,7 @@
       <w:pPr>
         <w:pStyle w:val="Ttulo2"/>
       </w:pPr>
-      <w:bookmarkStart w:id="17" w:name="_Toc215288793"/>
+      <w:bookmarkStart w:id="17" w:name="_Toc216338778"/>
       <w:r>
         <w:t>4.1 Concepto</w:t>
       </w:r>
@@ -10238,7 +10488,7 @@
       <w:pPr>
         <w:pStyle w:val="Ttulo2"/>
       </w:pPr>
-      <w:bookmarkStart w:id="18" w:name="_Toc215288794"/>
+      <w:bookmarkStart w:id="18" w:name="_Toc216338779"/>
       <w:r>
         <w:t>4.2 Finalidad</w:t>
       </w:r>
@@ -10430,7 +10680,7 @@
       <w:pPr>
         <w:pStyle w:val="Ttulo2"/>
       </w:pPr>
-      <w:bookmarkStart w:id="19" w:name="_Toc215288795"/>
+      <w:bookmarkStart w:id="19" w:name="_Toc216338780"/>
       <w:r>
         <w:t>4.3 Etapas</w:t>
       </w:r>
@@ -10748,7 +10998,7 @@
       <w:pPr>
         <w:pStyle w:val="Ttulo2"/>
       </w:pPr>
-      <w:bookmarkStart w:id="20" w:name="_Toc215288796"/>
+      <w:bookmarkStart w:id="20" w:name="_Toc216338781"/>
       <w:r>
         <w:t>4.4 Documentación</w:t>
       </w:r>
@@ -10818,7 +11068,7 @@
       <w:pPr>
         <w:pStyle w:val="Ttulo2"/>
       </w:pPr>
-      <w:bookmarkStart w:id="21" w:name="_Toc215288797"/>
+      <w:bookmarkStart w:id="21" w:name="_Toc216338782"/>
       <w:r>
         <w:t>4.5 Trazabilidad</w:t>
       </w:r>
@@ -11105,6 +11355,7 @@
       <w:r>
         <w:rPr>
           <w:rStyle w:val="Extranjerismo"/>
+          <w:lang w:val="es-CO"/>
         </w:rPr>
         <w:t>marketing</w:t>
       </w:r>
@@ -11134,7 +11385,7 @@
       <w:pPr>
         <w:pStyle w:val="Ttulo1"/>
       </w:pPr>
-      <w:bookmarkStart w:id="22" w:name="_Toc215288798"/>
+      <w:bookmarkStart w:id="22" w:name="_Toc216338783"/>
       <w:r>
         <w:lastRenderedPageBreak/>
         <w:t>Herramientas de seguimiento</w:t>
@@ -11171,7 +11422,7 @@
       <w:pPr>
         <w:pStyle w:val="Ttulo2"/>
       </w:pPr>
-      <w:bookmarkStart w:id="23" w:name="_Toc215288799"/>
+      <w:bookmarkStart w:id="23" w:name="_Toc216338784"/>
       <w:r>
         <w:t>5.1 Tipos</w:t>
       </w:r>
@@ -11274,17 +11525,35 @@
         </w:rPr>
         <w:t xml:space="preserve">En Decathlon, por ejemplo, se utilizan formularios digitales para recolectar datos de experiencia del cliente, </w:t>
       </w:r>
+      <w:proofErr w:type="spellStart"/>
       <w:r>
         <w:rPr>
           <w:rStyle w:val="Extranjerismo"/>
+          <w:lang w:val="es-CO"/>
         </w:rPr>
         <w:t>dashboards</w:t>
       </w:r>
-      <w:r>
-        <w:rPr>
-          <w:lang w:val="es-419" w:eastAsia="es-CO"/>
-        </w:rPr>
-        <w:t xml:space="preserve"> para visualizar KPIs de fidelización, herramientas de análisis predictivo para anticipar comportamientos de compra y bitácoras operativas para documentar las acciones realizadas en tienda, esta </w:t>
+      <w:proofErr w:type="spellEnd"/>
+      <w:r>
+        <w:rPr>
+          <w:lang w:val="es-419" w:eastAsia="es-CO"/>
+        </w:rPr>
+        <w:t xml:space="preserve"> para visualizar </w:t>
+      </w:r>
+      <w:proofErr w:type="spellStart"/>
+      <w:r>
+        <w:rPr>
+          <w:rStyle w:val="Extranjerismo"/>
+          <w:lang w:val="es-CO"/>
+        </w:rPr>
+        <w:t>KPIs</w:t>
+      </w:r>
+      <w:proofErr w:type="spellEnd"/>
+      <w:r>
+        <w:rPr>
+          <w:lang w:val="es-419" w:eastAsia="es-CO"/>
+        </w:rPr>
+        <w:t xml:space="preserve"> de fidelización, herramientas de análisis predictivo para anticipar comportamientos de compra y bitácoras operativas para documentar las acciones realizadas en tienda, esta </w:t>
       </w:r>
       <w:r>
         <w:rPr>
@@ -11298,7 +11567,7 @@
       <w:pPr>
         <w:pStyle w:val="Ttulo2"/>
       </w:pPr>
-      <w:bookmarkStart w:id="24" w:name="_Toc215288800"/>
+      <w:bookmarkStart w:id="24" w:name="_Toc216338785"/>
       <w:r>
         <w:t>5.2 Tecnologías</w:t>
       </w:r>
@@ -11345,6 +11614,7 @@
       <w:r>
         <w:rPr>
           <w:rStyle w:val="Extranjerismo"/>
+          <w:lang w:val="es-CO"/>
         </w:rPr>
         <w:t>web</w:t>
       </w:r>
@@ -11548,7 +11818,22 @@
         <w:rPr>
           <w:lang w:val="es-419" w:eastAsia="es-CO"/>
         </w:rPr>
-        <w:t xml:space="preserve"> son paneles interactivos que permiten visualizar indicadores clave de desempeño (KPIs) en tiempo real; herramientas como Power BI y Tableau integran datos de múltiples fuentes (CRM, ERP, formularios, redes sociales) y los presentan de forma gráfica, facilitando el análisis comparativo, la detección de tendencias y la toma de decisiones, son especialmente útiles para gerencias y equipos estratégicos.</w:t>
+        <w:t xml:space="preserve"> son paneles interactivos que permiten visualizar indicadores clave de desempeño (</w:t>
+      </w:r>
+      <w:proofErr w:type="spellStart"/>
+      <w:r>
+        <w:rPr>
+          <w:rStyle w:val="Extranjerismo"/>
+          <w:lang w:val="es-CO"/>
+        </w:rPr>
+        <w:t>KPIs</w:t>
+      </w:r>
+      <w:proofErr w:type="spellEnd"/>
+      <w:r>
+        <w:rPr>
+          <w:lang w:val="es-419" w:eastAsia="es-CO"/>
+        </w:rPr>
+        <w:t>) en tiempo real; herramientas como Power BI y Tableau integran datos de múltiples fuentes (CRM, ERP, formularios, redes sociales) y los presentan de forma gráfica, facilitando el análisis comparativo, la detección de tendencias y la toma de decisiones, son especialmente útiles para gerencias y equipos estratégicos.</w:t>
       </w:r>
     </w:p>
     <w:p>
@@ -11573,12 +11858,15 @@
         </w:rPr>
         <w:t xml:space="preserve"> en Grupo Nutresa, se utilizan </w:t>
       </w:r>
+      <w:proofErr w:type="spellStart"/>
       <w:r>
         <w:rPr>
           <w:rStyle w:val="Extranjerismo"/>
+          <w:lang w:val="es-CO"/>
         </w:rPr>
         <w:t>dashboards</w:t>
       </w:r>
+      <w:proofErr w:type="spellEnd"/>
       <w:r>
         <w:rPr>
           <w:lang w:val="es-419" w:eastAsia="es-CO"/>
@@ -11597,7 +11885,7 @@
       <w:pPr>
         <w:pStyle w:val="Ttulo2"/>
       </w:pPr>
-      <w:bookmarkStart w:id="25" w:name="_Toc215288801"/>
+      <w:bookmarkStart w:id="25" w:name="_Toc216338786"/>
       <w:r>
         <w:t>5.3 Manuales</w:t>
       </w:r>
@@ -11909,7 +12197,8 @@
             <w:proofErr w:type="spellStart"/>
             <w:r>
               <w:rPr>
-                <w:szCs w:val="28"/>
+                <w:rStyle w:val="Extranjerismo"/>
+                <w:lang w:val="es-CO"/>
               </w:rPr>
               <w:t>KPIs</w:t>
             </w:r>
@@ -12126,7 +12415,7 @@
       <w:pPr>
         <w:pStyle w:val="Ttulo1"/>
       </w:pPr>
-      <w:bookmarkStart w:id="26" w:name="_Toc215288802"/>
+      <w:bookmarkStart w:id="26" w:name="_Toc216338787"/>
       <w:r>
         <w:lastRenderedPageBreak/>
         <w:t>Indicadores de seguimiento</w:t>
@@ -12163,7 +12452,7 @@
       <w:pPr>
         <w:pStyle w:val="Ttulo2"/>
       </w:pPr>
-      <w:bookmarkStart w:id="27" w:name="_Toc215288803"/>
+      <w:bookmarkStart w:id="27" w:name="_Toc216338788"/>
       <w:r>
         <w:t>6.1 Concepto</w:t>
       </w:r>
@@ -12197,6 +12486,7 @@
       <w:r>
         <w:rPr>
           <w:rStyle w:val="Extranjerismo"/>
+          <w:lang w:val="es-CO"/>
         </w:rPr>
         <w:t>marketing</w:t>
       </w:r>
@@ -12394,7 +12684,7 @@
       <w:pPr>
         <w:pStyle w:val="Ttulo2"/>
       </w:pPr>
-      <w:bookmarkStart w:id="28" w:name="_Toc215288804"/>
+      <w:bookmarkStart w:id="28" w:name="_Toc216338789"/>
       <w:r>
         <w:t>6.2 Características</w:t>
       </w:r>
@@ -12696,7 +12986,7 @@
       <w:pPr>
         <w:pStyle w:val="Ttulo2"/>
       </w:pPr>
-      <w:bookmarkStart w:id="29" w:name="_Toc215288805"/>
+      <w:bookmarkStart w:id="29" w:name="_Toc216338790"/>
       <w:r>
         <w:t>6.3 Tipos</w:t>
       </w:r>
@@ -12920,7 +13210,7 @@
       <w:pPr>
         <w:pStyle w:val="Ttulo2"/>
       </w:pPr>
-      <w:bookmarkStart w:id="30" w:name="_Toc215288806"/>
+      <w:bookmarkStart w:id="30" w:name="_Toc216338791"/>
       <w:r>
         <w:t>6.4 Proceso de diseño y aplicación</w:t>
       </w:r>
@@ -13199,7 +13489,7 @@
       <w:pPr>
         <w:pStyle w:val="Ttulo1"/>
       </w:pPr>
-      <w:bookmarkStart w:id="31" w:name="_Toc215288807"/>
+      <w:bookmarkStart w:id="31" w:name="_Toc216338792"/>
       <w:r>
         <w:lastRenderedPageBreak/>
         <w:t>Conciliación del sistema de monitoreo</w:t>
@@ -13223,7 +13513,7 @@
       <w:pPr>
         <w:pStyle w:val="Ttulo2"/>
       </w:pPr>
-      <w:bookmarkStart w:id="32" w:name="_Toc215288808"/>
+      <w:bookmarkStart w:id="32" w:name="_Toc216338793"/>
       <w:r>
         <w:t>7.1 Criterios de selección</w:t>
       </w:r>
@@ -13391,7 +13681,7 @@
       <w:pPr>
         <w:pStyle w:val="Ttulo2"/>
       </w:pPr>
-      <w:bookmarkStart w:id="33" w:name="_Toc215288809"/>
+      <w:bookmarkStart w:id="33" w:name="_Toc216338794"/>
       <w:r>
         <w:t xml:space="preserve">7.2 Inconsistencias </w:t>
       </w:r>
@@ -13877,7 +14167,7 @@
       <w:pPr>
         <w:pStyle w:val="Ttulo2"/>
       </w:pPr>
-      <w:bookmarkStart w:id="34" w:name="_Toc215288810"/>
+      <w:bookmarkStart w:id="34" w:name="_Toc216338795"/>
       <w:r>
         <w:t>7.3 Ajustes</w:t>
       </w:r>
@@ -13956,10 +14246,10 @@
           <w:lang w:val="es-419" w:eastAsia="es-CO"/>
         </w:rPr>
         <w:drawing>
-          <wp:inline distT="0" distB="0" distL="0" distR="0" wp14:anchorId="04C71669" wp14:editId="08700431">
+          <wp:inline distT="0" distB="0" distL="0" distR="0" wp14:anchorId="04C71669" wp14:editId="27F866FE">
             <wp:extent cx="5570457" cy="2488048"/>
             <wp:effectExtent l="0" t="0" r="5080" b="1270"/>
-            <wp:docPr id="1476183061" name="Imagen 1" descr="La figura presenta cuatro pasos para validar un sistema de monitoreo, el cual deben estar alineados con los objetivos estratégicos del plan de mercadeo."/>
+            <wp:docPr id="1476183061" name="Imagen 1" descr="La figura presenta tres pasos para validar un sistema de monitoreo, el cual deben estar alineados con los objetivos estratégicos del plan de mercadeo."/>
             <wp:cNvGraphicFramePr>
               <a:graphicFrameLocks xmlns:a="http://schemas.openxmlformats.org/drawingml/2006/main" noChangeAspect="1"/>
             </wp:cNvGraphicFramePr>
@@ -13967,7 +14257,7 @@
               <a:graphicData uri="http://schemas.openxmlformats.org/drawingml/2006/picture">
                 <pic:pic xmlns:pic="http://schemas.openxmlformats.org/drawingml/2006/picture">
                   <pic:nvPicPr>
-                    <pic:cNvPr id="1476183061" name="Imagen 1" descr="La figura presenta cuatro pasos para validar un sistema de monitoreo, el cual deben estar alineados con los objetivos estratégicos del plan de mercadeo."/>
+                    <pic:cNvPr id="1476183061" name="Imagen 1" descr="La figura presenta tres pasos para validar un sistema de monitoreo, el cual deben estar alineados con los objetivos estratégicos del plan de mercadeo."/>
                     <pic:cNvPicPr/>
                   </pic:nvPicPr>
                   <pic:blipFill>
@@ -14014,7 +14304,19 @@
         <w:rPr>
           <w:lang w:val="es-419" w:eastAsia="es-CO"/>
         </w:rPr>
-        <w:t>presenta cuatro pasos para validar un sistema de monitoreo, el cual deben estar alineados con los objetivos estratégicos del plan de mercadeo.</w:t>
+        <w:t xml:space="preserve">presenta </w:t>
+      </w:r>
+      <w:r>
+        <w:rPr>
+          <w:lang w:val="es-419" w:eastAsia="es-CO"/>
+        </w:rPr>
+        <w:t>tres</w:t>
+      </w:r>
+      <w:r>
+        <w:rPr>
+          <w:lang w:val="es-419" w:eastAsia="es-CO"/>
+        </w:rPr>
+        <w:t xml:space="preserve"> pasos para validar un sistema de monitoreo, el cual deben estar alineados con los objetivos estratégicos del plan de mercadeo.</w:t>
       </w:r>
     </w:p>
     <w:p>
@@ -14068,25 +14370,19 @@
         <w:rPr>
           <w:lang w:val="es-419" w:eastAsia="es-CO"/>
         </w:rPr>
-        <w:t xml:space="preserve">Análisis de la calidad de los datos. </w:t>
-      </w:r>
-    </w:p>
-    <w:p>
-      <w:pPr>
-        <w:pStyle w:val="Prrafodelista"/>
-        <w:numPr>
-          <w:ilvl w:val="0"/>
-          <w:numId w:val="78"/>
-        </w:numPr>
-        <w:rPr>
-          <w:lang w:val="es-419" w:eastAsia="es-CO"/>
-        </w:rPr>
-      </w:pPr>
-      <w:r>
-        <w:rPr>
-          <w:lang w:val="es-419" w:eastAsia="es-CO"/>
-        </w:rPr>
-        <w:t>Y retroalimentación de los responsables del monitoreo.</w:t>
+        <w:t>Análisis de la calidad de los datos</w:t>
+      </w:r>
+      <w:r>
+        <w:rPr>
+          <w:lang w:val="es-419" w:eastAsia="es-CO"/>
+        </w:rPr>
+        <w:t xml:space="preserve"> y</w:t>
+      </w:r>
+      <w:r>
+        <w:rPr>
+          <w:lang w:val="es-419" w:eastAsia="es-CO"/>
+        </w:rPr>
+        <w:t xml:space="preserve"> retroalimentación de los responsables del monitoreo.</w:t>
       </w:r>
     </w:p>
     <w:p>
@@ -14315,13 +14611,58 @@
           <w:rStyle w:val="Extranjerismo"/>
           <w:lang w:val="es-419" w:eastAsia="es-CO"/>
         </w:rPr>
-        <w:t xml:space="preserve"> podcast</w:t>
-      </w:r>
-      <w:r>
-        <w:rPr>
-          <w:lang w:val="es-419" w:eastAsia="es-CO"/>
-        </w:rPr>
-        <w:t xml:space="preserve"> complementario que acompaña este capítulo, donde se explora el proceso de hacer as conciliacines y mejoras en el sistema de monitoreo estrategico.</w:t>
+        <w:t xml:space="preserve"> </w:t>
+      </w:r>
+      <w:r>
+        <w:t>p</w:t>
+      </w:r>
+      <w:r>
+        <w:t>ó</w:t>
+      </w:r>
+      <w:r>
+        <w:t>dcast</w:t>
+      </w:r>
+      <w:r>
+        <w:rPr>
+          <w:lang w:val="es-419" w:eastAsia="es-CO"/>
+        </w:rPr>
+        <w:t xml:space="preserve"> complementario que acompaña este capítulo, donde se explora el proceso de hacer </w:t>
+      </w:r>
+      <w:r>
+        <w:rPr>
+          <w:lang w:val="es-419" w:eastAsia="es-CO"/>
+        </w:rPr>
+        <w:t>l</w:t>
+      </w:r>
+      <w:r>
+        <w:rPr>
+          <w:lang w:val="es-419" w:eastAsia="es-CO"/>
+        </w:rPr>
+        <w:t>as conciliaci</w:t>
+      </w:r>
+      <w:r>
+        <w:rPr>
+          <w:lang w:val="es-419" w:eastAsia="es-CO"/>
+        </w:rPr>
+        <w:t>o</w:t>
+      </w:r>
+      <w:r>
+        <w:rPr>
+          <w:lang w:val="es-419" w:eastAsia="es-CO"/>
+        </w:rPr>
+        <w:t>nes y mejoras en el sistema de monitoreo estrat</w:t>
+      </w:r>
+      <w:r>
+        <w:rPr>
+          <w:lang w:val="es-419" w:eastAsia="es-CO"/>
+        </w:rPr>
+        <w:t>é</w:t>
+      </w:r>
+      <w:r>
+        <w:rPr>
+          <w:lang w:val="es-419" w:eastAsia="es-CO"/>
+        </w:rPr>
+        <w:t>gico.</w:t>
       </w:r>
     </w:p>
     <w:tbl>
@@ -14357,12 +14698,24 @@
             </w:r>
             <w:r>
               <w:rPr>
-                <w:rStyle w:val="Extranjerismo"/>
                 <w:b/>
                 <w:bCs/>
-                <w:lang w:val="es-CO"/>
-              </w:rPr>
-              <w:t>podcast</w:t>
+              </w:rPr>
+              <w:t>p</w:t>
+            </w:r>
+            <w:r>
+              <w:rPr>
+                <w:b/>
+                <w:bCs/>
+              </w:rPr>
+              <w:t>ó</w:t>
+            </w:r>
+            <w:r>
+              <w:rPr>
+                <w:b/>
+                <w:bCs/>
+              </w:rPr>
+              <w:t>dcast</w:t>
             </w:r>
             <w:r>
               <w:rPr>
@@ -14602,7 +14955,7 @@
         </w:numPr>
         <w:ind w:left="360"/>
       </w:pPr>
-      <w:bookmarkStart w:id="35" w:name="_Toc215288811"/>
+      <w:bookmarkStart w:id="35" w:name="_Toc216338796"/>
       <w:r>
         <w:lastRenderedPageBreak/>
         <w:t>Síntesis</w:t>
@@ -14705,7 +15058,7 @@
       <w:pPr>
         <w:pStyle w:val="Titulosgenerales"/>
       </w:pPr>
-      <w:bookmarkStart w:id="36" w:name="_Toc215288812"/>
+      <w:bookmarkStart w:id="36" w:name="_Toc216338797"/>
       <w:r>
         <w:lastRenderedPageBreak/>
         <w:t>Glosario</w:t>
@@ -14897,6 +15250,17 @@
           <w:lang w:val="es-419"/>
         </w:rPr>
       </w:pPr>
+      <w:proofErr w:type="spellStart"/>
+      <w:r>
+        <w:rPr>
+          <w:rStyle w:val="Extranjerismo"/>
+          <w:b/>
+          <w:bCs/>
+          <w:lang w:val="es-CO"/>
+        </w:rPr>
+        <w:t>KPIs</w:t>
+      </w:r>
+      <w:proofErr w:type="spellEnd"/>
       <w:r>
         <w:rPr>
           <w:rFonts w:ascii="Calibri" w:hAnsi="Calibri" w:cs="Calibri"/>
@@ -14905,8 +15269,48 @@
           <w:szCs w:val="28"/>
           <w:lang w:val="es-419"/>
         </w:rPr>
-        <w:t>KPIs</w:t>
-      </w:r>
+        <w:t xml:space="preserve">: </w:t>
+      </w:r>
+      <w:r>
+        <w:rPr>
+          <w:rFonts w:ascii="Calibri" w:hAnsi="Calibri" w:cs="Calibri"/>
+          <w:szCs w:val="28"/>
+          <w:lang w:val="es-419"/>
+        </w:rPr>
+        <w:t>s</w:t>
+      </w:r>
+      <w:r>
+        <w:rPr>
+          <w:rFonts w:ascii="Calibri" w:hAnsi="Calibri" w:cs="Calibri"/>
+          <w:szCs w:val="28"/>
+          <w:lang w:val="es-419"/>
+        </w:rPr>
+        <w:t xml:space="preserve">igla de </w:t>
+      </w:r>
+      <w:r>
+        <w:rPr>
+          <w:rStyle w:val="Extranjerismo"/>
+          <w:lang w:val="es-419"/>
+        </w:rPr>
+        <w:t>Key Performance Indicator</w:t>
+      </w:r>
+      <w:r>
+        <w:rPr>
+          <w:rFonts w:ascii="Calibri" w:hAnsi="Calibri" w:cs="Calibri"/>
+          <w:szCs w:val="28"/>
+          <w:lang w:val="es-419"/>
+        </w:rPr>
+        <w:t>, indicador clave de rendimiento.</w:t>
+      </w:r>
+    </w:p>
+    <w:p>
+      <w:pPr>
+        <w:rPr>
+          <w:rFonts w:ascii="Calibri" w:hAnsi="Calibri" w:cs="Calibri"/>
+          <w:szCs w:val="28"/>
+          <w:lang w:val="es-419"/>
+        </w:rPr>
+      </w:pPr>
       <w:r>
         <w:rPr>
           <w:rFonts w:ascii="Calibri" w:hAnsi="Calibri" w:cs="Calibri"/>
@@ -14915,48 +15319,8 @@
           <w:szCs w:val="28"/>
           <w:lang w:val="es-419"/>
         </w:rPr>
-        <w:t xml:space="preserve">: </w:t>
-      </w:r>
-      <w:r>
-        <w:rPr>
-          <w:rFonts w:ascii="Calibri" w:hAnsi="Calibri" w:cs="Calibri"/>
-          <w:szCs w:val="28"/>
-          <w:lang w:val="es-419"/>
-        </w:rPr>
-        <w:t>s</w:t>
-      </w:r>
-      <w:r>
-        <w:rPr>
-          <w:rFonts w:ascii="Calibri" w:hAnsi="Calibri" w:cs="Calibri"/>
-          <w:szCs w:val="28"/>
-          <w:lang w:val="es-419"/>
-        </w:rPr>
-        <w:t xml:space="preserve">igla de </w:t>
-      </w:r>
-      <w:r>
-        <w:rPr>
-          <w:rStyle w:val="Extranjerismo"/>
-          <w:lang w:val="es-419"/>
-        </w:rPr>
-        <w:t>Key Performance Indicator</w:t>
-      </w:r>
-      <w:r>
-        <w:rPr>
-          <w:rFonts w:ascii="Calibri" w:hAnsi="Calibri" w:cs="Calibri"/>
-          <w:szCs w:val="28"/>
-          <w:lang w:val="es-419"/>
-        </w:rPr>
-        <w:t>, indicador clave de rendimiento.</w:t>
-      </w:r>
-    </w:p>
-    <w:p>
-      <w:pPr>
-        <w:rPr>
-          <w:rFonts w:ascii="Calibri" w:hAnsi="Calibri" w:cs="Calibri"/>
-          <w:szCs w:val="28"/>
-          <w:lang w:val="es-419"/>
-        </w:rPr>
-      </w:pPr>
+        <w:t>Mapeo</w:t>
+      </w:r>
       <w:r>
         <w:rPr>
           <w:rFonts w:ascii="Calibri" w:hAnsi="Calibri" w:cs="Calibri"/>
@@ -14965,8 +15329,33 @@
           <w:szCs w:val="28"/>
           <w:lang w:val="es-419"/>
         </w:rPr>
-        <w:t>Mapeo</w:t>
-      </w:r>
+        <w:t>:</w:t>
+      </w:r>
+      <w:r>
+        <w:rPr>
+          <w:rFonts w:ascii="Calibri" w:hAnsi="Calibri" w:cs="Calibri"/>
+          <w:szCs w:val="28"/>
+          <w:lang w:val="es-419"/>
+        </w:rPr>
+        <w:t xml:space="preserve"> p</w:t>
+      </w:r>
+      <w:r>
+        <w:rPr>
+          <w:rFonts w:ascii="Calibri" w:hAnsi="Calibri" w:cs="Calibri"/>
+          <w:szCs w:val="28"/>
+          <w:lang w:val="es-419"/>
+        </w:rPr>
+        <w:t>roceso de vinculación entre actividades del plan y sus indicadores asociados.</w:t>
+      </w:r>
+    </w:p>
+    <w:p>
+      <w:pPr>
+        <w:rPr>
+          <w:rFonts w:ascii="Calibri" w:hAnsi="Calibri" w:cs="Calibri"/>
+          <w:szCs w:val="28"/>
+          <w:lang w:val="es-419"/>
+        </w:rPr>
+      </w:pPr>
       <w:r>
         <w:rPr>
           <w:rFonts w:ascii="Calibri" w:hAnsi="Calibri" w:cs="Calibri"/>
@@ -14975,33 +15364,8 @@
           <w:szCs w:val="28"/>
           <w:lang w:val="es-419"/>
         </w:rPr>
-        <w:t>:</w:t>
-      </w:r>
-      <w:r>
-        <w:rPr>
-          <w:rFonts w:ascii="Calibri" w:hAnsi="Calibri" w:cs="Calibri"/>
-          <w:szCs w:val="28"/>
-          <w:lang w:val="es-419"/>
-        </w:rPr>
-        <w:t xml:space="preserve"> p</w:t>
-      </w:r>
-      <w:r>
-        <w:rPr>
-          <w:rFonts w:ascii="Calibri" w:hAnsi="Calibri" w:cs="Calibri"/>
-          <w:szCs w:val="28"/>
-          <w:lang w:val="es-419"/>
-        </w:rPr>
-        <w:t>roceso de vinculación entre actividades del plan y sus indicadores asociados.</w:t>
-      </w:r>
-    </w:p>
-    <w:p>
-      <w:pPr>
-        <w:rPr>
-          <w:rFonts w:ascii="Calibri" w:hAnsi="Calibri" w:cs="Calibri"/>
-          <w:szCs w:val="28"/>
-          <w:lang w:val="es-419"/>
-        </w:rPr>
-      </w:pPr>
+        <w:t>Monitoreo</w:t>
+      </w:r>
       <w:r>
         <w:rPr>
           <w:rFonts w:ascii="Calibri" w:hAnsi="Calibri" w:cs="Calibri"/>
@@ -15010,8 +15374,33 @@
           <w:szCs w:val="28"/>
           <w:lang w:val="es-419"/>
         </w:rPr>
-        <w:t>Monitoreo</w:t>
-      </w:r>
+        <w:t xml:space="preserve">: </w:t>
+      </w:r>
+      <w:r>
+        <w:rPr>
+          <w:rFonts w:ascii="Calibri" w:hAnsi="Calibri" w:cs="Calibri"/>
+          <w:szCs w:val="28"/>
+          <w:lang w:val="es-419"/>
+        </w:rPr>
+        <w:t>p</w:t>
+      </w:r>
+      <w:r>
+        <w:rPr>
+          <w:rFonts w:ascii="Calibri" w:hAnsi="Calibri" w:cs="Calibri"/>
+          <w:szCs w:val="28"/>
+          <w:lang w:val="es-419"/>
+        </w:rPr>
+        <w:t>roceso sistemático de observación y evaluación de acciones comerciales.</w:t>
+      </w:r>
+    </w:p>
+    <w:p>
+      <w:pPr>
+        <w:rPr>
+          <w:rFonts w:ascii="Calibri" w:hAnsi="Calibri" w:cs="Calibri"/>
+          <w:szCs w:val="28"/>
+          <w:lang w:val="es-419"/>
+        </w:rPr>
+      </w:pPr>
       <w:r>
         <w:rPr>
           <w:rFonts w:ascii="Calibri" w:hAnsi="Calibri" w:cs="Calibri"/>
@@ -15020,33 +15409,8 @@
           <w:szCs w:val="28"/>
           <w:lang w:val="es-419"/>
         </w:rPr>
-        <w:t xml:space="preserve">: </w:t>
-      </w:r>
-      <w:r>
-        <w:rPr>
-          <w:rFonts w:ascii="Calibri" w:hAnsi="Calibri" w:cs="Calibri"/>
-          <w:szCs w:val="28"/>
-          <w:lang w:val="es-419"/>
-        </w:rPr>
-        <w:t>p</w:t>
-      </w:r>
-      <w:r>
-        <w:rPr>
-          <w:rFonts w:ascii="Calibri" w:hAnsi="Calibri" w:cs="Calibri"/>
-          <w:szCs w:val="28"/>
-          <w:lang w:val="es-419"/>
-        </w:rPr>
-        <w:t>roceso sistemático de observación y evaluación de acciones comerciales.</w:t>
-      </w:r>
-    </w:p>
-    <w:p>
-      <w:pPr>
-        <w:rPr>
-          <w:rFonts w:ascii="Calibri" w:hAnsi="Calibri" w:cs="Calibri"/>
-          <w:szCs w:val="28"/>
-          <w:lang w:val="es-419"/>
-        </w:rPr>
-      </w:pPr>
+        <w:t>Procedimiento</w:t>
+      </w:r>
       <w:r>
         <w:rPr>
           <w:rFonts w:ascii="Calibri" w:hAnsi="Calibri" w:cs="Calibri"/>
@@ -15055,9 +15419,27 @@
           <w:szCs w:val="28"/>
           <w:lang w:val="es-419"/>
         </w:rPr>
-        <w:t>Procedimiento</w:t>
-      </w:r>
-      <w:r>
+        <w:t>:</w:t>
+      </w:r>
+      <w:r>
+        <w:rPr>
+          <w:rFonts w:ascii="Calibri" w:hAnsi="Calibri" w:cs="Calibri"/>
+          <w:szCs w:val="28"/>
+          <w:lang w:val="es-419"/>
+        </w:rPr>
+        <w:t xml:space="preserve"> s</w:t>
+      </w:r>
+      <w:r>
+        <w:rPr>
+          <w:rFonts w:ascii="Calibri" w:hAnsi="Calibri" w:cs="Calibri"/>
+          <w:szCs w:val="28"/>
+          <w:lang w:val="es-419"/>
+        </w:rPr>
+        <w:t>ecuencia organizada de pasos para ejecutar el monitoreo de forma estandarizada.</w:t>
+      </w:r>
+    </w:p>
+    <w:p>
+      <w:pPr>
         <w:rPr>
           <w:rFonts w:ascii="Calibri" w:hAnsi="Calibri" w:cs="Calibri"/>
           <w:b/>
@@ -15065,27 +15447,8 @@
           <w:szCs w:val="28"/>
           <w:lang w:val="es-419"/>
         </w:rPr>
-        <w:t>:</w:t>
-      </w:r>
-      <w:r>
-        <w:rPr>
-          <w:rFonts w:ascii="Calibri" w:hAnsi="Calibri" w:cs="Calibri"/>
-          <w:szCs w:val="28"/>
-          <w:lang w:val="es-419"/>
-        </w:rPr>
-        <w:t xml:space="preserve"> s</w:t>
-      </w:r>
-      <w:r>
-        <w:rPr>
-          <w:rFonts w:ascii="Calibri" w:hAnsi="Calibri" w:cs="Calibri"/>
-          <w:szCs w:val="28"/>
-          <w:lang w:val="es-419"/>
-        </w:rPr>
-        <w:t>ecuencia organizada de pasos para ejecutar el monitoreo de forma estandarizada.</w:t>
-      </w:r>
-    </w:p>
-    <w:p>
-      <w:pPr>
+      </w:pPr>
+      <w:r>
         <w:rPr>
           <w:rFonts w:ascii="Calibri" w:hAnsi="Calibri" w:cs="Calibri"/>
           <w:b/>
@@ -15093,7 +15456,8 @@
           <w:szCs w:val="28"/>
           <w:lang w:val="es-419"/>
         </w:rPr>
-      </w:pPr>
+        <w:t>Trazabilidad</w:t>
+      </w:r>
       <w:r>
         <w:rPr>
           <w:rFonts w:ascii="Calibri" w:hAnsi="Calibri" w:cs="Calibri"/>
@@ -15102,16 +15466,6 @@
           <w:szCs w:val="28"/>
           <w:lang w:val="es-419"/>
         </w:rPr>
-        <w:t>Trazabilidad</w:t>
-      </w:r>
-      <w:r>
-        <w:rPr>
-          <w:rFonts w:ascii="Calibri" w:hAnsi="Calibri" w:cs="Calibri"/>
-          <w:b/>
-          <w:bCs/>
-          <w:szCs w:val="28"/>
-          <w:lang w:val="es-419"/>
-        </w:rPr>
         <w:t>:</w:t>
       </w:r>
       <w:r>
@@ -15135,7 +15489,7 @@
       <w:pPr>
         <w:pStyle w:val="Titulosgenerales"/>
       </w:pPr>
-      <w:bookmarkStart w:id="37" w:name="_Toc215288813"/>
+      <w:bookmarkStart w:id="37" w:name="_Toc216338798"/>
       <w:r>
         <w:lastRenderedPageBreak/>
         <w:t>Material complementario</w:t>
@@ -15262,6 +15616,7 @@
           <w:p>
             <w:pPr>
               <w:pStyle w:val="TextoTablas"/>
+              <w:ind w:left="135"/>
               <w:rPr>
                 <w:b/>
                 <w:bCs/>
@@ -15310,6 +15665,7 @@
           <w:p>
             <w:pPr>
               <w:pStyle w:val="TextoTablas"/>
+              <w:ind w:left="135"/>
               <w:rPr>
                 <w:bCs/>
                 <w:sz w:val="28"/>
@@ -15349,6 +15705,7 @@
           <w:p>
             <w:pPr>
               <w:pStyle w:val="TextoTablas"/>
+              <w:ind w:left="146"/>
               <w:rPr>
                 <w:bCs/>
                 <w:sz w:val="28"/>
@@ -15396,6 +15753,7 @@
           <w:p>
             <w:pPr>
               <w:pStyle w:val="TextoTablas"/>
+              <w:ind w:left="135"/>
               <w:rPr>
                 <w:rStyle w:val="Extranjerismo"/>
                 <w:b/>
@@ -15430,6 +15788,7 @@
           <w:p>
             <w:pPr>
               <w:pStyle w:val="TextoTablas"/>
+              <w:ind w:left="135"/>
               <w:rPr>
                 <w:bCs/>
                 <w:sz w:val="28"/>
@@ -15480,6 +15839,7 @@
           <w:p>
             <w:pPr>
               <w:pStyle w:val="TextoTablas"/>
+              <w:ind w:left="146"/>
               <w:rPr>
                 <w:bCs/>
                 <w:sz w:val="28"/>
@@ -15533,6 +15893,7 @@
           <w:p>
             <w:pPr>
               <w:pStyle w:val="TextoTablas"/>
+              <w:ind w:left="135"/>
               <w:rPr>
                 <w:bCs/>
                 <w:sz w:val="28"/>
@@ -15565,6 +15926,7 @@
           <w:p>
             <w:pPr>
               <w:pStyle w:val="TextoTablas"/>
+              <w:ind w:left="135"/>
               <w:rPr>
                 <w:bCs/>
                 <w:sz w:val="28"/>
@@ -15604,6 +15966,7 @@
           <w:p>
             <w:pPr>
               <w:pStyle w:val="TextoTablas"/>
+              <w:ind w:left="146"/>
               <w:rPr>
                 <w:bCs/>
                 <w:sz w:val="28"/>
@@ -15657,7 +16020,7 @@
       <w:pPr>
         <w:pStyle w:val="Titulosgenerales"/>
       </w:pPr>
-      <w:bookmarkStart w:id="38" w:name="_Toc215288814"/>
+      <w:bookmarkStart w:id="38" w:name="_Toc216338799"/>
       <w:r>
         <w:lastRenderedPageBreak/>
         <w:t>Referencias bibliográficas</w:t>
@@ -15907,7 +16270,7 @@
       <w:pPr>
         <w:pStyle w:val="Titulosgenerales"/>
       </w:pPr>
-      <w:bookmarkStart w:id="39" w:name="_Toc215288815"/>
+      <w:bookmarkStart w:id="39" w:name="_Toc216338800"/>
       <w:r>
         <w:lastRenderedPageBreak/>
         <w:t>C</w:t>
@@ -15942,6 +16305,7 @@
           <w:p>
             <w:pPr>
               <w:ind w:firstLine="0"/>
+              <w:jc w:val="center"/>
               <w:rPr>
                 <w:szCs w:val="28"/>
                 <w:lang w:val="es-419" w:eastAsia="es-CO"/>
@@ -15963,6 +16327,7 @@
           <w:p>
             <w:pPr>
               <w:ind w:firstLine="0"/>
+              <w:jc w:val="center"/>
               <w:rPr>
                 <w:szCs w:val="28"/>
                 <w:lang w:val="es-419" w:eastAsia="es-CO"/>
@@ -15984,6 +16349,7 @@
           <w:p>
             <w:pPr>
               <w:ind w:firstLine="0"/>
+              <w:jc w:val="center"/>
               <w:rPr>
                 <w:szCs w:val="28"/>
                 <w:lang w:val="es-419" w:eastAsia="es-CO"/>
@@ -16017,6 +16383,7 @@
           <w:p>
             <w:pPr>
               <w:pStyle w:val="TextoTablas"/>
+              <w:ind w:left="170"/>
               <w:rPr>
                 <w:rFonts w:cs="Calibri"/>
                 <w:sz w:val="28"/>
@@ -16040,6 +16407,7 @@
           <w:p>
             <w:pPr>
               <w:pStyle w:val="TextoTablas"/>
+              <w:ind w:left="170"/>
               <w:rPr>
                 <w:rFonts w:cs="Calibri"/>
                 <w:sz w:val="28"/>
@@ -16063,6 +16431,7 @@
           <w:p>
             <w:pPr>
               <w:pStyle w:val="TextoTablas"/>
+              <w:ind w:left="170"/>
               <w:rPr>
                 <w:rFonts w:cs="Calibri"/>
                 <w:sz w:val="28"/>
@@ -16104,6 +16473,7 @@
           <w:p>
             <w:pPr>
               <w:pStyle w:val="TextoTablas"/>
+              <w:ind w:left="170"/>
               <w:rPr>
                 <w:rFonts w:cs="Calibri"/>
                 <w:sz w:val="28"/>
@@ -16127,6 +16497,7 @@
           <w:p>
             <w:pPr>
               <w:pStyle w:val="TextoTablas"/>
+              <w:ind w:left="170"/>
               <w:rPr>
                 <w:rFonts w:cs="Calibri"/>
                 <w:sz w:val="28"/>
@@ -16190,6 +16561,7 @@
           <w:p>
             <w:pPr>
               <w:pStyle w:val="TextoTablas"/>
+              <w:ind w:left="170"/>
               <w:rPr>
                 <w:rFonts w:cs="Calibri"/>
                 <w:sz w:val="28"/>
@@ -16242,6 +16614,7 @@
           <w:p>
             <w:pPr>
               <w:pStyle w:val="TextoTablas"/>
+              <w:ind w:left="170"/>
               <w:rPr>
                 <w:rFonts w:cs="Calibri"/>
                 <w:sz w:val="28"/>
@@ -16264,6 +16637,7 @@
           <w:p>
             <w:pPr>
               <w:pStyle w:val="TextoTablas"/>
+              <w:ind w:left="170"/>
               <w:rPr>
                 <w:rFonts w:cs="Calibri"/>
                 <w:sz w:val="28"/>
@@ -16307,6 +16681,7 @@
           <w:p>
             <w:pPr>
               <w:pStyle w:val="TextoTablas"/>
+              <w:ind w:left="170"/>
               <w:rPr>
                 <w:rFonts w:cs="Calibri"/>
                 <w:sz w:val="28"/>
@@ -16332,6 +16707,7 @@
           <w:p>
             <w:pPr>
               <w:pStyle w:val="TextoTablas"/>
+              <w:ind w:left="170"/>
               <w:rPr>
                 <w:sz w:val="28"/>
                 <w:szCs w:val="28"/>
@@ -16353,6 +16729,7 @@
           <w:p>
             <w:pPr>
               <w:pStyle w:val="TextoTablas"/>
+              <w:ind w:left="170"/>
               <w:rPr>
                 <w:sz w:val="28"/>
                 <w:szCs w:val="28"/>
@@ -16374,6 +16751,7 @@
           <w:p>
             <w:pPr>
               <w:pStyle w:val="TextoTablas"/>
+              <w:ind w:left="170"/>
               <w:rPr>
                 <w:sz w:val="28"/>
                 <w:szCs w:val="28"/>
@@ -16400,6 +16778,7 @@
           <w:p>
             <w:pPr>
               <w:pStyle w:val="TextoTablas"/>
+              <w:ind w:left="170"/>
               <w:rPr>
                 <w:rFonts w:cs="Calibri"/>
                 <w:sz w:val="28"/>
@@ -16422,6 +16801,7 @@
           <w:p>
             <w:pPr>
               <w:pStyle w:val="TextoTablas"/>
+              <w:ind w:left="170"/>
               <w:rPr>
                 <w:rFonts w:cs="Calibri"/>
                 <w:sz w:val="28"/>
@@ -16466,6 +16846,7 @@
           <w:p>
             <w:pPr>
               <w:pStyle w:val="TextoTablas"/>
+              <w:ind w:left="170"/>
               <w:rPr>
                 <w:rFonts w:cs="Calibri"/>
                 <w:sz w:val="28"/>
@@ -16490,6 +16871,7 @@
           <w:p>
             <w:pPr>
               <w:pStyle w:val="TextoTablas"/>
+              <w:ind w:left="170"/>
               <w:rPr>
                 <w:rFonts w:cs="Calibri"/>
                 <w:sz w:val="28"/>
@@ -16512,6 +16894,7 @@
           <w:p>
             <w:pPr>
               <w:pStyle w:val="TextoTablas"/>
+              <w:ind w:left="170"/>
               <w:rPr>
                 <w:rFonts w:cs="Calibri"/>
                 <w:sz w:val="28"/>
@@ -16542,6 +16925,7 @@
           <w:p>
             <w:pPr>
               <w:pStyle w:val="TextoTablas"/>
+              <w:ind w:left="170"/>
               <w:rPr>
                 <w:rFonts w:cs="Calibri"/>
                 <w:sz w:val="28"/>
@@ -16570,6 +16954,7 @@
           <w:p>
             <w:pPr>
               <w:pStyle w:val="TextoTablas"/>
+              <w:ind w:left="170"/>
               <w:rPr>
                 <w:rFonts w:cs="Calibri"/>
                 <w:sz w:val="28"/>
@@ -16593,6 +16978,7 @@
           <w:p>
             <w:pPr>
               <w:pStyle w:val="TextoTablas"/>
+              <w:ind w:left="170"/>
               <w:rPr>
                 <w:rFonts w:cs="Calibri"/>
                 <w:sz w:val="28"/>
@@ -16616,6 +17002,7 @@
           <w:p>
             <w:pPr>
               <w:pStyle w:val="TextoTablas"/>
+              <w:ind w:left="170"/>
               <w:rPr>
                 <w:rFonts w:cs="Calibri"/>
                 <w:sz w:val="28"/>
@@ -16641,6 +17028,7 @@
           <w:p>
             <w:pPr>
               <w:pStyle w:val="TextoTablas"/>
+              <w:ind w:left="170"/>
               <w:rPr>
                 <w:rFonts w:cs="Calibri"/>
                 <w:sz w:val="28"/>
@@ -16664,6 +17052,7 @@
           <w:p>
             <w:pPr>
               <w:pStyle w:val="TextoTablas"/>
+              <w:ind w:left="170"/>
               <w:rPr>
                 <w:rFonts w:cs="Calibri"/>
                 <w:sz w:val="28"/>
@@ -16703,6 +17092,7 @@
           <w:p>
             <w:pPr>
               <w:pStyle w:val="TextoTablas"/>
+              <w:ind w:left="170"/>
               <w:rPr>
                 <w:rFonts w:cs="Calibri"/>
                 <w:sz w:val="28"/>
@@ -16731,6 +17121,7 @@
           <w:p>
             <w:pPr>
               <w:pStyle w:val="TextoTablas"/>
+              <w:ind w:left="170"/>
               <w:rPr>
                 <w:rFonts w:cs="Calibri"/>
                 <w:sz w:val="28"/>
@@ -16755,6 +17146,7 @@
           <w:p>
             <w:pPr>
               <w:pStyle w:val="TextoTablas"/>
+              <w:ind w:left="170"/>
               <w:rPr>
                 <w:rFonts w:cs="Calibri"/>
                 <w:sz w:val="28"/>
@@ -16794,6 +17186,7 @@
           <w:p>
             <w:pPr>
               <w:pStyle w:val="TextoTablas"/>
+              <w:ind w:left="170"/>
               <w:rPr>
                 <w:rFonts w:cs="Calibri"/>
                 <w:sz w:val="28"/>
@@ -16819,6 +17212,7 @@
           <w:p>
             <w:pPr>
               <w:pStyle w:val="TextoTablas"/>
+              <w:ind w:left="170"/>
               <w:rPr>
                 <w:rFonts w:cs="Calibri"/>
                 <w:sz w:val="28"/>
@@ -16858,6 +17252,7 @@
           <w:p>
             <w:pPr>
               <w:pStyle w:val="TextoTablas"/>
+              <w:ind w:left="170"/>
               <w:rPr>
                 <w:rFonts w:cs="Calibri"/>
                 <w:sz w:val="28"/>
@@ -16881,6 +17276,7 @@
           <w:p>
             <w:pPr>
               <w:pStyle w:val="TextoTablas"/>
+              <w:ind w:left="170"/>
               <w:rPr>
                 <w:rFonts w:cs="Calibri"/>
                 <w:sz w:val="28"/>
@@ -16909,6 +17305,7 @@
           <w:p>
             <w:pPr>
               <w:pStyle w:val="TextoTablas"/>
+              <w:ind w:left="170"/>
               <w:rPr>
                 <w:rFonts w:cs="Calibri"/>
                 <w:sz w:val="28"/>
@@ -16932,6 +17329,7 @@
           <w:p>
             <w:pPr>
               <w:pStyle w:val="TextoTablas"/>
+              <w:ind w:left="170"/>
               <w:rPr>
                 <w:rFonts w:cs="Calibri"/>
                 <w:sz w:val="28"/>
@@ -16955,6 +17353,7 @@
           <w:p>
             <w:pPr>
               <w:pStyle w:val="TextoTablas"/>
+              <w:ind w:left="170"/>
               <w:rPr>
                 <w:rFonts w:cs="Calibri"/>
                 <w:sz w:val="28"/>
@@ -27903,6 +28302,10 @@
 </file>
 
 <file path=customXml/item1.xml><?xml version="1.0" encoding="utf-8"?>
+<b:Sources xmlns:b="http://schemas.openxmlformats.org/officeDocument/2006/bibliography" xmlns="http://schemas.openxmlformats.org/officeDocument/2006/bibliography" SelectedStyle="\APASixthEditionOfficeOnline.xsl" StyleName="APA" Version="6"/>
+</file>
+
+<file path=customXml/item2.xml><?xml version="1.0" encoding="utf-8"?>
 <ct:contentTypeSchema xmlns:ct="http://schemas.microsoft.com/office/2006/metadata/contentType" xmlns:ma="http://schemas.microsoft.com/office/2006/metadata/properties/metaAttributes" ct:_="" ma:_="" ma:contentTypeName="Documento" ma:contentTypeID="0x010100FC2B1768DD5A774EB396CCAB0DE361C1" ma:contentTypeVersion="12" ma:contentTypeDescription="Crear nuevo documento." ma:contentTypeScope="" ma:versionID="cb0e967054766e77e9abf3380aaec2f9">
   <xsd:schema xmlns:xsd="http://www.w3.org/2001/XMLSchema" xmlns:xs="http://www.w3.org/2001/XMLSchema" xmlns:p="http://schemas.microsoft.com/office/2006/metadata/properties" xmlns:ns2="a70d3c18-0869-45a1-9f75-4b4b8f0f32be" xmlns:ns3="adccf511-daff-4bcb-9072-914cedbf4c7e" targetNamespace="http://schemas.microsoft.com/office/2006/metadata/properties" ma:root="true" ma:fieldsID="e7d77fbbcf22647d83eeb28c82daf0af" ns2:_="" ns3:_="">
     <xsd:import namespace="a70d3c18-0869-45a1-9f75-4b4b8f0f32be"/>
@@ -28103,7 +28506,7 @@
 </ct:contentTypeSchema>
 </file>
 
-<file path=customXml/item2.xml><?xml version="1.0" encoding="utf-8"?>
+<file path=customXml/item3.xml><?xml version="1.0" encoding="utf-8"?>
 <p:properties xmlns:p="http://schemas.microsoft.com/office/2006/metadata/properties" xmlns:xsi="http://www.w3.org/2001/XMLSchema-instance" xmlns:pc="http://schemas.microsoft.com/office/infopath/2007/PartnerControls">
   <documentManagement>
     <TaxCatchAll xmlns="adccf511-daff-4bcb-9072-914cedbf4c7e" xsi:nil="true"/>
@@ -28114,7 +28517,7 @@
 </p:properties>
 </file>
 
-<file path=customXml/item3.xml><?xml version="1.0" encoding="utf-8"?>
+<file path=customXml/item4.xml><?xml version="1.0" encoding="utf-8"?>
 <?mso-contentType ?>
 <FormTemplates xmlns="http://schemas.microsoft.com/sharepoint/v3/contenttype/forms">
   <Display>DocumentLibraryForm</Display>
@@ -28123,15 +28526,19 @@
 </FormTemplates>
 </file>
 
-<file path=customXml/item4.xml><?xml version="1.0" encoding="utf-8"?>
-<b:Sources xmlns:b="http://schemas.openxmlformats.org/officeDocument/2006/bibliography" xmlns="http://schemas.openxmlformats.org/officeDocument/2006/bibliography" SelectedStyle="\APASixthEditionOfficeOnline.xsl" StyleName="APA" Version="6"/>
-</file>
-
 <file path=customXml/itemProps1.xml><?xml version="1.0" encoding="utf-8"?>
-<ds:datastoreItem xmlns:ds="http://schemas.openxmlformats.org/officeDocument/2006/customXml" ds:itemID="{E634030C-3394-4C37-8B56-6FBEDDA2CBC6}"/>
+<ds:datastoreItem xmlns:ds="http://schemas.openxmlformats.org/officeDocument/2006/customXml" ds:itemID="{E8AB44A3-7C62-4BD2-82ED-8ABC209970FA}">
+  <ds:schemaRefs>
+    <ds:schemaRef ds:uri="http://schemas.openxmlformats.org/officeDocument/2006/bibliography"/>
+  </ds:schemaRefs>
+</ds:datastoreItem>
 </file>
 
 <file path=customXml/itemProps2.xml><?xml version="1.0" encoding="utf-8"?>
+<ds:datastoreItem xmlns:ds="http://schemas.openxmlformats.org/officeDocument/2006/customXml" ds:itemID="{7938F461-2A9A-48DB-9DE4-7003F039B601}"/>
+</file>
+
+<file path=customXml/itemProps3.xml><?xml version="1.0" encoding="utf-8"?>
 <ds:datastoreItem xmlns:ds="http://schemas.openxmlformats.org/officeDocument/2006/customXml" ds:itemID="{6929C9FE-9F22-4B98-96EF-1B541B3BD0B2}">
   <ds:schemaRefs>
     <ds:schemaRef ds:uri="http://schemas.microsoft.com/office/2006/metadata/properties"/>
@@ -28142,18 +28549,10 @@
 </ds:datastoreItem>
 </file>
 
-<file path=customXml/itemProps3.xml><?xml version="1.0" encoding="utf-8"?>
+<file path=customXml/itemProps4.xml><?xml version="1.0" encoding="utf-8"?>
 <ds:datastoreItem xmlns:ds="http://schemas.openxmlformats.org/officeDocument/2006/customXml" ds:itemID="{81CBDEC1-3B00-44ED-AD36-0268077980BA}">
   <ds:schemaRefs>
     <ds:schemaRef ds:uri="http://schemas.microsoft.com/sharepoint/v3/contenttype/forms"/>
   </ds:schemaRefs>
 </ds:datastoreItem>
-</file>
-
-<file path=customXml/itemProps4.xml><?xml version="1.0" encoding="utf-8"?>
-<ds:datastoreItem xmlns:ds="http://schemas.openxmlformats.org/officeDocument/2006/customXml" ds:itemID="{E8AB44A3-7C62-4BD2-82ED-8ABC209970FA}">
-  <ds:schemaRefs>
-    <ds:schemaRef ds:uri="http://schemas.openxmlformats.org/officeDocument/2006/bibliography"/>
-  </ds:schemaRefs>
-</ds:datastoreItem>
 </file>
--- a/fuentes/CFA1_06110158.docx
+++ b/fuentes/CFA1_06110158.docx
@@ -515,7 +515,7 @@
           <w:r>
             <w:fldChar w:fldCharType="separate"/>
           </w:r>
-          <w:hyperlink w:anchor="_Toc216338761" w:history="1">
+          <w:hyperlink w:anchor="_Toc216343268" w:history="1">
             <w:r>
               <w:rPr>
                 <w:rStyle w:val="Hipervnculo"/>
@@ -542,7 +542,7 @@
                 <w:noProof/>
                 <w:webHidden/>
               </w:rPr>
-              <w:instrText xml:space="preserve"> PAGEREF _Toc216338761 \h </w:instrText>
+              <w:instrText xml:space="preserve"> PAGEREF _Toc216343268 \h </w:instrText>
             </w:r>
             <w:r>
               <w:rPr>
@@ -588,7 +588,7 @@
               <w:lang w:eastAsia="es-MX"/>
             </w:rPr>
           </w:pPr>
-          <w:hyperlink w:anchor="_Toc216338762" w:history="1">
+          <w:hyperlink w:anchor="_Toc216343269" w:history="1">
             <w:r>
               <w:rPr>
                 <w:rStyle w:val="Hipervnculo"/>
@@ -632,7 +632,7 @@
                 <w:noProof/>
                 <w:webHidden/>
               </w:rPr>
-              <w:instrText xml:space="preserve"> PAGEREF _Toc216338762 \h </w:instrText>
+              <w:instrText xml:space="preserve"> PAGEREF _Toc216343269 \h </w:instrText>
             </w:r>
             <w:r>
               <w:rPr>
@@ -674,7 +674,7 @@
               <w:lang w:eastAsia="es-MX"/>
             </w:rPr>
           </w:pPr>
-          <w:hyperlink w:anchor="_Toc216338763" w:history="1">
+          <w:hyperlink w:anchor="_Toc216343270" w:history="1">
             <w:r>
               <w:rPr>
                 <w:rStyle w:val="Hipervnculo"/>
@@ -718,7 +718,7 @@
                 <w:noProof/>
                 <w:webHidden/>
               </w:rPr>
-              <w:instrText xml:space="preserve"> PAGEREF _Toc216338763 \h </w:instrText>
+              <w:instrText xml:space="preserve"> PAGEREF _Toc216343270 \h </w:instrText>
             </w:r>
             <w:r>
               <w:rPr>
@@ -760,7 +760,7 @@
               <w:lang w:eastAsia="es-MX"/>
             </w:rPr>
           </w:pPr>
-          <w:hyperlink w:anchor="_Toc216338764" w:history="1">
+          <w:hyperlink w:anchor="_Toc216343271" w:history="1">
             <w:r>
               <w:rPr>
                 <w:rStyle w:val="Hipervnculo"/>
@@ -787,7 +787,7 @@
                 <w:noProof/>
                 <w:webHidden/>
               </w:rPr>
-              <w:instrText xml:space="preserve"> PAGEREF _Toc216338764 \h </w:instrText>
+              <w:instrText xml:space="preserve"> PAGEREF _Toc216343271 \h </w:instrText>
             </w:r>
             <w:r>
               <w:rPr>
@@ -829,7 +829,7 @@
               <w:lang w:eastAsia="es-MX"/>
             </w:rPr>
           </w:pPr>
-          <w:hyperlink w:anchor="_Toc216338765" w:history="1">
+          <w:hyperlink w:anchor="_Toc216343272" w:history="1">
             <w:r>
               <w:rPr>
                 <w:rStyle w:val="Hipervnculo"/>
@@ -856,7 +856,7 @@
                 <w:noProof/>
                 <w:webHidden/>
               </w:rPr>
-              <w:instrText xml:space="preserve"> PAGEREF _Toc216338765 \h </w:instrText>
+              <w:instrText xml:space="preserve"> PAGEREF _Toc216343272 \h </w:instrText>
             </w:r>
             <w:r>
               <w:rPr>
@@ -898,7 +898,7 @@
               <w:lang w:eastAsia="es-MX"/>
             </w:rPr>
           </w:pPr>
-          <w:hyperlink w:anchor="_Toc216338766" w:history="1">
+          <w:hyperlink w:anchor="_Toc216343273" w:history="1">
             <w:r>
               <w:rPr>
                 <w:rStyle w:val="Hipervnculo"/>
@@ -925,7 +925,7 @@
                 <w:noProof/>
                 <w:webHidden/>
               </w:rPr>
-              <w:instrText xml:space="preserve"> PAGEREF _Toc216338766 \h </w:instrText>
+              <w:instrText xml:space="preserve"> PAGEREF _Toc216343273 \h </w:instrText>
             </w:r>
             <w:r>
               <w:rPr>
@@ -967,7 +967,7 @@
               <w:lang w:eastAsia="es-MX"/>
             </w:rPr>
           </w:pPr>
-          <w:hyperlink w:anchor="_Toc216338767" w:history="1">
+          <w:hyperlink w:anchor="_Toc216343274" w:history="1">
             <w:r>
               <w:rPr>
                 <w:rStyle w:val="Hipervnculo"/>
@@ -994,7 +994,7 @@
                 <w:noProof/>
                 <w:webHidden/>
               </w:rPr>
-              <w:instrText xml:space="preserve"> PAGEREF _Toc216338767 \h </w:instrText>
+              <w:instrText xml:space="preserve"> PAGEREF _Toc216343274 \h </w:instrText>
             </w:r>
             <w:r>
               <w:rPr>
@@ -1040,7 +1040,7 @@
               <w:lang w:eastAsia="es-MX"/>
             </w:rPr>
           </w:pPr>
-          <w:hyperlink w:anchor="_Toc216338768" w:history="1">
+          <w:hyperlink w:anchor="_Toc216343275" w:history="1">
             <w:r>
               <w:rPr>
                 <w:rStyle w:val="Hipervnculo"/>
@@ -1084,7 +1084,7 @@
                 <w:noProof/>
                 <w:webHidden/>
               </w:rPr>
-              <w:instrText xml:space="preserve"> PAGEREF _Toc216338768 \h </w:instrText>
+              <w:instrText xml:space="preserve"> PAGEREF _Toc216343275 \h </w:instrText>
             </w:r>
             <w:r>
               <w:rPr>
@@ -1126,7 +1126,7 @@
               <w:lang w:eastAsia="es-MX"/>
             </w:rPr>
           </w:pPr>
-          <w:hyperlink w:anchor="_Toc216338769" w:history="1">
+          <w:hyperlink w:anchor="_Toc216343276" w:history="1">
             <w:r>
               <w:rPr>
                 <w:rStyle w:val="Hipervnculo"/>
@@ -1153,7 +1153,7 @@
                 <w:noProof/>
                 <w:webHidden/>
               </w:rPr>
-              <w:instrText xml:space="preserve"> PAGEREF _Toc216338769 \h </w:instrText>
+              <w:instrText xml:space="preserve"> PAGEREF _Toc216343276 \h </w:instrText>
             </w:r>
             <w:r>
               <w:rPr>
@@ -1195,13 +1195,22 @@
               <w:lang w:eastAsia="es-MX"/>
             </w:rPr>
           </w:pPr>
-          <w:hyperlink w:anchor="_Toc216338770" w:history="1">
+          <w:hyperlink w:anchor="_Toc216343277" w:history="1">
             <w:r>
               <w:rPr>
                 <w:rStyle w:val="Hipervnculo"/>
                 <w:noProof/>
               </w:rPr>
-              <w:t>2.2 Indicadores de despeño</w:t>
+              <w:t xml:space="preserve">2.2 Indicadores de desempeño - </w:t>
+            </w:r>
+            <w:r>
+              <w:rPr>
+                <w:rStyle w:val="Hipervnculo"/>
+                <w:noProof/>
+                <w:spacing w:val="20"/>
+                <w:lang w:val="en-US"/>
+              </w:rPr>
+              <w:t>KPIs</w:t>
             </w:r>
             <w:r>
               <w:rPr>
@@ -1222,7 +1231,7 @@
                 <w:noProof/>
                 <w:webHidden/>
               </w:rPr>
-              <w:instrText xml:space="preserve"> PAGEREF _Toc216338770 \h </w:instrText>
+              <w:instrText xml:space="preserve"> PAGEREF _Toc216343277 \h </w:instrText>
             </w:r>
             <w:r>
               <w:rPr>
@@ -1264,7 +1273,7 @@
               <w:lang w:eastAsia="es-MX"/>
             </w:rPr>
           </w:pPr>
-          <w:hyperlink w:anchor="_Toc216338771" w:history="1">
+          <w:hyperlink w:anchor="_Toc216343278" w:history="1">
             <w:r>
               <w:rPr>
                 <w:rStyle w:val="Hipervnculo"/>
@@ -1291,7 +1300,7 @@
                 <w:noProof/>
                 <w:webHidden/>
               </w:rPr>
-              <w:instrText xml:space="preserve"> PAGEREF _Toc216338771 \h </w:instrText>
+              <w:instrText xml:space="preserve"> PAGEREF _Toc216343278 \h </w:instrText>
             </w:r>
             <w:r>
               <w:rPr>
@@ -1333,7 +1342,7 @@
               <w:lang w:eastAsia="es-MX"/>
             </w:rPr>
           </w:pPr>
-          <w:hyperlink w:anchor="_Toc216338772" w:history="1">
+          <w:hyperlink w:anchor="_Toc216343279" w:history="1">
             <w:r>
               <w:rPr>
                 <w:rStyle w:val="Hipervnculo"/>
@@ -1360,7 +1369,7 @@
                 <w:noProof/>
                 <w:webHidden/>
               </w:rPr>
-              <w:instrText xml:space="preserve"> PAGEREF _Toc216338772 \h </w:instrText>
+              <w:instrText xml:space="preserve"> PAGEREF _Toc216343279 \h </w:instrText>
             </w:r>
             <w:r>
               <w:rPr>
@@ -1406,7 +1415,7 @@
               <w:lang w:eastAsia="es-MX"/>
             </w:rPr>
           </w:pPr>
-          <w:hyperlink w:anchor="_Toc216338773" w:history="1">
+          <w:hyperlink w:anchor="_Toc216343280" w:history="1">
             <w:r>
               <w:rPr>
                 <w:rStyle w:val="Hipervnculo"/>
@@ -1450,7 +1459,7 @@
                 <w:noProof/>
                 <w:webHidden/>
               </w:rPr>
-              <w:instrText xml:space="preserve"> PAGEREF _Toc216338773 \h </w:instrText>
+              <w:instrText xml:space="preserve"> PAGEREF _Toc216343280 \h </w:instrText>
             </w:r>
             <w:r>
               <w:rPr>
@@ -1492,7 +1501,7 @@
               <w:lang w:eastAsia="es-MX"/>
             </w:rPr>
           </w:pPr>
-          <w:hyperlink w:anchor="_Toc216338774" w:history="1">
+          <w:hyperlink w:anchor="_Toc216343281" w:history="1">
             <w:r>
               <w:rPr>
                 <w:rStyle w:val="Hipervnculo"/>
@@ -1519,7 +1528,7 @@
                 <w:noProof/>
                 <w:webHidden/>
               </w:rPr>
-              <w:instrText xml:space="preserve"> PAGEREF _Toc216338774 \h </w:instrText>
+              <w:instrText xml:space="preserve"> PAGEREF _Toc216343281 \h </w:instrText>
             </w:r>
             <w:r>
               <w:rPr>
@@ -1561,7 +1570,7 @@
               <w:lang w:eastAsia="es-MX"/>
             </w:rPr>
           </w:pPr>
-          <w:hyperlink w:anchor="_Toc216338775" w:history="1">
+          <w:hyperlink w:anchor="_Toc216343282" w:history="1">
             <w:r>
               <w:rPr>
                 <w:rStyle w:val="Hipervnculo"/>
@@ -1588,7 +1597,7 @@
                 <w:noProof/>
                 <w:webHidden/>
               </w:rPr>
-              <w:instrText xml:space="preserve"> PAGEREF _Toc216338775 \h </w:instrText>
+              <w:instrText xml:space="preserve"> PAGEREF _Toc216343282 \h </w:instrText>
             </w:r>
             <w:r>
               <w:rPr>
@@ -1630,7 +1639,7 @@
               <w:lang w:eastAsia="es-MX"/>
             </w:rPr>
           </w:pPr>
-          <w:hyperlink w:anchor="_Toc216338776" w:history="1">
+          <w:hyperlink w:anchor="_Toc216343283" w:history="1">
             <w:r>
               <w:rPr>
                 <w:rStyle w:val="Hipervnculo"/>
@@ -1657,7 +1666,7 @@
                 <w:noProof/>
                 <w:webHidden/>
               </w:rPr>
-              <w:instrText xml:space="preserve"> PAGEREF _Toc216338776 \h </w:instrText>
+              <w:instrText xml:space="preserve"> PAGEREF _Toc216343283 \h </w:instrText>
             </w:r>
             <w:r>
               <w:rPr>
@@ -1703,7 +1712,7 @@
               <w:lang w:eastAsia="es-MX"/>
             </w:rPr>
           </w:pPr>
-          <w:hyperlink w:anchor="_Toc216338777" w:history="1">
+          <w:hyperlink w:anchor="_Toc216343284" w:history="1">
             <w:r>
               <w:rPr>
                 <w:rStyle w:val="Hipervnculo"/>
@@ -1747,7 +1756,7 @@
                 <w:noProof/>
                 <w:webHidden/>
               </w:rPr>
-              <w:instrText xml:space="preserve"> PAGEREF _Toc216338777 \h </w:instrText>
+              <w:instrText xml:space="preserve"> PAGEREF _Toc216343284 \h </w:instrText>
             </w:r>
             <w:r>
               <w:rPr>
@@ -1789,7 +1798,7 @@
               <w:lang w:eastAsia="es-MX"/>
             </w:rPr>
           </w:pPr>
-          <w:hyperlink w:anchor="_Toc216338778" w:history="1">
+          <w:hyperlink w:anchor="_Toc216343285" w:history="1">
             <w:r>
               <w:rPr>
                 <w:rStyle w:val="Hipervnculo"/>
@@ -1816,7 +1825,7 @@
                 <w:noProof/>
                 <w:webHidden/>
               </w:rPr>
-              <w:instrText xml:space="preserve"> PAGEREF _Toc216338778 \h </w:instrText>
+              <w:instrText xml:space="preserve"> PAGEREF _Toc216343285 \h </w:instrText>
             </w:r>
             <w:r>
               <w:rPr>
@@ -1858,7 +1867,7 @@
               <w:lang w:eastAsia="es-MX"/>
             </w:rPr>
           </w:pPr>
-          <w:hyperlink w:anchor="_Toc216338779" w:history="1">
+          <w:hyperlink w:anchor="_Toc216343286" w:history="1">
             <w:r>
               <w:rPr>
                 <w:rStyle w:val="Hipervnculo"/>
@@ -1885,7 +1894,7 @@
                 <w:noProof/>
                 <w:webHidden/>
               </w:rPr>
-              <w:instrText xml:space="preserve"> PAGEREF _Toc216338779 \h </w:instrText>
+              <w:instrText xml:space="preserve"> PAGEREF _Toc216343286 \h </w:instrText>
             </w:r>
             <w:r>
               <w:rPr>
@@ -1927,7 +1936,7 @@
               <w:lang w:eastAsia="es-MX"/>
             </w:rPr>
           </w:pPr>
-          <w:hyperlink w:anchor="_Toc216338780" w:history="1">
+          <w:hyperlink w:anchor="_Toc216343287" w:history="1">
             <w:r>
               <w:rPr>
                 <w:rStyle w:val="Hipervnculo"/>
@@ -1954,7 +1963,7 @@
                 <w:noProof/>
                 <w:webHidden/>
               </w:rPr>
-              <w:instrText xml:space="preserve"> PAGEREF _Toc216338780 \h </w:instrText>
+              <w:instrText xml:space="preserve"> PAGEREF _Toc216343287 \h </w:instrText>
             </w:r>
             <w:r>
               <w:rPr>
@@ -1996,7 +2005,7 @@
               <w:lang w:eastAsia="es-MX"/>
             </w:rPr>
           </w:pPr>
-          <w:hyperlink w:anchor="_Toc216338781" w:history="1">
+          <w:hyperlink w:anchor="_Toc216343288" w:history="1">
             <w:r>
               <w:rPr>
                 <w:rStyle w:val="Hipervnculo"/>
@@ -2023,7 +2032,7 @@
                 <w:noProof/>
                 <w:webHidden/>
               </w:rPr>
-              <w:instrText xml:space="preserve"> PAGEREF _Toc216338781 \h </w:instrText>
+              <w:instrText xml:space="preserve"> PAGEREF _Toc216343288 \h </w:instrText>
             </w:r>
             <w:r>
               <w:rPr>
@@ -2065,7 +2074,7 @@
               <w:lang w:eastAsia="es-MX"/>
             </w:rPr>
           </w:pPr>
-          <w:hyperlink w:anchor="_Toc216338782" w:history="1">
+          <w:hyperlink w:anchor="_Toc216343289" w:history="1">
             <w:r>
               <w:rPr>
                 <w:rStyle w:val="Hipervnculo"/>
@@ -2092,7 +2101,7 @@
                 <w:noProof/>
                 <w:webHidden/>
               </w:rPr>
-              <w:instrText xml:space="preserve"> PAGEREF _Toc216338782 \h </w:instrText>
+              <w:instrText xml:space="preserve"> PAGEREF _Toc216343289 \h </w:instrText>
             </w:r>
             <w:r>
               <w:rPr>
@@ -2138,7 +2147,7 @@
               <w:lang w:eastAsia="es-MX"/>
             </w:rPr>
           </w:pPr>
-          <w:hyperlink w:anchor="_Toc216338783" w:history="1">
+          <w:hyperlink w:anchor="_Toc216343290" w:history="1">
             <w:r>
               <w:rPr>
                 <w:rStyle w:val="Hipervnculo"/>
@@ -2182,7 +2191,7 @@
                 <w:noProof/>
                 <w:webHidden/>
               </w:rPr>
-              <w:instrText xml:space="preserve"> PAGEREF _Toc216338783 \h </w:instrText>
+              <w:instrText xml:space="preserve"> PAGEREF _Toc216343290 \h </w:instrText>
             </w:r>
             <w:r>
               <w:rPr>
@@ -2224,7 +2233,7 @@
               <w:lang w:eastAsia="es-MX"/>
             </w:rPr>
           </w:pPr>
-          <w:hyperlink w:anchor="_Toc216338784" w:history="1">
+          <w:hyperlink w:anchor="_Toc216343291" w:history="1">
             <w:r>
               <w:rPr>
                 <w:rStyle w:val="Hipervnculo"/>
@@ -2251,7 +2260,7 @@
                 <w:noProof/>
                 <w:webHidden/>
               </w:rPr>
-              <w:instrText xml:space="preserve"> PAGEREF _Toc216338784 \h </w:instrText>
+              <w:instrText xml:space="preserve"> PAGEREF _Toc216343291 \h </w:instrText>
             </w:r>
             <w:r>
               <w:rPr>
@@ -2293,7 +2302,7 @@
               <w:lang w:eastAsia="es-MX"/>
             </w:rPr>
           </w:pPr>
-          <w:hyperlink w:anchor="_Toc216338785" w:history="1">
+          <w:hyperlink w:anchor="_Toc216343292" w:history="1">
             <w:r>
               <w:rPr>
                 <w:rStyle w:val="Hipervnculo"/>
@@ -2320,7 +2329,7 @@
                 <w:noProof/>
                 <w:webHidden/>
               </w:rPr>
-              <w:instrText xml:space="preserve"> PAGEREF _Toc216338785 \h </w:instrText>
+              <w:instrText xml:space="preserve"> PAGEREF _Toc216343292 \h </w:instrText>
             </w:r>
             <w:r>
               <w:rPr>
@@ -2362,7 +2371,7 @@
               <w:lang w:eastAsia="es-MX"/>
             </w:rPr>
           </w:pPr>
-          <w:hyperlink w:anchor="_Toc216338786" w:history="1">
+          <w:hyperlink w:anchor="_Toc216343293" w:history="1">
             <w:r>
               <w:rPr>
                 <w:rStyle w:val="Hipervnculo"/>
@@ -2389,7 +2398,7 @@
                 <w:noProof/>
                 <w:webHidden/>
               </w:rPr>
-              <w:instrText xml:space="preserve"> PAGEREF _Toc216338786 \h </w:instrText>
+              <w:instrText xml:space="preserve"> PAGEREF _Toc216343293 \h </w:instrText>
             </w:r>
             <w:r>
               <w:rPr>
@@ -2435,7 +2444,7 @@
               <w:lang w:eastAsia="es-MX"/>
             </w:rPr>
           </w:pPr>
-          <w:hyperlink w:anchor="_Toc216338787" w:history="1">
+          <w:hyperlink w:anchor="_Toc216343294" w:history="1">
             <w:r>
               <w:rPr>
                 <w:rStyle w:val="Hipervnculo"/>
@@ -2479,7 +2488,7 @@
                 <w:noProof/>
                 <w:webHidden/>
               </w:rPr>
-              <w:instrText xml:space="preserve"> PAGEREF _Toc216338787 \h </w:instrText>
+              <w:instrText xml:space="preserve"> PAGEREF _Toc216343294 \h </w:instrText>
             </w:r>
             <w:r>
               <w:rPr>
@@ -2521,7 +2530,7 @@
               <w:lang w:eastAsia="es-MX"/>
             </w:rPr>
           </w:pPr>
-          <w:hyperlink w:anchor="_Toc216338788" w:history="1">
+          <w:hyperlink w:anchor="_Toc216343295" w:history="1">
             <w:r>
               <w:rPr>
                 <w:rStyle w:val="Hipervnculo"/>
@@ -2548,7 +2557,7 @@
                 <w:noProof/>
                 <w:webHidden/>
               </w:rPr>
-              <w:instrText xml:space="preserve"> PAGEREF _Toc216338788 \h </w:instrText>
+              <w:instrText xml:space="preserve"> PAGEREF _Toc216343295 \h </w:instrText>
             </w:r>
             <w:r>
               <w:rPr>
@@ -2590,7 +2599,7 @@
               <w:lang w:eastAsia="es-MX"/>
             </w:rPr>
           </w:pPr>
-          <w:hyperlink w:anchor="_Toc216338789" w:history="1">
+          <w:hyperlink w:anchor="_Toc216343296" w:history="1">
             <w:r>
               <w:rPr>
                 <w:rStyle w:val="Hipervnculo"/>
@@ -2617,7 +2626,7 @@
                 <w:noProof/>
                 <w:webHidden/>
               </w:rPr>
-              <w:instrText xml:space="preserve"> PAGEREF _Toc216338789 \h </w:instrText>
+              <w:instrText xml:space="preserve"> PAGEREF _Toc216343296 \h </w:instrText>
             </w:r>
             <w:r>
               <w:rPr>
@@ -2659,7 +2668,7 @@
               <w:lang w:eastAsia="es-MX"/>
             </w:rPr>
           </w:pPr>
-          <w:hyperlink w:anchor="_Toc216338790" w:history="1">
+          <w:hyperlink w:anchor="_Toc216343297" w:history="1">
             <w:r>
               <w:rPr>
                 <w:rStyle w:val="Hipervnculo"/>
@@ -2686,7 +2695,7 @@
                 <w:noProof/>
                 <w:webHidden/>
               </w:rPr>
-              <w:instrText xml:space="preserve"> PAGEREF _Toc216338790 \h </w:instrText>
+              <w:instrText xml:space="preserve"> PAGEREF _Toc216343297 \h </w:instrText>
             </w:r>
             <w:r>
               <w:rPr>
@@ -2728,7 +2737,7 @@
               <w:lang w:eastAsia="es-MX"/>
             </w:rPr>
           </w:pPr>
-          <w:hyperlink w:anchor="_Toc216338791" w:history="1">
+          <w:hyperlink w:anchor="_Toc216343298" w:history="1">
             <w:r>
               <w:rPr>
                 <w:rStyle w:val="Hipervnculo"/>
@@ -2755,7 +2764,7 @@
                 <w:noProof/>
                 <w:webHidden/>
               </w:rPr>
-              <w:instrText xml:space="preserve"> PAGEREF _Toc216338791 \h </w:instrText>
+              <w:instrText xml:space="preserve"> PAGEREF _Toc216343298 \h </w:instrText>
             </w:r>
             <w:r>
               <w:rPr>
@@ -2801,7 +2810,7 @@
               <w:lang w:eastAsia="es-MX"/>
             </w:rPr>
           </w:pPr>
-          <w:hyperlink w:anchor="_Toc216338792" w:history="1">
+          <w:hyperlink w:anchor="_Toc216343299" w:history="1">
             <w:r>
               <w:rPr>
                 <w:rStyle w:val="Hipervnculo"/>
@@ -2845,7 +2854,7 @@
                 <w:noProof/>
                 <w:webHidden/>
               </w:rPr>
-              <w:instrText xml:space="preserve"> PAGEREF _Toc216338792 \h </w:instrText>
+              <w:instrText xml:space="preserve"> PAGEREF _Toc216343299 \h </w:instrText>
             </w:r>
             <w:r>
               <w:rPr>
@@ -2887,7 +2896,7 @@
               <w:lang w:eastAsia="es-MX"/>
             </w:rPr>
           </w:pPr>
-          <w:hyperlink w:anchor="_Toc216338793" w:history="1">
+          <w:hyperlink w:anchor="_Toc216343300" w:history="1">
             <w:r>
               <w:rPr>
                 <w:rStyle w:val="Hipervnculo"/>
@@ -2914,7 +2923,7 @@
                 <w:noProof/>
                 <w:webHidden/>
               </w:rPr>
-              <w:instrText xml:space="preserve"> PAGEREF _Toc216338793 \h </w:instrText>
+              <w:instrText xml:space="preserve"> PAGEREF _Toc216343300 \h </w:instrText>
             </w:r>
             <w:r>
               <w:rPr>
@@ -2956,7 +2965,7 @@
               <w:lang w:eastAsia="es-MX"/>
             </w:rPr>
           </w:pPr>
-          <w:hyperlink w:anchor="_Toc216338794" w:history="1">
+          <w:hyperlink w:anchor="_Toc216343301" w:history="1">
             <w:r>
               <w:rPr>
                 <w:rStyle w:val="Hipervnculo"/>
@@ -2983,7 +2992,7 @@
                 <w:noProof/>
                 <w:webHidden/>
               </w:rPr>
-              <w:instrText xml:space="preserve"> PAGEREF _Toc216338794 \h </w:instrText>
+              <w:instrText xml:space="preserve"> PAGEREF _Toc216343301 \h </w:instrText>
             </w:r>
             <w:r>
               <w:rPr>
@@ -3025,7 +3034,7 @@
               <w:lang w:eastAsia="es-MX"/>
             </w:rPr>
           </w:pPr>
-          <w:hyperlink w:anchor="_Toc216338795" w:history="1">
+          <w:hyperlink w:anchor="_Toc216343302" w:history="1">
             <w:r>
               <w:rPr>
                 <w:rStyle w:val="Hipervnculo"/>
@@ -3052,7 +3061,7 @@
                 <w:noProof/>
                 <w:webHidden/>
               </w:rPr>
-              <w:instrText xml:space="preserve"> PAGEREF _Toc216338795 \h </w:instrText>
+              <w:instrText xml:space="preserve"> PAGEREF _Toc216343302 \h </w:instrText>
             </w:r>
             <w:r>
               <w:rPr>
@@ -3097,7 +3106,7 @@
               <w:lang w:eastAsia="es-MX"/>
             </w:rPr>
           </w:pPr>
-          <w:hyperlink w:anchor="_Toc216338796" w:history="1">
+          <w:hyperlink w:anchor="_Toc216343303" w:history="1">
             <w:r>
               <w:rPr>
                 <w:rStyle w:val="Hipervnculo"/>
@@ -3124,7 +3133,7 @@
                 <w:noProof/>
                 <w:webHidden/>
               </w:rPr>
-              <w:instrText xml:space="preserve"> PAGEREF _Toc216338796 \h </w:instrText>
+              <w:instrText xml:space="preserve"> PAGEREF _Toc216343303 \h </w:instrText>
             </w:r>
             <w:r>
               <w:rPr>
@@ -3169,7 +3178,7 @@
               <w:lang w:eastAsia="es-MX"/>
             </w:rPr>
           </w:pPr>
-          <w:hyperlink w:anchor="_Toc216338797" w:history="1">
+          <w:hyperlink w:anchor="_Toc216343304" w:history="1">
             <w:r>
               <w:rPr>
                 <w:rStyle w:val="Hipervnculo"/>
@@ -3196,7 +3205,7 @@
                 <w:noProof/>
                 <w:webHidden/>
               </w:rPr>
-              <w:instrText xml:space="preserve"> PAGEREF _Toc216338797 \h </w:instrText>
+              <w:instrText xml:space="preserve"> PAGEREF _Toc216343304 \h </w:instrText>
             </w:r>
             <w:r>
               <w:rPr>
@@ -3241,7 +3250,7 @@
               <w:lang w:eastAsia="es-MX"/>
             </w:rPr>
           </w:pPr>
-          <w:hyperlink w:anchor="_Toc216338798" w:history="1">
+          <w:hyperlink w:anchor="_Toc216343305" w:history="1">
             <w:r>
               <w:rPr>
                 <w:rStyle w:val="Hipervnculo"/>
@@ -3268,7 +3277,7 @@
                 <w:noProof/>
                 <w:webHidden/>
               </w:rPr>
-              <w:instrText xml:space="preserve"> PAGEREF _Toc216338798 \h </w:instrText>
+              <w:instrText xml:space="preserve"> PAGEREF _Toc216343305 \h </w:instrText>
             </w:r>
             <w:r>
               <w:rPr>
@@ -3313,7 +3322,7 @@
               <w:lang w:eastAsia="es-MX"/>
             </w:rPr>
           </w:pPr>
-          <w:hyperlink w:anchor="_Toc216338799" w:history="1">
+          <w:hyperlink w:anchor="_Toc216343306" w:history="1">
             <w:r>
               <w:rPr>
                 <w:rStyle w:val="Hipervnculo"/>
@@ -3340,7 +3349,7 @@
                 <w:noProof/>
                 <w:webHidden/>
               </w:rPr>
-              <w:instrText xml:space="preserve"> PAGEREF _Toc216338799 \h </w:instrText>
+              <w:instrText xml:space="preserve"> PAGEREF _Toc216343306 \h </w:instrText>
             </w:r>
             <w:r>
               <w:rPr>
@@ -3385,7 +3394,7 @@
               <w:lang w:eastAsia="es-MX"/>
             </w:rPr>
           </w:pPr>
-          <w:hyperlink w:anchor="_Toc216338800" w:history="1">
+          <w:hyperlink w:anchor="_Toc216343307" w:history="1">
             <w:r>
               <w:rPr>
                 <w:rStyle w:val="Hipervnculo"/>
@@ -3412,7 +3421,7 @@
                 <w:noProof/>
                 <w:webHidden/>
               </w:rPr>
-              <w:instrText xml:space="preserve"> PAGEREF _Toc216338800 \h </w:instrText>
+              <w:instrText xml:space="preserve"> PAGEREF _Toc216343307 \h </w:instrText>
             </w:r>
             <w:r>
               <w:rPr>
@@ -3469,7 +3478,7 @@
       <w:pPr>
         <w:pStyle w:val="Titulosgenerales"/>
       </w:pPr>
-      <w:bookmarkStart w:id="0" w:name="_Toc216338761"/>
+      <w:bookmarkStart w:id="0" w:name="_Toc216343268"/>
       <w:r>
         <w:lastRenderedPageBreak/>
         <w:t>Introducción</w:t>
@@ -3754,7 +3763,7 @@
       <w:pPr>
         <w:pStyle w:val="Ttulo1"/>
       </w:pPr>
-      <w:bookmarkStart w:id="1" w:name="_Toc216338762"/>
+      <w:bookmarkStart w:id="1" w:name="_Toc216343269"/>
       <w:r>
         <w:lastRenderedPageBreak/>
         <w:t>Sistema de monitoreo</w:t>
@@ -3791,7 +3800,7 @@
           <w:rFonts w:eastAsia="Times New Roman"/>
         </w:rPr>
       </w:pPr>
-      <w:bookmarkStart w:id="2" w:name="_Toc216338763"/>
+      <w:bookmarkStart w:id="2" w:name="_Toc216343270"/>
       <w:r>
         <w:t>Concepto</w:t>
       </w:r>
@@ -3820,7 +3829,7 @@
       <w:pPr>
         <w:pStyle w:val="Ttulo2"/>
       </w:pPr>
-      <w:bookmarkStart w:id="3" w:name="_Toc216338764"/>
+      <w:bookmarkStart w:id="3" w:name="_Toc216343271"/>
       <w:r>
         <w:t xml:space="preserve">1.2 </w:t>
       </w:r>
@@ -4072,7 +4081,7 @@
       <w:pPr>
         <w:pStyle w:val="Ttulo2"/>
       </w:pPr>
-      <w:bookmarkStart w:id="4" w:name="_Toc216338765"/>
+      <w:bookmarkStart w:id="4" w:name="_Toc216343272"/>
       <w:r>
         <w:lastRenderedPageBreak/>
         <w:t xml:space="preserve">1.3 </w:t>
@@ -4383,7 +4392,7 @@
       <w:pPr>
         <w:pStyle w:val="Ttulo2"/>
       </w:pPr>
-      <w:bookmarkStart w:id="5" w:name="_Toc216338766"/>
+      <w:bookmarkStart w:id="5" w:name="_Toc216343273"/>
       <w:r>
         <w:t>1.4 Relación con el ciclo de mercadeo</w:t>
       </w:r>
@@ -4749,7 +4758,7 @@
       <w:pPr>
         <w:pStyle w:val="Ttulo2"/>
       </w:pPr>
-      <w:bookmarkStart w:id="6" w:name="_Toc216338767"/>
+      <w:bookmarkStart w:id="6" w:name="_Toc216343274"/>
       <w:r>
         <w:t>1.5 Tipos</w:t>
       </w:r>
@@ -5673,7 +5682,7 @@
       <w:pPr>
         <w:pStyle w:val="Ttulo1"/>
       </w:pPr>
-      <w:bookmarkStart w:id="7" w:name="_Toc216338768"/>
+      <w:bookmarkStart w:id="7" w:name="_Toc216343275"/>
       <w:r>
         <w:lastRenderedPageBreak/>
         <w:t>Componentes del sistema de monitoreo</w:t>
@@ -5738,7 +5747,7 @@
       <w:pPr>
         <w:pStyle w:val="Ttulo2"/>
       </w:pPr>
-      <w:bookmarkStart w:id="8" w:name="_Toc216338769"/>
+      <w:bookmarkStart w:id="8" w:name="_Toc216343276"/>
       <w:r>
         <w:t>2.1 Actividades del plan de mercadeo</w:t>
       </w:r>
@@ -5861,9 +5870,10 @@
         <w:pStyle w:val="Ttulo2"/>
         <w:rPr>
           <w:rStyle w:val="Extranjerismo"/>
-        </w:rPr>
-      </w:pPr>
-      <w:bookmarkStart w:id="9" w:name="_Toc216338770"/>
+          <w:lang w:val="es-CO"/>
+        </w:rPr>
+      </w:pPr>
+      <w:bookmarkStart w:id="9" w:name="_Toc216343277"/>
       <w:r>
         <w:t>2.2 Indicadores de des</w:t>
       </w:r>
@@ -5873,16 +5883,17 @@
       <w:r>
         <w:t>peño</w:t>
       </w:r>
+      <w:r>
+        <w:t xml:space="preserve"> - </w:t>
+      </w:r>
+      <w:r>
+        <w:rPr>
+          <w:rStyle w:val="Extranjerismo"/>
+          <w:lang w:val="es-CO"/>
+        </w:rPr>
+        <w:t>KPIs</w:t>
+      </w:r>
       <w:bookmarkEnd w:id="9"/>
-      <w:r>
-        <w:t xml:space="preserve"> - </w:t>
-      </w:r>
-      <w:r>
-        <w:rPr>
-          <w:rStyle w:val="Extranjerismo"/>
-        </w:rPr>
-        <w:t>KPIs</w:t>
-      </w:r>
     </w:p>
     <w:p>
       <w:pPr>
@@ -6100,7 +6111,7 @@
         <w:tab/>
         <w:t xml:space="preserve"> </w:t>
       </w:r>
-      <w:bookmarkStart w:id="10" w:name="_Toc216338771"/>
+      <w:bookmarkStart w:id="10" w:name="_Toc216343278"/>
       <w:r>
         <w:t>2.3 Herramientas de seguimiento</w:t>
       </w:r>
@@ -7099,7 +7110,7 @@
       <w:pPr>
         <w:pStyle w:val="Ttulo2"/>
       </w:pPr>
-      <w:bookmarkStart w:id="11" w:name="_Toc216338772"/>
+      <w:bookmarkStart w:id="11" w:name="_Toc216343279"/>
       <w:r>
         <w:t>2.4 Frecuencia y responsables</w:t>
       </w:r>
@@ -7492,7 +7503,7 @@
       <w:pPr>
         <w:pStyle w:val="Ttulo1"/>
       </w:pPr>
-      <w:bookmarkStart w:id="12" w:name="_Toc216338773"/>
+      <w:bookmarkStart w:id="12" w:name="_Toc216343280"/>
       <w:r>
         <w:lastRenderedPageBreak/>
         <w:t>Relación de actividades del plan y sistema de monitoreo</w:t>
@@ -7529,7 +7540,7 @@
       <w:pPr>
         <w:pStyle w:val="Ttulo2"/>
       </w:pPr>
-      <w:bookmarkStart w:id="13" w:name="_Toc216338774"/>
+      <w:bookmarkStart w:id="13" w:name="_Toc216343281"/>
       <w:r>
         <w:t xml:space="preserve">3.1 Mapeo de actividades vs. </w:t>
       </w:r>
@@ -7949,7 +7960,7 @@
       <w:pPr>
         <w:pStyle w:val="Ttulo2"/>
       </w:pPr>
-      <w:bookmarkStart w:id="14" w:name="_Toc216338775"/>
+      <w:bookmarkStart w:id="14" w:name="_Toc216343282"/>
       <w:r>
         <w:lastRenderedPageBreak/>
         <w:t xml:space="preserve">3.2 </w:t>
@@ -10015,7 +10026,7 @@
       <w:pPr>
         <w:pStyle w:val="Ttulo2"/>
       </w:pPr>
-      <w:bookmarkStart w:id="15" w:name="_Toc216338776"/>
+      <w:bookmarkStart w:id="15" w:name="_Toc216343283"/>
       <w:r>
         <w:t>3.3 Ajustes</w:t>
       </w:r>
@@ -10425,7 +10436,7 @@
       <w:pPr>
         <w:pStyle w:val="Ttulo1"/>
       </w:pPr>
-      <w:bookmarkStart w:id="16" w:name="_Toc216338777"/>
+      <w:bookmarkStart w:id="16" w:name="_Toc216343284"/>
       <w:r>
         <w:lastRenderedPageBreak/>
         <w:t>Procedimiento</w:t>
@@ -10465,7 +10476,7 @@
       <w:pPr>
         <w:pStyle w:val="Ttulo2"/>
       </w:pPr>
-      <w:bookmarkStart w:id="17" w:name="_Toc216338778"/>
+      <w:bookmarkStart w:id="17" w:name="_Toc216343285"/>
       <w:r>
         <w:t>4.1 Concepto</w:t>
       </w:r>
@@ -10488,7 +10499,7 @@
       <w:pPr>
         <w:pStyle w:val="Ttulo2"/>
       </w:pPr>
-      <w:bookmarkStart w:id="18" w:name="_Toc216338779"/>
+      <w:bookmarkStart w:id="18" w:name="_Toc216343286"/>
       <w:r>
         <w:t>4.2 Finalidad</w:t>
       </w:r>
@@ -10680,7 +10691,7 @@
       <w:pPr>
         <w:pStyle w:val="Ttulo2"/>
       </w:pPr>
-      <w:bookmarkStart w:id="19" w:name="_Toc216338780"/>
+      <w:bookmarkStart w:id="19" w:name="_Toc216343287"/>
       <w:r>
         <w:t>4.3 Etapas</w:t>
       </w:r>
@@ -10998,7 +11009,7 @@
       <w:pPr>
         <w:pStyle w:val="Ttulo2"/>
       </w:pPr>
-      <w:bookmarkStart w:id="20" w:name="_Toc216338781"/>
+      <w:bookmarkStart w:id="20" w:name="_Toc216343288"/>
       <w:r>
         <w:t>4.4 Documentación</w:t>
       </w:r>
@@ -11068,7 +11079,7 @@
       <w:pPr>
         <w:pStyle w:val="Ttulo2"/>
       </w:pPr>
-      <w:bookmarkStart w:id="21" w:name="_Toc216338782"/>
+      <w:bookmarkStart w:id="21" w:name="_Toc216343289"/>
       <w:r>
         <w:t>4.5 Trazabilidad</w:t>
       </w:r>
@@ -11385,7 +11396,7 @@
       <w:pPr>
         <w:pStyle w:val="Ttulo1"/>
       </w:pPr>
-      <w:bookmarkStart w:id="22" w:name="_Toc216338783"/>
+      <w:bookmarkStart w:id="22" w:name="_Toc216343290"/>
       <w:r>
         <w:lastRenderedPageBreak/>
         <w:t>Herramientas de seguimiento</w:t>
@@ -11422,7 +11433,7 @@
       <w:pPr>
         <w:pStyle w:val="Ttulo2"/>
       </w:pPr>
-      <w:bookmarkStart w:id="23" w:name="_Toc216338784"/>
+      <w:bookmarkStart w:id="23" w:name="_Toc216343291"/>
       <w:r>
         <w:t>5.1 Tipos</w:t>
       </w:r>
@@ -11567,7 +11578,7 @@
       <w:pPr>
         <w:pStyle w:val="Ttulo2"/>
       </w:pPr>
-      <w:bookmarkStart w:id="24" w:name="_Toc216338785"/>
+      <w:bookmarkStart w:id="24" w:name="_Toc216343292"/>
       <w:r>
         <w:t>5.2 Tecnologías</w:t>
       </w:r>
@@ -11885,7 +11896,7 @@
       <w:pPr>
         <w:pStyle w:val="Ttulo2"/>
       </w:pPr>
-      <w:bookmarkStart w:id="25" w:name="_Toc216338786"/>
+      <w:bookmarkStart w:id="25" w:name="_Toc216343293"/>
       <w:r>
         <w:t>5.3 Manuales</w:t>
       </w:r>
@@ -12415,7 +12426,7 @@
       <w:pPr>
         <w:pStyle w:val="Ttulo1"/>
       </w:pPr>
-      <w:bookmarkStart w:id="26" w:name="_Toc216338787"/>
+      <w:bookmarkStart w:id="26" w:name="_Toc216343294"/>
       <w:r>
         <w:lastRenderedPageBreak/>
         <w:t>Indicadores de seguimiento</w:t>
@@ -12452,7 +12463,7 @@
       <w:pPr>
         <w:pStyle w:val="Ttulo2"/>
       </w:pPr>
-      <w:bookmarkStart w:id="27" w:name="_Toc216338788"/>
+      <w:bookmarkStart w:id="27" w:name="_Toc216343295"/>
       <w:r>
         <w:t>6.1 Concepto</w:t>
       </w:r>
@@ -12684,7 +12695,7 @@
       <w:pPr>
         <w:pStyle w:val="Ttulo2"/>
       </w:pPr>
-      <w:bookmarkStart w:id="28" w:name="_Toc216338789"/>
+      <w:bookmarkStart w:id="28" w:name="_Toc216343296"/>
       <w:r>
         <w:t>6.2 Características</w:t>
       </w:r>
@@ -12986,7 +12997,7 @@
       <w:pPr>
         <w:pStyle w:val="Ttulo2"/>
       </w:pPr>
-      <w:bookmarkStart w:id="29" w:name="_Toc216338790"/>
+      <w:bookmarkStart w:id="29" w:name="_Toc216343297"/>
       <w:r>
         <w:t>6.3 Tipos</w:t>
       </w:r>
@@ -13210,7 +13221,7 @@
       <w:pPr>
         <w:pStyle w:val="Ttulo2"/>
       </w:pPr>
-      <w:bookmarkStart w:id="30" w:name="_Toc216338791"/>
+      <w:bookmarkStart w:id="30" w:name="_Toc216343298"/>
       <w:r>
         <w:t>6.4 Proceso de diseño y aplicación</w:t>
       </w:r>
@@ -13489,7 +13500,7 @@
       <w:pPr>
         <w:pStyle w:val="Ttulo1"/>
       </w:pPr>
-      <w:bookmarkStart w:id="31" w:name="_Toc216338792"/>
+      <w:bookmarkStart w:id="31" w:name="_Toc216343299"/>
       <w:r>
         <w:lastRenderedPageBreak/>
         <w:t>Conciliación del sistema de monitoreo</w:t>
@@ -13513,7 +13524,7 @@
       <w:pPr>
         <w:pStyle w:val="Ttulo2"/>
       </w:pPr>
-      <w:bookmarkStart w:id="32" w:name="_Toc216338793"/>
+      <w:bookmarkStart w:id="32" w:name="_Toc216343300"/>
       <w:r>
         <w:t>7.1 Criterios de selección</w:t>
       </w:r>
@@ -13681,7 +13692,7 @@
       <w:pPr>
         <w:pStyle w:val="Ttulo2"/>
       </w:pPr>
-      <w:bookmarkStart w:id="33" w:name="_Toc216338794"/>
+      <w:bookmarkStart w:id="33" w:name="_Toc216343301"/>
       <w:r>
         <w:t xml:space="preserve">7.2 Inconsistencias </w:t>
       </w:r>
@@ -14167,7 +14178,7 @@
       <w:pPr>
         <w:pStyle w:val="Ttulo2"/>
       </w:pPr>
-      <w:bookmarkStart w:id="34" w:name="_Toc216338795"/>
+      <w:bookmarkStart w:id="34" w:name="_Toc216343302"/>
       <w:r>
         <w:t>7.3 Ajustes</w:t>
       </w:r>
@@ -14955,7 +14966,7 @@
         </w:numPr>
         <w:ind w:left="360"/>
       </w:pPr>
-      <w:bookmarkStart w:id="35" w:name="_Toc216338796"/>
+      <w:bookmarkStart w:id="35" w:name="_Toc216343303"/>
       <w:r>
         <w:lastRenderedPageBreak/>
         <w:t>Síntesis</w:t>
@@ -15058,7 +15069,7 @@
       <w:pPr>
         <w:pStyle w:val="Titulosgenerales"/>
       </w:pPr>
-      <w:bookmarkStart w:id="36" w:name="_Toc216338797"/>
+      <w:bookmarkStart w:id="36" w:name="_Toc216343304"/>
       <w:r>
         <w:lastRenderedPageBreak/>
         <w:t>Glosario</w:t>
@@ -15489,7 +15500,7 @@
       <w:pPr>
         <w:pStyle w:val="Titulosgenerales"/>
       </w:pPr>
-      <w:bookmarkStart w:id="37" w:name="_Toc216338798"/>
+      <w:bookmarkStart w:id="37" w:name="_Toc216343305"/>
       <w:r>
         <w:lastRenderedPageBreak/>
         <w:t>Material complementario</w:t>
@@ -16020,7 +16031,7 @@
       <w:pPr>
         <w:pStyle w:val="Titulosgenerales"/>
       </w:pPr>
-      <w:bookmarkStart w:id="38" w:name="_Toc216338799"/>
+      <w:bookmarkStart w:id="38" w:name="_Toc216343306"/>
       <w:r>
         <w:lastRenderedPageBreak/>
         <w:t>Referencias bibliográficas</w:t>
@@ -16270,7 +16281,7 @@
       <w:pPr>
         <w:pStyle w:val="Titulosgenerales"/>
       </w:pPr>
-      <w:bookmarkStart w:id="39" w:name="_Toc216338800"/>
+      <w:bookmarkStart w:id="39" w:name="_Toc216343307"/>
       <w:r>
         <w:lastRenderedPageBreak/>
         <w:t>C</w:t>
@@ -28302,7 +28313,14 @@
 </file>
 
 <file path=customXml/item1.xml><?xml version="1.0" encoding="utf-8"?>
-<b:Sources xmlns:b="http://schemas.openxmlformats.org/officeDocument/2006/bibliography" xmlns="http://schemas.openxmlformats.org/officeDocument/2006/bibliography" SelectedStyle="\APASixthEditionOfficeOnline.xsl" StyleName="APA" Version="6"/>
+<p:properties xmlns:p="http://schemas.microsoft.com/office/2006/metadata/properties" xmlns:xsi="http://www.w3.org/2001/XMLSchema-instance" xmlns:pc="http://schemas.microsoft.com/office/infopath/2007/PartnerControls">
+  <documentManagement>
+    <TaxCatchAll xmlns="adccf511-daff-4bcb-9072-914cedbf4c7e" xsi:nil="true"/>
+    <lcf76f155ced4ddcb4097134ff3c332f xmlns="a70d3c18-0869-45a1-9f75-4b4b8f0f32be">
+      <Terms xmlns="http://schemas.microsoft.com/office/infopath/2007/PartnerControls"/>
+    </lcf76f155ced4ddcb4097134ff3c332f>
+  </documentManagement>
+</p:properties>
 </file>
 
 <file path=customXml/item2.xml><?xml version="1.0" encoding="utf-8"?>
@@ -28507,14 +28525,7 @@
 </file>
 
 <file path=customXml/item3.xml><?xml version="1.0" encoding="utf-8"?>
-<p:properties xmlns:p="http://schemas.microsoft.com/office/2006/metadata/properties" xmlns:xsi="http://www.w3.org/2001/XMLSchema-instance" xmlns:pc="http://schemas.microsoft.com/office/infopath/2007/PartnerControls">
-  <documentManagement>
-    <TaxCatchAll xmlns="adccf511-daff-4bcb-9072-914cedbf4c7e" xsi:nil="true"/>
-    <lcf76f155ced4ddcb4097134ff3c332f xmlns="a70d3c18-0869-45a1-9f75-4b4b8f0f32be">
-      <Terms xmlns="http://schemas.microsoft.com/office/infopath/2007/PartnerControls"/>
-    </lcf76f155ced4ddcb4097134ff3c332f>
-  </documentManagement>
-</p:properties>
+<b:Sources xmlns:b="http://schemas.openxmlformats.org/officeDocument/2006/bibliography" xmlns="http://schemas.openxmlformats.org/officeDocument/2006/bibliography" SelectedStyle="\APASixthEditionOfficeOnline.xsl" StyleName="APA" Version="6"/>
 </file>
 
 <file path=customXml/item4.xml><?xml version="1.0" encoding="utf-8"?>
@@ -28527,24 +28538,24 @@
 </file>
 
 <file path=customXml/itemProps1.xml><?xml version="1.0" encoding="utf-8"?>
-<ds:datastoreItem xmlns:ds="http://schemas.openxmlformats.org/officeDocument/2006/customXml" ds:itemID="{E8AB44A3-7C62-4BD2-82ED-8ABC209970FA}">
-  <ds:schemaRefs>
-    <ds:schemaRef ds:uri="http://schemas.openxmlformats.org/officeDocument/2006/bibliography"/>
-  </ds:schemaRefs>
-</ds:datastoreItem>
-</file>
-
-<file path=customXml/itemProps2.xml><?xml version="1.0" encoding="utf-8"?>
-<ds:datastoreItem xmlns:ds="http://schemas.openxmlformats.org/officeDocument/2006/customXml" ds:itemID="{7938F461-2A9A-48DB-9DE4-7003F039B601}"/>
-</file>
-
-<file path=customXml/itemProps3.xml><?xml version="1.0" encoding="utf-8"?>
 <ds:datastoreItem xmlns:ds="http://schemas.openxmlformats.org/officeDocument/2006/customXml" ds:itemID="{6929C9FE-9F22-4B98-96EF-1B541B3BD0B2}">
   <ds:schemaRefs>
     <ds:schemaRef ds:uri="http://schemas.microsoft.com/office/2006/metadata/properties"/>
     <ds:schemaRef ds:uri="http://schemas.microsoft.com/office/infopath/2007/PartnerControls"/>
     <ds:schemaRef ds:uri="cb45339b-ced9-4d0d-8f64-77573914d53b"/>
     <ds:schemaRef ds:uri="43a3ca16-9c26-4813-b83f-4aec9927b43f"/>
+  </ds:schemaRefs>
+</ds:datastoreItem>
+</file>
+
+<file path=customXml/itemProps2.xml><?xml version="1.0" encoding="utf-8"?>
+<ds:datastoreItem xmlns:ds="http://schemas.openxmlformats.org/officeDocument/2006/customXml" ds:itemID="{A9489C27-A4C5-4F92-A393-842A1BDF9BB5}"/>
+</file>
+
+<file path=customXml/itemProps3.xml><?xml version="1.0" encoding="utf-8"?>
+<ds:datastoreItem xmlns:ds="http://schemas.openxmlformats.org/officeDocument/2006/customXml" ds:itemID="{E8AB44A3-7C62-4BD2-82ED-8ABC209970FA}">
+  <ds:schemaRefs>
+    <ds:schemaRef ds:uri="http://schemas.openxmlformats.org/officeDocument/2006/bibliography"/>
   </ds:schemaRefs>
 </ds:datastoreItem>
 </file>
